--- a/论文.docx
+++ b/论文.docx
@@ -8,12 +8,11 @@
           <w:tab w:val="left" w:pos="1288"/>
         </w:tabs>
         <w:rPr>
-          <w:rFonts w:hint="eastAsia" w:ascii="黑体" w:hAnsi="宋体" w:eastAsia="黑体"/>
+          <w:rFonts w:hint="default" w:ascii="黑体" w:hAnsi="宋体" w:eastAsia="黑体"/>
           <w:sz w:val="30"/>
-        </w:rPr>
-      </w:pPr>
-      <w:bookmarkStart w:id="1" w:name="_GoBack"/>
-      <w:bookmarkEnd w:id="1"/>
+          <w:lang w:val="en-US" w:eastAsia="zh-CN"/>
+        </w:rPr>
+      </w:pPr>
     </w:p>
     <w:p>
       <w:pPr>
@@ -124,14 +123,6 @@
         <w:gridCol w:w="6388"/>
       </w:tblGrid>
       <w:tr>
-        <w:tblPrEx>
-          <w:tblCellMar>
-            <w:top w:w="0" w:type="dxa"/>
-            <w:left w:w="108" w:type="dxa"/>
-            <w:bottom w:w="0" w:type="dxa"/>
-            <w:right w:w="108" w:type="dxa"/>
-          </w:tblCellMar>
-        </w:tblPrEx>
         <w:trPr>
           <w:jc w:val="center"/>
         </w:trPr>
@@ -4040,6 +4031,12 @@
             <w:insideH w:val="single" w:color="auto" w:sz="4" w:space="0"/>
             <w:insideV w:val="single" w:color="auto" w:sz="4" w:space="0"/>
           </w:tblBorders>
+          <w:tblCellMar>
+            <w:top w:w="0" w:type="dxa"/>
+            <w:left w:w="108" w:type="dxa"/>
+            <w:bottom w:w="0" w:type="dxa"/>
+            <w:right w:w="108" w:type="dxa"/>
+          </w:tblCellMar>
         </w:tblPrEx>
         <w:trPr>
           <w:trHeight w:val="567" w:hRule="atLeast"/>
@@ -4870,7 +4867,7 @@
                 <w:lang w:val="en-US" w:eastAsia="zh-CN"/>
               </w:rPr>
               <w:pict>
-                <v:shape id="_x0000_i1053" o:spt="75" alt="cbef67373bb0f7cf64a360b20cf76bc5" type="#_x0000_t75" style="height:26.65pt;width:59.05pt;" filled="f" o:preferrelative="t" stroked="f" coordsize="21600,21600">
+                <v:shape id="_x0000_i1026" o:spt="75" alt="cbef67373bb0f7cf64a360b20cf76bc5" type="#_x0000_t75" style="height:26.65pt;width:59.05pt;" filled="f" o:preferrelative="t" stroked="f" coordsize="21600,21600">
                   <v:path/>
                   <v:fill on="f" focussize="0,0"/>
                   <v:stroke on="f"/>
@@ -5733,46 +5730,6 @@
           <w:rFonts w:hint="eastAsia"/>
         </w:rPr>
         <w:t>：                                               年     月     日</w:t>
-      </w:r>
-    </w:p>
-    <w:p>
-      <w:pPr>
-        <w:spacing w:line="360" w:lineRule="auto"/>
-        <w:rPr>
-          <w:rFonts w:hint="eastAsia"/>
-        </w:rPr>
-      </w:pPr>
-      <w:r>
-        <w:rPr>
-          <w:rFonts w:hint="eastAsia"/>
-        </w:rPr>
-        <w:t>此表一式二份，督导教师留存一份；学员一份作论文修改的依据，并附在所交论文指导</w:t>
-      </w:r>
-      <w:r>
-        <w:rPr>
-          <w:rFonts w:hint="eastAsia"/>
-          <w:lang w:val="en-US" w:eastAsia="zh-CN"/>
-        </w:rPr>
-        <w:t>教</w:t>
-      </w:r>
-      <w:r>
-        <w:rPr>
-          <w:rFonts w:hint="eastAsia"/>
-        </w:rPr>
-        <w:t>师评语</w:t>
-      </w:r>
-      <w:r>
-        <w:rPr>
-          <w:rFonts w:hint="eastAsia"/>
-          <w:lang w:val="en-US" w:eastAsia="zh-CN"/>
-        </w:rPr>
-        <w:t>表</w:t>
-      </w:r>
-      <w:r>
-        <w:rPr>
-          <w:rFonts w:hint="eastAsia"/>
-        </w:rPr>
-        <w:t>的后面。</w:t>
       </w:r>
     </w:p>
     <w:p>
@@ -6553,77 +6510,29 @@
       <w:pPr>
         <w:spacing w:before="240" w:beforeLines="100" w:line="480" w:lineRule="auto"/>
         <w:rPr>
-          <w:rFonts w:hint="eastAsia"/>
-        </w:rPr>
-      </w:pPr>
-      <w:r>
-        <w:rPr>
-          <w:rFonts w:hint="eastAsia"/>
-        </w:rPr>
-        <w:t>督导教师</w:t>
-      </w:r>
-      <w:r>
-        <w:rPr>
-          <w:rFonts w:hint="eastAsia"/>
-          <w:lang w:val="en-US" w:eastAsia="zh-CN"/>
-        </w:rPr>
-        <w:t>签名</w:t>
-      </w:r>
-      <w:r>
-        <w:rPr>
-          <w:rFonts w:hint="eastAsia"/>
-        </w:rPr>
-        <w:t>：                                               年     月     日</w:t>
-      </w:r>
-    </w:p>
-    <w:p>
-      <w:pPr>
-        <w:spacing w:line="360" w:lineRule="auto"/>
-        <w:rPr>
-          <w:rFonts w:hint="eastAsia"/>
-        </w:rPr>
-      </w:pPr>
-      <w:r>
-        <w:rPr>
-          <w:rFonts w:hint="eastAsia"/>
-        </w:rPr>
-        <w:t>此表一式二份，督导教师留存一份；学员一份作论文修改的依据，并附在所交</w:t>
-      </w:r>
-      <w:r>
-        <w:rPr>
-          <w:rFonts w:hint="eastAsia" w:ascii="Times New Roman" w:hAnsi="Times New Roman" w:eastAsia="宋体" w:cs="Times New Roman"/>
-        </w:rPr>
-        <w:t>督导教师论文</w:t>
-      </w:r>
-      <w:r>
-        <w:rPr>
-          <w:rFonts w:hint="eastAsia" w:ascii="Times New Roman" w:hAnsi="Times New Roman" w:eastAsia="宋体" w:cs="Times New Roman"/>
-          <w:lang w:val="en-US" w:eastAsia="zh-CN"/>
-        </w:rPr>
-        <w:t>中期检查</w:t>
-      </w:r>
-      <w:r>
-        <w:rPr>
-          <w:rFonts w:hint="eastAsia" w:ascii="Times New Roman" w:hAnsi="Times New Roman" w:eastAsia="宋体" w:cs="Times New Roman"/>
-        </w:rPr>
-        <w:t>表</w:t>
-      </w:r>
-      <w:r>
-        <w:rPr>
-          <w:rFonts w:hint="eastAsia"/>
-        </w:rPr>
-        <w:t>的后面。</w:t>
-      </w:r>
-    </w:p>
-    <w:p>
-      <w:pPr>
-        <w:spacing w:line="300" w:lineRule="auto"/>
-        <w:jc w:val="center"/>
-        <w:rPr>
           <w:rFonts w:eastAsia="黑体"/>
           <w:sz w:val="32"/>
         </w:rPr>
       </w:pPr>
+      <w:r>
+        <w:rPr>
+          <w:rFonts w:hint="eastAsia"/>
+        </w:rPr>
+        <w:t>督导教师</w:t>
+      </w:r>
+      <w:r>
+        <w:rPr>
+          <w:rFonts w:hint="eastAsia"/>
+          <w:lang w:val="en-US" w:eastAsia="zh-CN"/>
+        </w:rPr>
+        <w:t>签名</w:t>
+      </w:r>
+      <w:r>
+        <w:rPr>
+          <w:rFonts w:hint="eastAsia"/>
+        </w:rPr>
+        <w:t>：                                               年     月     日</w:t>
+      </w:r>
     </w:p>
     <w:p>
       <w:pPr>
@@ -13108,7 +13017,7 @@
           <w:lang w:val="en-US" w:eastAsia="zh-CN"/>
         </w:rPr>
         <w:pict>
-          <v:shape id="_x0000_i1054" o:spt="75" alt="2_功能图" type="#_x0000_t75" style="height:296.1pt;width:423pt;" filled="f" o:preferrelative="t" stroked="f" coordsize="21600,21600">
+          <v:shape id="_x0000_i1027" o:spt="75" alt="2_功能图" type="#_x0000_t75" style="height:296.1pt;width:423pt;" filled="f" o:preferrelative="t" stroked="f" coordsize="21600,21600">
             <v:path/>
             <v:fill on="f" focussize="0,0"/>
             <v:stroke on="f"/>
@@ -13461,17 +13370,3072 @@
         </w:rPr>
         <w:t>采用分层架构设计可以有效降低系统各模块之间的耦合度，使系统结构更加清晰，便于后续维护和功能扩展。同时，该架构也有助于将算法逻辑与具体应用场景进行分离，提高系统的灵活性。</w:t>
       </w:r>
-      <w:r>
+    </w:p>
+    <w:p>
+      <w:pPr>
+        <w:keepNext w:val="0"/>
+        <w:keepLines w:val="0"/>
+        <w:widowControl/>
+        <w:suppressLineNumbers w:val="0"/>
+        <w:jc w:val="left"/>
+        <w:outlineLvl w:val="1"/>
+        <w:rPr>
+          <w:rFonts w:hint="default" w:ascii="黑体" w:hAnsi="宋体" w:eastAsia="黑体" w:cs="Times New Roman"/>
+          <w:sz w:val="28"/>
+          <w:lang w:val="en-US" w:eastAsia="zh-CN"/>
+        </w:rPr>
+      </w:pPr>
+      <w:r>
+        <w:rPr>
+          <w:rFonts w:hint="default" w:ascii="黑体" w:hAnsi="宋体" w:eastAsia="黑体" w:cs="Times New Roman"/>
+          <w:sz w:val="28"/>
+          <w:lang w:val="en-US" w:eastAsia="zh-CN"/>
+        </w:rPr>
+        <w:t>4.2 数据采集与预处理</w:t>
+      </w:r>
+    </w:p>
+    <w:p>
+      <w:pPr>
+        <w:pStyle w:val="14"/>
+        <w:keepNext w:val="0"/>
+        <w:keepLines w:val="0"/>
+        <w:pageBreakBefore w:val="0"/>
+        <w:widowControl/>
+        <w:suppressLineNumbers w:val="0"/>
+        <w:kinsoku/>
+        <w:wordWrap/>
+        <w:overflowPunct/>
+        <w:topLinePunct w:val="0"/>
+        <w:autoSpaceDE/>
+        <w:autoSpaceDN/>
+        <w:bidi w:val="0"/>
+        <w:adjustRightInd/>
+        <w:snapToGrid/>
+        <w:spacing w:line="300" w:lineRule="auto"/>
+        <w:ind w:firstLine="420" w:firstLineChars="0"/>
+        <w:textAlignment w:val="auto"/>
+        <w:rPr>
+          <w:rFonts w:ascii="Times New Roman" w:hAnsi="Times New Roman" w:eastAsia="宋体" w:cs="Times New Roman"/>
+        </w:rPr>
+      </w:pPr>
+      <w:r>
+        <w:rPr>
+          <w:rFonts w:ascii="Times New Roman" w:hAnsi="Times New Roman" w:eastAsia="宋体" w:cs="Times New Roman"/>
+        </w:rPr>
+        <w:t>数据采集是信息推送算法系统运行的基础环节，其数据质量直接影响推荐效果。在社交媒体平台中，用户行为具有随机性和多样性，因此需要对原始数据进行合理处理。</w:t>
+      </w:r>
+    </w:p>
+    <w:p>
+      <w:pPr>
+        <w:pStyle w:val="14"/>
+        <w:keepNext w:val="0"/>
+        <w:keepLines w:val="0"/>
+        <w:pageBreakBefore w:val="0"/>
+        <w:widowControl/>
+        <w:suppressLineNumbers w:val="0"/>
+        <w:kinsoku/>
+        <w:wordWrap/>
+        <w:overflowPunct/>
+        <w:topLinePunct w:val="0"/>
+        <w:autoSpaceDE/>
+        <w:autoSpaceDN/>
+        <w:bidi w:val="0"/>
+        <w:adjustRightInd/>
+        <w:snapToGrid/>
+        <w:spacing w:line="300" w:lineRule="auto"/>
+        <w:ind w:firstLine="420" w:firstLineChars="0"/>
+        <w:textAlignment w:val="auto"/>
+        <w:rPr>
+          <w:rFonts w:ascii="Times New Roman" w:hAnsi="Times New Roman" w:eastAsia="宋体" w:cs="Times New Roman"/>
+        </w:rPr>
+      </w:pPr>
+      <w:r>
+        <w:rPr>
+          <w:rFonts w:ascii="Times New Roman" w:hAnsi="Times New Roman" w:eastAsia="宋体" w:cs="Times New Roman"/>
+        </w:rPr>
+        <w:t>本文系统通过日志方式对用户行为数据进行采集，主要包括用户标识、信息内容标识、行为类型以及行为发生时间等字段。采集到的原始数据中可能存在重复记录、异常记录或缺失字段等问题，因此在进入算法计算之前，需要对数据进行预处理。</w:t>
+      </w:r>
+    </w:p>
+    <w:p>
+      <w:pPr>
+        <w:pStyle w:val="14"/>
+        <w:keepNext w:val="0"/>
+        <w:keepLines w:val="0"/>
+        <w:pageBreakBefore w:val="0"/>
+        <w:widowControl/>
+        <w:suppressLineNumbers w:val="0"/>
+        <w:kinsoku/>
+        <w:wordWrap/>
+        <w:overflowPunct/>
+        <w:topLinePunct w:val="0"/>
+        <w:autoSpaceDE/>
+        <w:autoSpaceDN/>
+        <w:bidi w:val="0"/>
+        <w:adjustRightInd/>
+        <w:snapToGrid/>
+        <w:spacing w:line="300" w:lineRule="auto"/>
+        <w:ind w:firstLine="420" w:firstLineChars="0"/>
+        <w:textAlignment w:val="auto"/>
+        <w:rPr>
+          <w:rFonts w:ascii="Times New Roman" w:hAnsi="Times New Roman" w:eastAsia="宋体" w:cs="Times New Roman"/>
+        </w:rPr>
+      </w:pPr>
+      <w:r>
+        <w:rPr>
+          <w:rFonts w:ascii="Times New Roman" w:hAnsi="Times New Roman" w:eastAsia="宋体" w:cs="Times New Roman"/>
+        </w:rPr>
+        <w:t>数据预处理主要包括数据清洗、去重和格式化处理。通过删除无效数据和重复数据，保证输入数据的准确性；通过统一数据格式，便于后续算法模块进行处理。此外，在预处理阶段还对部分异常行为数据进行过滤，以避免其对用户兴趣建模造成干扰。</w:t>
+      </w:r>
+    </w:p>
+    <w:p>
+      <w:pPr>
+        <w:pStyle w:val="14"/>
+        <w:keepNext w:val="0"/>
+        <w:keepLines w:val="0"/>
+        <w:pageBreakBefore w:val="0"/>
+        <w:widowControl/>
+        <w:suppressLineNumbers w:val="0"/>
+        <w:kinsoku/>
+        <w:wordWrap/>
+        <w:overflowPunct/>
+        <w:topLinePunct w:val="0"/>
+        <w:autoSpaceDE/>
+        <w:autoSpaceDN/>
+        <w:bidi w:val="0"/>
+        <w:adjustRightInd/>
+        <w:snapToGrid/>
+        <w:spacing w:line="300" w:lineRule="auto"/>
+        <w:ind w:firstLine="420" w:firstLineChars="0"/>
+        <w:textAlignment w:val="auto"/>
+        <w:rPr>
+          <w:rFonts w:ascii="Times New Roman" w:hAnsi="Times New Roman" w:eastAsia="宋体" w:cs="Times New Roman"/>
+        </w:rPr>
+      </w:pPr>
+      <w:r>
+        <w:rPr>
+          <w:rFonts w:ascii="Times New Roman" w:hAnsi="Times New Roman" w:eastAsia="宋体" w:cs="Times New Roman"/>
+        </w:rPr>
+        <w:t>经过预处理后的数据能够较为真实地反映用户行为特征，为后续推送算法的实现提供可靠的数据基础。</w:t>
+      </w:r>
+    </w:p>
+    <w:p>
+      <w:r>
+        <w:rPr>
+          <w:rFonts w:hint="default"/>
+          <w:lang w:val="en-US" w:eastAsia="zh-CN"/>
+        </w:rPr>
+        <w:t>class DataPreprocessor:</w:t>
+      </w:r>
+    </w:p>
+    <w:p>
+      <w:pPr>
+        <w:rPr>
+          <w:rFonts w:hint="default"/>
+        </w:rPr>
+      </w:pPr>
+      <w:r>
+        <w:rPr>
+          <w:rFonts w:hint="default"/>
+          <w:lang w:val="en-US" w:eastAsia="zh-CN"/>
+        </w:rPr>
+        <w:t>"""数据预处理类"""</w:t>
+      </w:r>
+    </w:p>
+    <w:p>
+      <w:pPr>
+        <w:rPr>
+          <w:rFonts w:hint="default"/>
+        </w:rPr>
+      </w:pPr>
+    </w:p>
+    <w:p>
+      <w:pPr>
+        <w:rPr>
+          <w:rFonts w:hint="default"/>
+        </w:rPr>
+      </w:pPr>
+      <w:r>
+        <w:rPr>
+          <w:rFonts w:hint="default"/>
+          <w:lang w:val="en-US" w:eastAsia="zh-CN"/>
+        </w:rPr>
+        <w:t>def __init__(self):</w:t>
+      </w:r>
+    </w:p>
+    <w:p>
+      <w:pPr>
+        <w:rPr>
+          <w:rFonts w:hint="default"/>
+        </w:rPr>
+      </w:pPr>
+      <w:r>
+        <w:rPr>
+          <w:rFonts w:hint="default"/>
+          <w:lang w:val="en-US" w:eastAsia="zh-CN"/>
+        </w:rPr>
+        <w:t>self.raw_data = []</w:t>
+      </w:r>
+    </w:p>
+    <w:p/>
+    <w:p>
+      <w:pPr>
+        <w:rPr>
+          <w:rFonts w:hint="default"/>
+        </w:rPr>
+      </w:pPr>
+      <w:r>
+        <w:rPr>
+          <w:rFonts w:hint="default"/>
+          <w:lang w:val="en-US" w:eastAsia="zh-CN"/>
+        </w:rPr>
+        <w:t>def load_raw_data(self, data: List[Dict]):</w:t>
+      </w:r>
+    </w:p>
+    <w:p>
+      <w:pPr>
+        <w:rPr>
+          <w:rFonts w:hint="default"/>
+        </w:rPr>
+      </w:pPr>
+      <w:r>
+        <w:rPr>
+          <w:rFonts w:hint="default"/>
+          <w:lang w:val="en-US" w:eastAsia="zh-CN"/>
+        </w:rPr>
+        <w:t>"""加载原始数据"""</w:t>
+      </w:r>
+    </w:p>
+    <w:p>
+      <w:pPr>
+        <w:rPr>
+          <w:rFonts w:hint="default"/>
+        </w:rPr>
+      </w:pPr>
+      <w:r>
+        <w:rPr>
+          <w:rFonts w:hint="default"/>
+          <w:lang w:val="en-US" w:eastAsia="zh-CN"/>
+        </w:rPr>
+        <w:t>self.raw_data = data</w:t>
+      </w:r>
+    </w:p>
+    <w:p/>
+    <w:p>
+      <w:pPr>
+        <w:rPr>
+          <w:rFonts w:hint="default"/>
+        </w:rPr>
+      </w:pPr>
+      <w:r>
+        <w:rPr>
+          <w:rFonts w:hint="default"/>
+          <w:lang w:val="en-US" w:eastAsia="zh-CN"/>
+        </w:rPr>
+        <w:t>def clean_data(self) -&gt; List[Dict]:</w:t>
+      </w:r>
+    </w:p>
+    <w:p>
+      <w:pPr>
+        <w:rPr>
+          <w:rFonts w:hint="default"/>
+        </w:rPr>
+      </w:pPr>
+      <w:r>
+        <w:rPr>
+          <w:rFonts w:hint="default"/>
+          <w:lang w:val="en-US" w:eastAsia="zh-CN"/>
+        </w:rPr>
+        <w:t>"""</w:t>
+      </w:r>
+    </w:p>
+    <w:p>
+      <w:pPr>
+        <w:rPr>
+          <w:rFonts w:hint="default"/>
+        </w:rPr>
+      </w:pPr>
+      <w:r>
+        <w:rPr>
+          <w:rFonts w:hint="default"/>
+          <w:lang w:val="en-US" w:eastAsia="zh-CN"/>
+        </w:rPr>
+        <w:t>数据清洗：去除无效记录和重复数据</w:t>
+      </w:r>
+    </w:p>
+    <w:p/>
+    <w:p>
+      <w:pPr>
+        <w:rPr>
+          <w:rFonts w:hint="default"/>
+        </w:rPr>
+      </w:pPr>
+      <w:r>
+        <w:rPr>
+          <w:rFonts w:hint="default"/>
+          <w:lang w:val="en-US" w:eastAsia="zh-CN"/>
+        </w:rPr>
+        <w:t>Returns:</w:t>
+      </w:r>
+    </w:p>
+    <w:p>
+      <w:pPr>
+        <w:rPr>
+          <w:rFonts w:hint="default"/>
+        </w:rPr>
+      </w:pPr>
+      <w:r>
+        <w:rPr>
+          <w:rFonts w:hint="default"/>
+          <w:lang w:val="en-US" w:eastAsia="zh-CN"/>
+        </w:rPr>
+        <w:t>清洗后的数据列表</w:t>
+      </w:r>
+    </w:p>
+    <w:p>
+      <w:pPr>
+        <w:rPr>
+          <w:rFonts w:hint="default"/>
+        </w:rPr>
+      </w:pPr>
+      <w:r>
+        <w:rPr>
+          <w:rFonts w:hint="default"/>
+          <w:lang w:val="en-US" w:eastAsia="zh-CN"/>
+        </w:rPr>
+        <w:t>"""</w:t>
+      </w:r>
+    </w:p>
+    <w:p>
+      <w:pPr>
+        <w:rPr>
+          <w:rFonts w:hint="default"/>
+        </w:rPr>
+      </w:pPr>
+      <w:r>
+        <w:rPr>
+          <w:rFonts w:hint="default"/>
+          <w:lang w:val="en-US" w:eastAsia="zh-CN"/>
+        </w:rPr>
+        <w:t>seen = set()</w:t>
+      </w:r>
+    </w:p>
+    <w:p>
+      <w:pPr>
+        <w:rPr>
+          <w:rFonts w:hint="default"/>
+        </w:rPr>
+      </w:pPr>
+      <w:r>
+        <w:rPr>
+          <w:rFonts w:hint="default"/>
+          <w:lang w:val="en-US" w:eastAsia="zh-CN"/>
+        </w:rPr>
+        <w:t>cleaned = []</w:t>
+      </w:r>
+    </w:p>
+    <w:p/>
+    <w:p>
+      <w:pPr>
+        <w:rPr>
+          <w:rFonts w:hint="default"/>
+        </w:rPr>
+      </w:pPr>
+      <w:r>
+        <w:rPr>
+          <w:rFonts w:hint="default"/>
+          <w:lang w:val="en-US" w:eastAsia="zh-CN"/>
+        </w:rPr>
+        <w:t>for record in self.raw_data:</w:t>
+      </w:r>
+    </w:p>
+    <w:p>
+      <w:pPr>
+        <w:rPr>
+          <w:rFonts w:hint="default"/>
+        </w:rPr>
+      </w:pPr>
+      <w:r>
+        <w:rPr>
+          <w:rFonts w:hint="default"/>
+          <w:lang w:val="en-US" w:eastAsia="zh-CN"/>
+        </w:rPr>
+        <w:t>if not self._is_valid_record(record):</w:t>
+      </w:r>
+    </w:p>
+    <w:p>
+      <w:pPr>
+        <w:rPr>
+          <w:rFonts w:hint="default"/>
+        </w:rPr>
+      </w:pPr>
+      <w:r>
+        <w:rPr>
+          <w:rFonts w:hint="default"/>
+          <w:lang w:val="en-US" w:eastAsia="zh-CN"/>
+        </w:rPr>
+        <w:t>continue</w:t>
+      </w:r>
+    </w:p>
+    <w:p/>
+    <w:p>
+      <w:pPr>
+        <w:rPr>
+          <w:rFonts w:hint="default"/>
+        </w:rPr>
+      </w:pPr>
+      <w:r>
+        <w:rPr>
+          <w:rFonts w:hint="default"/>
+          <w:lang w:val="en-US" w:eastAsia="zh-CN"/>
+        </w:rPr>
+        <w:t>record_key = (record.get('user_id'), record.get('content_id'),</w:t>
+      </w:r>
+    </w:p>
+    <w:p>
+      <w:pPr>
+        <w:rPr>
+          <w:rFonts w:hint="default"/>
+        </w:rPr>
+      </w:pPr>
+      <w:r>
+        <w:rPr>
+          <w:rFonts w:hint="default"/>
+          <w:lang w:val="en-US" w:eastAsia="zh-CN"/>
+        </w:rPr>
+        <w:t>record.get('timestamp'))</w:t>
+      </w:r>
+    </w:p>
+    <w:p>
+      <w:pPr>
+        <w:rPr>
+          <w:rFonts w:hint="default"/>
+        </w:rPr>
+      </w:pPr>
+      <w:r>
+        <w:rPr>
+          <w:rFonts w:hint="default"/>
+          <w:lang w:val="en-US" w:eastAsia="zh-CN"/>
+        </w:rPr>
+        <w:t>if record_key in seen:</w:t>
+      </w:r>
+    </w:p>
+    <w:p>
+      <w:pPr>
+        <w:rPr>
+          <w:rFonts w:hint="default"/>
+        </w:rPr>
+      </w:pPr>
+      <w:r>
+        <w:rPr>
+          <w:rFonts w:hint="default"/>
+          <w:lang w:val="en-US" w:eastAsia="zh-CN"/>
+        </w:rPr>
+        <w:t>continue</w:t>
+      </w:r>
+    </w:p>
+    <w:p/>
+    <w:p>
+      <w:pPr>
+        <w:rPr>
+          <w:rFonts w:hint="default"/>
+        </w:rPr>
+      </w:pPr>
+      <w:r>
+        <w:rPr>
+          <w:rFonts w:hint="default"/>
+          <w:lang w:val="en-US" w:eastAsia="zh-CN"/>
+        </w:rPr>
+        <w:t>seen.add(record_key)</w:t>
+      </w:r>
+    </w:p>
+    <w:p>
+      <w:pPr>
+        <w:rPr>
+          <w:rFonts w:hint="default"/>
+        </w:rPr>
+      </w:pPr>
+      <w:r>
+        <w:rPr>
+          <w:rFonts w:hint="default"/>
+          <w:lang w:val="en-US" w:eastAsia="zh-CN"/>
+        </w:rPr>
+        <w:t>cleaned.append(record)</w:t>
+      </w:r>
+    </w:p>
+    <w:p/>
+    <w:p>
+      <w:pPr>
+        <w:rPr>
+          <w:rFonts w:hint="default"/>
+        </w:rPr>
+      </w:pPr>
+      <w:r>
+        <w:rPr>
+          <w:rFonts w:hint="default"/>
+          <w:lang w:val="en-US" w:eastAsia="zh-CN"/>
+        </w:rPr>
+        <w:t>return cleaned</w:t>
+      </w:r>
+    </w:p>
+    <w:p/>
+    <w:p>
+      <w:pPr>
+        <w:rPr>
+          <w:rFonts w:hint="default"/>
+        </w:rPr>
+      </w:pPr>
+      <w:r>
+        <w:rPr>
+          <w:rFonts w:hint="default"/>
+          <w:lang w:val="en-US" w:eastAsia="zh-CN"/>
+        </w:rPr>
+        <w:t>def _is_valid_record(self, record: Dict) -&gt; bool:</w:t>
+      </w:r>
+    </w:p>
+    <w:p>
+      <w:pPr>
+        <w:rPr>
+          <w:rFonts w:hint="default"/>
+        </w:rPr>
+      </w:pPr>
+      <w:r>
+        <w:rPr>
+          <w:rFonts w:hint="default"/>
+          <w:lang w:val="en-US" w:eastAsia="zh-CN"/>
+        </w:rPr>
+        <w:t>"""检查记录有效性"""</w:t>
+      </w:r>
+    </w:p>
+    <w:p>
+      <w:pPr>
+        <w:rPr>
+          <w:rFonts w:hint="default"/>
+        </w:rPr>
+      </w:pPr>
+      <w:r>
+        <w:rPr>
+          <w:rFonts w:hint="default"/>
+          <w:lang w:val="en-US" w:eastAsia="zh-CN"/>
+        </w:rPr>
+        <w:t>required_fields = ['user_id', 'content_id', 'behavior_type', 'timestamp']</w:t>
+      </w:r>
+    </w:p>
+    <w:p>
+      <w:pPr>
+        <w:rPr>
+          <w:rFonts w:hint="default"/>
+        </w:rPr>
+      </w:pPr>
+      <w:r>
+        <w:rPr>
+          <w:rFonts w:hint="default"/>
+          <w:lang w:val="en-US" w:eastAsia="zh-CN"/>
+        </w:rPr>
+        <w:t>return all(field in record and record[field] for field in required_fields)</w:t>
+      </w:r>
+    </w:p>
+    <w:p/>
+    <w:p>
+      <w:pPr>
+        <w:rPr>
+          <w:rFonts w:hint="default"/>
+        </w:rPr>
+      </w:pPr>
+      <w:r>
+        <w:rPr>
+          <w:rFonts w:hint="default"/>
+          <w:lang w:val="en-US" w:eastAsia="zh-CN"/>
+        </w:rPr>
+        <w:t>def format_data(self, records: List[Dict]) -&gt; List[Dict]:</w:t>
+      </w:r>
+    </w:p>
+    <w:p>
+      <w:pPr>
+        <w:rPr>
+          <w:rFonts w:hint="default"/>
+        </w:rPr>
+      </w:pPr>
+      <w:r>
+        <w:rPr>
+          <w:rFonts w:hint="default"/>
+          <w:lang w:val="en-US" w:eastAsia="zh-CN"/>
+        </w:rPr>
+        <w:t>"""</w:t>
+      </w:r>
+    </w:p>
+    <w:p>
+      <w:pPr>
+        <w:rPr>
+          <w:rFonts w:hint="default"/>
+        </w:rPr>
+      </w:pPr>
+      <w:r>
+        <w:rPr>
+          <w:rFonts w:hint="default"/>
+          <w:lang w:val="en-US" w:eastAsia="zh-CN"/>
+        </w:rPr>
+        <w:t>数据格式化：统一数据格式</w:t>
+      </w:r>
+    </w:p>
+    <w:p/>
+    <w:p>
+      <w:pPr>
+        <w:rPr>
+          <w:rFonts w:hint="default"/>
+        </w:rPr>
+      </w:pPr>
+      <w:r>
+        <w:rPr>
+          <w:rFonts w:hint="default"/>
+          <w:lang w:val="en-US" w:eastAsia="zh-CN"/>
+        </w:rPr>
+        <w:t>Args:</w:t>
+      </w:r>
+    </w:p>
+    <w:p>
+      <w:pPr>
+        <w:rPr>
+          <w:rFonts w:hint="default"/>
+        </w:rPr>
+      </w:pPr>
+      <w:r>
+        <w:rPr>
+          <w:rFonts w:hint="default"/>
+          <w:lang w:val="en-US" w:eastAsia="zh-CN"/>
+        </w:rPr>
+        <w:t>records: 待格式化的数据</w:t>
+      </w:r>
+    </w:p>
+    <w:p/>
+    <w:p>
+      <w:pPr>
+        <w:rPr>
+          <w:rFonts w:hint="default"/>
+        </w:rPr>
+      </w:pPr>
+      <w:r>
+        <w:rPr>
+          <w:rFonts w:hint="default"/>
+          <w:lang w:val="en-US" w:eastAsia="zh-CN"/>
+        </w:rPr>
+        <w:t>Returns:</w:t>
+      </w:r>
+    </w:p>
+    <w:p>
+      <w:pPr>
+        <w:rPr>
+          <w:rFonts w:hint="default"/>
+        </w:rPr>
+      </w:pPr>
+      <w:r>
+        <w:rPr>
+          <w:rFonts w:hint="default"/>
+          <w:lang w:val="en-US" w:eastAsia="zh-CN"/>
+        </w:rPr>
+        <w:t>格式化后的数据</w:t>
+      </w:r>
+    </w:p>
+    <w:p>
+      <w:pPr>
+        <w:rPr>
+          <w:rFonts w:hint="default"/>
+        </w:rPr>
+      </w:pPr>
+      <w:r>
+        <w:rPr>
+          <w:rFonts w:hint="default"/>
+          <w:lang w:val="en-US" w:eastAsia="zh-CN"/>
+        </w:rPr>
+        <w:t>"""</w:t>
+      </w:r>
+    </w:p>
+    <w:p>
+      <w:pPr>
+        <w:rPr>
+          <w:rFonts w:hint="default"/>
+        </w:rPr>
+      </w:pPr>
+      <w:r>
+        <w:rPr>
+          <w:rFonts w:hint="default"/>
+          <w:lang w:val="en-US" w:eastAsia="zh-CN"/>
+        </w:rPr>
+        <w:t>formatted = []</w:t>
+      </w:r>
+    </w:p>
+    <w:p>
+      <w:pPr>
+        <w:rPr>
+          <w:rFonts w:hint="default"/>
+        </w:rPr>
+      </w:pPr>
+      <w:r>
+        <w:rPr>
+          <w:rFonts w:hint="default"/>
+          <w:lang w:val="en-US" w:eastAsia="zh-CN"/>
+        </w:rPr>
+        <w:t>for record in records:</w:t>
+      </w:r>
+    </w:p>
+    <w:p>
+      <w:pPr>
+        <w:rPr>
+          <w:rFonts w:hint="default"/>
+        </w:rPr>
+      </w:pPr>
+      <w:r>
+        <w:rPr>
+          <w:rFonts w:hint="default"/>
+          <w:lang w:val="en-US" w:eastAsia="zh-CN"/>
+        </w:rPr>
+        <w:t>formatted_record = {</w:t>
+      </w:r>
+    </w:p>
+    <w:p>
+      <w:pPr>
+        <w:rPr>
+          <w:rFonts w:hint="default"/>
+        </w:rPr>
+      </w:pPr>
+      <w:r>
+        <w:rPr>
+          <w:rFonts w:hint="default"/>
+          <w:lang w:val="en-US" w:eastAsia="zh-CN"/>
+        </w:rPr>
+        <w:t>'user_id': str(record.get('user_id', '')),</w:t>
+      </w:r>
+    </w:p>
+    <w:p>
+      <w:pPr>
+        <w:rPr>
+          <w:rFonts w:hint="default"/>
+        </w:rPr>
+      </w:pPr>
+      <w:r>
+        <w:rPr>
+          <w:rFonts w:hint="default"/>
+          <w:lang w:val="en-US" w:eastAsia="zh-CN"/>
+        </w:rPr>
+        <w:t>'content_id': str(record.get('content_id', '')),</w:t>
+      </w:r>
+    </w:p>
+    <w:p>
+      <w:pPr>
+        <w:rPr>
+          <w:rFonts w:hint="default"/>
+        </w:rPr>
+      </w:pPr>
+      <w:r>
+        <w:rPr>
+          <w:rFonts w:hint="default"/>
+          <w:lang w:val="en-US" w:eastAsia="zh-CN"/>
+        </w:rPr>
+        <w:t>'behavior_type': record.get('behavior_type', '浏览'),</w:t>
+      </w:r>
+    </w:p>
+    <w:p>
+      <w:pPr>
+        <w:rPr>
+          <w:rFonts w:hint="default"/>
+        </w:rPr>
+      </w:pPr>
+      <w:r>
+        <w:rPr>
+          <w:rFonts w:hint="default"/>
+          <w:lang w:val="en-US" w:eastAsia="zh-CN"/>
+        </w:rPr>
+        <w:t>'timestamp': self._parse_timestamp(record.get('timestamp')),</w:t>
+      </w:r>
+    </w:p>
+    <w:p>
+      <w:pPr>
+        <w:rPr>
+          <w:rFonts w:hint="default"/>
+        </w:rPr>
+      </w:pPr>
+      <w:r>
+        <w:rPr>
+          <w:rFonts w:hint="default"/>
+          <w:lang w:val="en-US" w:eastAsia="zh-CN"/>
+        </w:rPr>
+        <w:t>'category': record.get('category', '其他')</w:t>
+      </w:r>
+    </w:p>
+    <w:p>
+      <w:pPr>
+        <w:rPr>
+          <w:rFonts w:hint="default"/>
+        </w:rPr>
+      </w:pPr>
+      <w:r>
+        <w:rPr>
+          <w:rFonts w:hint="default"/>
+          <w:lang w:val="en-US" w:eastAsia="zh-CN"/>
+        </w:rPr>
+        <w:t>}</w:t>
+      </w:r>
+    </w:p>
+    <w:p>
+      <w:pPr>
+        <w:rPr>
+          <w:rFonts w:hint="default"/>
+        </w:rPr>
+      </w:pPr>
+      <w:r>
+        <w:rPr>
+          <w:rFonts w:hint="default"/>
+          <w:lang w:val="en-US" w:eastAsia="zh-CN"/>
+        </w:rPr>
+        <w:t>formatted.append(formatted_record)</w:t>
+      </w:r>
+    </w:p>
+    <w:p>
+      <w:pPr>
+        <w:rPr>
+          <w:rFonts w:hint="default"/>
+        </w:rPr>
+      </w:pPr>
+      <w:r>
+        <w:rPr>
+          <w:rFonts w:hint="default"/>
+          <w:lang w:val="en-US" w:eastAsia="zh-CN"/>
+        </w:rPr>
+        <w:t>return formatted</w:t>
+      </w:r>
+    </w:p>
+    <w:p/>
+    <w:p>
+      <w:pPr>
+        <w:rPr>
+          <w:rFonts w:hint="default"/>
+        </w:rPr>
+      </w:pPr>
+      <w:r>
+        <w:rPr>
+          <w:rFonts w:hint="default"/>
+          <w:lang w:val="en-US" w:eastAsia="zh-CN"/>
+        </w:rPr>
+        <w:t>def _parse_timestamp(self, timestamp) -&gt; datetime:</w:t>
+      </w:r>
+    </w:p>
+    <w:p>
+      <w:pPr>
+        <w:rPr>
+          <w:rFonts w:hint="default"/>
+        </w:rPr>
+      </w:pPr>
+      <w:r>
+        <w:rPr>
+          <w:rFonts w:hint="default"/>
+          <w:lang w:val="en-US" w:eastAsia="zh-CN"/>
+        </w:rPr>
+        <w:t>"""解析时间戳"""</w:t>
+      </w:r>
+    </w:p>
+    <w:p>
+      <w:pPr>
+        <w:rPr>
+          <w:rFonts w:hint="default"/>
+        </w:rPr>
+      </w:pPr>
+      <w:r>
+        <w:rPr>
+          <w:rFonts w:hint="default"/>
+          <w:lang w:val="en-US" w:eastAsia="zh-CN"/>
+        </w:rPr>
+        <w:t>if isinstance(timestamp, datetime):</w:t>
+      </w:r>
+    </w:p>
+    <w:p>
+      <w:pPr>
+        <w:rPr>
+          <w:rFonts w:hint="default"/>
+        </w:rPr>
+      </w:pPr>
+      <w:r>
+        <w:rPr>
+          <w:rFonts w:hint="default"/>
+          <w:lang w:val="en-US" w:eastAsia="zh-CN"/>
+        </w:rPr>
+        <w:t>return timestamp</w:t>
+      </w:r>
+    </w:p>
+    <w:p>
+      <w:pPr>
+        <w:rPr>
+          <w:rFonts w:hint="default"/>
+        </w:rPr>
+      </w:pPr>
+      <w:r>
+        <w:rPr>
+          <w:rFonts w:hint="default"/>
+          <w:lang w:val="en-US" w:eastAsia="zh-CN"/>
+        </w:rPr>
+        <w:t>if isinstance(timestamp, str):</w:t>
+      </w:r>
+    </w:p>
+    <w:p>
+      <w:pPr>
+        <w:rPr>
+          <w:rFonts w:hint="default"/>
+        </w:rPr>
+      </w:pPr>
+      <w:r>
+        <w:rPr>
+          <w:rFonts w:hint="default"/>
+          <w:lang w:val="en-US" w:eastAsia="zh-CN"/>
+        </w:rPr>
+        <w:t>try:</w:t>
+      </w:r>
+    </w:p>
+    <w:p>
+      <w:pPr>
+        <w:rPr>
+          <w:rFonts w:hint="default"/>
+        </w:rPr>
+      </w:pPr>
+      <w:r>
+        <w:rPr>
+          <w:rFonts w:hint="default"/>
+          <w:lang w:val="en-US" w:eastAsia="zh-CN"/>
+        </w:rPr>
+        <w:t>return datetime.strptime(timestamp, '%Y-%m-%d %H:%M:%S')</w:t>
+      </w:r>
+    </w:p>
+    <w:p>
+      <w:pPr>
+        <w:rPr>
+          <w:rFonts w:hint="default"/>
+        </w:rPr>
+      </w:pPr>
+      <w:r>
+        <w:rPr>
+          <w:rFonts w:hint="default"/>
+          <w:lang w:val="en-US" w:eastAsia="zh-CN"/>
+        </w:rPr>
+        <w:t>except:</w:t>
+      </w:r>
+    </w:p>
+    <w:p>
+      <w:pPr>
+        <w:rPr>
+          <w:rFonts w:hint="default"/>
+        </w:rPr>
+      </w:pPr>
+      <w:r>
+        <w:rPr>
+          <w:rFonts w:hint="default"/>
+          <w:lang w:val="en-US" w:eastAsia="zh-CN"/>
+        </w:rPr>
+        <w:t>return datetime.now()</w:t>
+      </w:r>
+    </w:p>
+    <w:p>
+      <w:pPr>
+        <w:rPr>
+          <w:rFonts w:hint="default"/>
+        </w:rPr>
+      </w:pPr>
+      <w:r>
+        <w:rPr>
+          <w:rFonts w:hint="default"/>
+          <w:lang w:val="en-US" w:eastAsia="zh-CN"/>
+        </w:rPr>
+        <w:t>return datetime.now()</w:t>
+      </w:r>
+    </w:p>
+    <w:p>
+      <w:pPr>
+        <w:keepNext w:val="0"/>
+        <w:keepLines w:val="0"/>
+        <w:widowControl/>
+        <w:suppressLineNumbers w:val="0"/>
+        <w:jc w:val="left"/>
+      </w:pPr>
+    </w:p>
+    <w:p>
+      <w:pPr>
+        <w:pStyle w:val="14"/>
+        <w:keepNext w:val="0"/>
+        <w:keepLines w:val="0"/>
+        <w:pageBreakBefore w:val="0"/>
+        <w:widowControl/>
+        <w:suppressLineNumbers w:val="0"/>
+        <w:kinsoku/>
+        <w:wordWrap/>
+        <w:overflowPunct/>
+        <w:topLinePunct w:val="0"/>
+        <w:autoSpaceDE/>
+        <w:autoSpaceDN/>
+        <w:bidi w:val="0"/>
+        <w:adjustRightInd/>
+        <w:snapToGrid/>
+        <w:spacing w:line="300" w:lineRule="auto"/>
+        <w:ind w:firstLine="420" w:firstLineChars="0"/>
+        <w:textAlignment w:val="auto"/>
+        <w:rPr>
+          <w:rFonts w:ascii="Times New Roman" w:hAnsi="Times New Roman" w:eastAsia="宋体" w:cs="Times New Roman"/>
+        </w:rPr>
+      </w:pPr>
+    </w:p>
+    <w:p>
+      <w:pPr>
+        <w:keepNext w:val="0"/>
+        <w:keepLines w:val="0"/>
+        <w:widowControl/>
+        <w:suppressLineNumbers w:val="0"/>
+        <w:jc w:val="left"/>
+        <w:outlineLvl w:val="1"/>
+        <w:rPr>
+          <w:rFonts w:hint="default" w:ascii="黑体" w:hAnsi="宋体" w:eastAsia="黑体" w:cs="Times New Roman"/>
+          <w:sz w:val="28"/>
+          <w:lang w:val="en-US" w:eastAsia="zh-CN"/>
+        </w:rPr>
+      </w:pPr>
+      <w:r>
+        <w:rPr>
+          <w:rFonts w:hint="default" w:ascii="黑体" w:hAnsi="宋体" w:eastAsia="黑体" w:cs="Times New Roman"/>
+          <w:sz w:val="28"/>
+          <w:lang w:val="en-US" w:eastAsia="zh-CN"/>
+        </w:rPr>
+        <w:t>4.3 推送算法核心模块实现</w:t>
+      </w:r>
+    </w:p>
+    <w:p>
+      <w:pPr>
+        <w:pStyle w:val="14"/>
+        <w:keepNext w:val="0"/>
+        <w:keepLines w:val="0"/>
+        <w:pageBreakBefore w:val="0"/>
+        <w:widowControl/>
+        <w:suppressLineNumbers w:val="0"/>
+        <w:kinsoku/>
+        <w:wordWrap/>
+        <w:overflowPunct/>
+        <w:topLinePunct w:val="0"/>
+        <w:autoSpaceDE/>
+        <w:autoSpaceDN/>
+        <w:bidi w:val="0"/>
+        <w:adjustRightInd/>
+        <w:snapToGrid/>
+        <w:spacing w:line="300" w:lineRule="auto"/>
+        <w:ind w:firstLine="420" w:firstLineChars="0"/>
+        <w:textAlignment w:val="auto"/>
+        <w:rPr>
+          <w:rFonts w:ascii="Times New Roman" w:hAnsi="Times New Roman" w:eastAsia="宋体" w:cs="Times New Roman"/>
+        </w:rPr>
+      </w:pPr>
+      <w:r>
+        <w:rPr>
+          <w:rFonts w:ascii="Times New Roman" w:hAnsi="Times New Roman" w:eastAsia="宋体" w:cs="Times New Roman"/>
+        </w:rPr>
+        <w:t>推送算法核心模块是系统实现个性化信息推荐的关键部分，其主要功能是根据用户兴趣模型计算用户与信息内容之间的匹配程度，并生成推荐结果。</w:t>
+      </w:r>
+    </w:p>
+    <w:p>
+      <w:pPr>
+        <w:pStyle w:val="14"/>
+        <w:keepNext w:val="0"/>
+        <w:keepLines w:val="0"/>
+        <w:pageBreakBefore w:val="0"/>
+        <w:widowControl/>
+        <w:suppressLineNumbers w:val="0"/>
+        <w:kinsoku/>
+        <w:wordWrap/>
+        <w:overflowPunct/>
+        <w:topLinePunct w:val="0"/>
+        <w:autoSpaceDE/>
+        <w:autoSpaceDN/>
+        <w:bidi w:val="0"/>
+        <w:adjustRightInd/>
+        <w:snapToGrid/>
+        <w:spacing w:line="300" w:lineRule="auto"/>
+        <w:ind w:firstLine="420" w:firstLineChars="0"/>
+        <w:textAlignment w:val="auto"/>
+        <w:rPr>
+          <w:rFonts w:ascii="Times New Roman" w:hAnsi="Times New Roman" w:eastAsia="宋体" w:cs="Times New Roman"/>
+        </w:rPr>
+      </w:pPr>
+      <w:r>
+        <w:rPr>
+          <w:rFonts w:ascii="Times New Roman" w:hAnsi="Times New Roman" w:eastAsia="宋体" w:cs="Times New Roman"/>
+        </w:rPr>
+        <w:t>在算法实现过程中，首先根据用户的历史行为数据构建用户兴趣向量，并结合时间衰减机制对兴趣权重进行更新。随后，将信息内容的特征表示与用户兴趣向量进行匹配，通过相似度计算方法评估用户对不同内容的兴趣程度。</w:t>
+      </w:r>
+    </w:p>
+    <w:p>
+      <w:pPr>
+        <w:pStyle w:val="14"/>
+        <w:keepNext w:val="0"/>
+        <w:keepLines w:val="0"/>
+        <w:pageBreakBefore w:val="0"/>
+        <w:widowControl/>
+        <w:suppressLineNumbers w:val="0"/>
+        <w:kinsoku/>
+        <w:wordWrap/>
+        <w:overflowPunct/>
+        <w:topLinePunct w:val="0"/>
+        <w:autoSpaceDE/>
+        <w:autoSpaceDN/>
+        <w:bidi w:val="0"/>
+        <w:adjustRightInd/>
+        <w:snapToGrid/>
+        <w:spacing w:line="300" w:lineRule="auto"/>
+        <w:ind w:firstLine="420" w:firstLineChars="0"/>
+        <w:textAlignment w:val="auto"/>
+        <w:rPr>
+          <w:rFonts w:ascii="Times New Roman" w:hAnsi="Times New Roman" w:eastAsia="宋体" w:cs="Times New Roman"/>
+        </w:rPr>
+      </w:pPr>
+      <w:r>
+        <w:rPr>
+          <w:rFonts w:ascii="Times New Roman" w:hAnsi="Times New Roman" w:eastAsia="宋体" w:cs="Times New Roman"/>
+        </w:rPr>
+        <w:t>在推荐结果生成阶段，系统根据相似度计算结果对候选信息进行排序，并选取匹配度较高的信息内容组成推荐列表。为了避免推荐结果过于单一，系统在排序过程中引入一定的多样性策略，使推荐内容在满足用户兴趣的同时具有一定差异性。</w:t>
+      </w:r>
+    </w:p>
+    <w:p>
+      <w:pPr>
+        <w:pStyle w:val="14"/>
+        <w:keepNext w:val="0"/>
+        <w:keepLines w:val="0"/>
+        <w:pageBreakBefore w:val="0"/>
+        <w:widowControl/>
+        <w:suppressLineNumbers w:val="0"/>
+        <w:kinsoku/>
+        <w:wordWrap/>
+        <w:overflowPunct/>
+        <w:topLinePunct w:val="0"/>
+        <w:autoSpaceDE/>
+        <w:autoSpaceDN/>
+        <w:bidi w:val="0"/>
+        <w:adjustRightInd/>
+        <w:snapToGrid/>
+        <w:spacing w:line="300" w:lineRule="auto"/>
+        <w:ind w:firstLine="420" w:firstLineChars="0"/>
+        <w:textAlignment w:val="auto"/>
+        <w:rPr>
+          <w:rFonts w:ascii="Times New Roman" w:hAnsi="Times New Roman" w:eastAsia="宋体" w:cs="Times New Roman"/>
+          <w:sz w:val="15"/>
+          <w:szCs w:val="15"/>
+        </w:rPr>
+      </w:pPr>
+      <w:r>
+        <w:rPr>
+          <w:rFonts w:hint="default" w:ascii="Times New Roman" w:hAnsi="Times New Roman" w:eastAsia="宋体" w:cs="Times New Roman"/>
+          <w:sz w:val="15"/>
+          <w:szCs w:val="15"/>
+        </w:rPr>
+        <w:t>final_score = (1 - diversity_weight) × similarity + diversity_weight × diversity_score</w:t>
+      </w:r>
+    </w:p>
+    <w:p>
+      <w:pPr>
+        <w:pStyle w:val="14"/>
+        <w:keepNext w:val="0"/>
+        <w:keepLines w:val="0"/>
+        <w:pageBreakBefore w:val="0"/>
+        <w:widowControl/>
+        <w:suppressLineNumbers w:val="0"/>
+        <w:kinsoku/>
+        <w:wordWrap/>
+        <w:overflowPunct/>
+        <w:topLinePunct w:val="0"/>
+        <w:autoSpaceDE/>
+        <w:autoSpaceDN/>
+        <w:bidi w:val="0"/>
+        <w:adjustRightInd/>
+        <w:snapToGrid/>
+        <w:spacing w:line="300" w:lineRule="auto"/>
+        <w:ind w:firstLine="420" w:firstLineChars="0"/>
+        <w:textAlignment w:val="auto"/>
+        <w:rPr>
+          <w:rFonts w:ascii="Times New Roman" w:hAnsi="Times New Roman" w:eastAsia="宋体" w:cs="Times New Roman"/>
+          <w:sz w:val="15"/>
+          <w:szCs w:val="15"/>
+        </w:rPr>
+      </w:pPr>
+      <w:r>
+        <w:rPr>
+          <w:rFonts w:hint="default" w:ascii="Times New Roman" w:hAnsi="Times New Roman" w:eastAsia="宋体" w:cs="Times New Roman"/>
+          <w:sz w:val="15"/>
+          <w:szCs w:val="15"/>
+        </w:rPr>
+        <w:t>similarity</w:t>
+      </w:r>
+      <w:r>
+        <w:rPr>
+          <w:rFonts w:ascii="Times New Roman" w:hAnsi="Times New Roman" w:eastAsia="宋体" w:cs="Times New Roman"/>
+          <w:sz w:val="15"/>
+          <w:szCs w:val="15"/>
+        </w:rPr>
+        <w:t>：用户兴趣与内容特征的相似度（余弦相似度）</w:t>
+      </w:r>
+    </w:p>
+    <w:p>
+      <w:pPr>
+        <w:pStyle w:val="14"/>
+        <w:keepNext w:val="0"/>
+        <w:keepLines w:val="0"/>
+        <w:pageBreakBefore w:val="0"/>
+        <w:widowControl/>
+        <w:suppressLineNumbers w:val="0"/>
+        <w:kinsoku/>
+        <w:wordWrap/>
+        <w:overflowPunct/>
+        <w:topLinePunct w:val="0"/>
+        <w:autoSpaceDE/>
+        <w:autoSpaceDN/>
+        <w:bidi w:val="0"/>
+        <w:adjustRightInd/>
+        <w:snapToGrid/>
+        <w:spacing w:line="300" w:lineRule="auto"/>
+        <w:ind w:firstLine="420" w:firstLineChars="0"/>
+        <w:textAlignment w:val="auto"/>
         <w:rPr>
           <w:rFonts w:hint="eastAsia" w:ascii="Times New Roman" w:hAnsi="Times New Roman" w:eastAsia="宋体" w:cs="Times New Roman"/>
-          <w:lang w:eastAsia="zh-CN"/>
+          <w:sz w:val="15"/>
+          <w:szCs w:val="15"/>
+          <w:lang w:val="en-US" w:eastAsia="zh-CN"/>
+        </w:rPr>
+      </w:pPr>
+      <w:r>
+        <w:rPr>
+          <w:rFonts w:hint="default" w:ascii="Times New Roman" w:hAnsi="Times New Roman" w:eastAsia="宋体" w:cs="Times New Roman"/>
+          <w:sz w:val="15"/>
+          <w:szCs w:val="15"/>
+        </w:rPr>
+        <w:t>diversity_score：多样性分数（新类别占比）</w:t>
+      </w:r>
+      <w:r>
+        <w:rPr>
+          <w:rFonts w:hint="eastAsia" w:eastAsia="宋体" w:cs="Times New Roman"/>
+          <w:sz w:val="15"/>
+          <w:szCs w:val="15"/>
+          <w:lang w:val="en-US" w:eastAsia="zh-CN"/>
+        </w:rPr>
+        <w:tab/>
+      </w:r>
+    </w:p>
+    <w:p>
+      <w:pPr>
+        <w:pStyle w:val="14"/>
+        <w:keepNext w:val="0"/>
+        <w:keepLines w:val="0"/>
+        <w:pageBreakBefore w:val="0"/>
+        <w:widowControl/>
+        <w:suppressLineNumbers w:val="0"/>
+        <w:kinsoku/>
+        <w:wordWrap/>
+        <w:overflowPunct/>
+        <w:topLinePunct w:val="0"/>
+        <w:autoSpaceDE/>
+        <w:autoSpaceDN/>
+        <w:bidi w:val="0"/>
+        <w:adjustRightInd/>
+        <w:snapToGrid/>
+        <w:spacing w:line="300" w:lineRule="auto"/>
+        <w:ind w:firstLine="420" w:firstLineChars="0"/>
+        <w:textAlignment w:val="auto"/>
+        <w:rPr>
+          <w:rFonts w:hint="default" w:ascii="Times New Roman" w:hAnsi="Times New Roman" w:eastAsia="宋体" w:cs="Times New Roman"/>
+          <w:sz w:val="15"/>
+          <w:szCs w:val="15"/>
+        </w:rPr>
+      </w:pPr>
+      <w:r>
+        <w:rPr>
+          <w:rFonts w:hint="default" w:ascii="Times New Roman" w:hAnsi="Times New Roman" w:eastAsia="宋体" w:cs="Times New Roman"/>
+          <w:sz w:val="15"/>
+          <w:szCs w:val="15"/>
+        </w:rPr>
+        <w:t>diversity_weight：多样性权重（默认0.2）</w:t>
+      </w:r>
+    </w:p>
+    <w:p>
+      <w:pPr>
+        <w:pStyle w:val="14"/>
+        <w:keepNext w:val="0"/>
+        <w:keepLines w:val="0"/>
+        <w:pageBreakBefore w:val="0"/>
+        <w:widowControl/>
+        <w:suppressLineNumbers w:val="0"/>
+        <w:kinsoku/>
+        <w:wordWrap/>
+        <w:overflowPunct/>
+        <w:topLinePunct w:val="0"/>
+        <w:autoSpaceDE/>
+        <w:autoSpaceDN/>
+        <w:bidi w:val="0"/>
+        <w:adjustRightInd/>
+        <w:snapToGrid/>
+        <w:spacing w:line="300" w:lineRule="auto"/>
+        <w:ind w:firstLine="420" w:firstLineChars="0"/>
+        <w:textAlignment w:val="auto"/>
+        <w:rPr>
+          <w:rFonts w:hint="default" w:ascii="Times New Roman" w:hAnsi="Times New Roman" w:eastAsia="宋体" w:cs="Times New Roman"/>
+          <w:sz w:val="15"/>
+          <w:szCs w:val="15"/>
+        </w:rPr>
+      </w:pPr>
+      <w:r>
+        <w:rPr>
+          <w:rFonts w:hint="default" w:ascii="Times New Roman" w:hAnsi="Times New Roman" w:eastAsia="宋体" w:cs="Times New Roman"/>
+          <w:sz w:val="15"/>
+          <w:szCs w:val="15"/>
+        </w:rPr>
+        <w:t>class RecommendationGenerator:</w:t>
+      </w:r>
+    </w:p>
+    <w:p>
+      <w:pPr>
+        <w:pStyle w:val="14"/>
+        <w:keepNext w:val="0"/>
+        <w:keepLines w:val="0"/>
+        <w:pageBreakBefore w:val="0"/>
+        <w:widowControl/>
+        <w:suppressLineNumbers w:val="0"/>
+        <w:kinsoku/>
+        <w:wordWrap/>
+        <w:overflowPunct/>
+        <w:topLinePunct w:val="0"/>
+        <w:autoSpaceDE/>
+        <w:autoSpaceDN/>
+        <w:bidi w:val="0"/>
+        <w:adjustRightInd/>
+        <w:snapToGrid/>
+        <w:spacing w:line="300" w:lineRule="auto"/>
+        <w:ind w:firstLine="420" w:firstLineChars="0"/>
+        <w:textAlignment w:val="auto"/>
+        <w:rPr>
+          <w:rFonts w:hint="default" w:ascii="Times New Roman" w:hAnsi="Times New Roman" w:eastAsia="宋体" w:cs="Times New Roman"/>
+          <w:sz w:val="15"/>
+          <w:szCs w:val="15"/>
+        </w:rPr>
+      </w:pPr>
+      <w:r>
+        <w:rPr>
+          <w:rFonts w:hint="default" w:ascii="Times New Roman" w:hAnsi="Times New Roman" w:eastAsia="宋体" w:cs="Times New Roman"/>
+          <w:sz w:val="15"/>
+          <w:szCs w:val="15"/>
+        </w:rPr>
+        <w:t xml:space="preserve">    def __init__(self, user_interest_model: UserInterestModel,</w:t>
+      </w:r>
+    </w:p>
+    <w:p>
+      <w:pPr>
+        <w:pStyle w:val="14"/>
+        <w:keepNext w:val="0"/>
+        <w:keepLines w:val="0"/>
+        <w:pageBreakBefore w:val="0"/>
+        <w:widowControl/>
+        <w:suppressLineNumbers w:val="0"/>
+        <w:kinsoku/>
+        <w:wordWrap/>
+        <w:overflowPunct/>
+        <w:topLinePunct w:val="0"/>
+        <w:autoSpaceDE/>
+        <w:autoSpaceDN/>
+        <w:bidi w:val="0"/>
+        <w:adjustRightInd/>
+        <w:snapToGrid/>
+        <w:spacing w:line="300" w:lineRule="auto"/>
+        <w:ind w:firstLine="420" w:firstLineChars="0"/>
+        <w:textAlignment w:val="auto"/>
+        <w:rPr>
+          <w:rFonts w:hint="default" w:ascii="Times New Roman" w:hAnsi="Times New Roman" w:eastAsia="宋体" w:cs="Times New Roman"/>
+          <w:sz w:val="15"/>
+          <w:szCs w:val="15"/>
+        </w:rPr>
+      </w:pPr>
+      <w:r>
+        <w:rPr>
+          <w:rFonts w:hint="default" w:ascii="Times New Roman" w:hAnsi="Times New Roman" w:eastAsia="宋体" w:cs="Times New Roman"/>
+          <w:sz w:val="15"/>
+          <w:szCs w:val="15"/>
+        </w:rPr>
+        <w:t xml:space="preserve">                 similarity_calculator: SimilarityCalculator,</w:t>
+      </w:r>
+    </w:p>
+    <w:p>
+      <w:pPr>
+        <w:pStyle w:val="14"/>
+        <w:keepNext w:val="0"/>
+        <w:keepLines w:val="0"/>
+        <w:pageBreakBefore w:val="0"/>
+        <w:widowControl/>
+        <w:suppressLineNumbers w:val="0"/>
+        <w:kinsoku/>
+        <w:wordWrap/>
+        <w:overflowPunct/>
+        <w:topLinePunct w:val="0"/>
+        <w:autoSpaceDE/>
+        <w:autoSpaceDN/>
+        <w:bidi w:val="0"/>
+        <w:adjustRightInd/>
+        <w:snapToGrid/>
+        <w:spacing w:line="300" w:lineRule="auto"/>
+        <w:ind w:firstLine="420" w:firstLineChars="0"/>
+        <w:textAlignment w:val="auto"/>
+        <w:rPr>
+          <w:rFonts w:hint="default" w:ascii="Times New Roman" w:hAnsi="Times New Roman" w:eastAsia="宋体" w:cs="Times New Roman"/>
+          <w:sz w:val="15"/>
+          <w:szCs w:val="15"/>
+        </w:rPr>
+      </w:pPr>
+      <w:r>
+        <w:rPr>
+          <w:rFonts w:hint="default" w:ascii="Times New Roman" w:hAnsi="Times New Roman" w:eastAsia="宋体" w:cs="Times New Roman"/>
+          <w:sz w:val="15"/>
+          <w:szCs w:val="15"/>
+        </w:rPr>
+        <w:t xml:space="preserve">                 top_k: int = 10, diversity_weight: float = 0.2):</w:t>
+      </w:r>
+    </w:p>
+    <w:p>
+      <w:pPr>
+        <w:pStyle w:val="14"/>
+        <w:keepNext w:val="0"/>
+        <w:keepLines w:val="0"/>
+        <w:pageBreakBefore w:val="0"/>
+        <w:widowControl/>
+        <w:suppressLineNumbers w:val="0"/>
+        <w:kinsoku/>
+        <w:wordWrap/>
+        <w:overflowPunct/>
+        <w:topLinePunct w:val="0"/>
+        <w:autoSpaceDE/>
+        <w:autoSpaceDN/>
+        <w:bidi w:val="0"/>
+        <w:adjustRightInd/>
+        <w:snapToGrid/>
+        <w:spacing w:line="300" w:lineRule="auto"/>
+        <w:ind w:firstLine="420" w:firstLineChars="0"/>
+        <w:textAlignment w:val="auto"/>
+        <w:rPr>
+          <w:rFonts w:hint="default" w:ascii="Times New Roman" w:hAnsi="Times New Roman" w:eastAsia="宋体" w:cs="Times New Roman"/>
+          <w:sz w:val="15"/>
+          <w:szCs w:val="15"/>
+        </w:rPr>
+      </w:pPr>
+      <w:r>
+        <w:rPr>
+          <w:rFonts w:hint="default" w:ascii="Times New Roman" w:hAnsi="Times New Roman" w:eastAsia="宋体" w:cs="Times New Roman"/>
+          <w:sz w:val="15"/>
+          <w:szCs w:val="15"/>
+        </w:rPr>
+        <w:t xml:space="preserve">        self.user_model = user_interest_model</w:t>
+      </w:r>
+    </w:p>
+    <w:p>
+      <w:pPr>
+        <w:pStyle w:val="14"/>
+        <w:keepNext w:val="0"/>
+        <w:keepLines w:val="0"/>
+        <w:pageBreakBefore w:val="0"/>
+        <w:widowControl/>
+        <w:suppressLineNumbers w:val="0"/>
+        <w:kinsoku/>
+        <w:wordWrap/>
+        <w:overflowPunct/>
+        <w:topLinePunct w:val="0"/>
+        <w:autoSpaceDE/>
+        <w:autoSpaceDN/>
+        <w:bidi w:val="0"/>
+        <w:adjustRightInd/>
+        <w:snapToGrid/>
+        <w:spacing w:line="300" w:lineRule="auto"/>
+        <w:ind w:firstLine="420" w:firstLineChars="0"/>
+        <w:textAlignment w:val="auto"/>
+        <w:rPr>
+          <w:rFonts w:hint="default" w:ascii="Times New Roman" w:hAnsi="Times New Roman" w:eastAsia="宋体" w:cs="Times New Roman"/>
+          <w:sz w:val="15"/>
+          <w:szCs w:val="15"/>
+        </w:rPr>
+      </w:pPr>
+      <w:r>
+        <w:rPr>
+          <w:rFonts w:hint="default" w:ascii="Times New Roman" w:hAnsi="Times New Roman" w:eastAsia="宋体" w:cs="Times New Roman"/>
+          <w:sz w:val="15"/>
+          <w:szCs w:val="15"/>
+        </w:rPr>
+        <w:t xml:space="preserve">        self.sim_calc = similarity_calculator</w:t>
+      </w:r>
+    </w:p>
+    <w:p>
+      <w:pPr>
+        <w:pStyle w:val="14"/>
+        <w:keepNext w:val="0"/>
+        <w:keepLines w:val="0"/>
+        <w:pageBreakBefore w:val="0"/>
+        <w:widowControl/>
+        <w:suppressLineNumbers w:val="0"/>
+        <w:kinsoku/>
+        <w:wordWrap/>
+        <w:overflowPunct/>
+        <w:topLinePunct w:val="0"/>
+        <w:autoSpaceDE/>
+        <w:autoSpaceDN/>
+        <w:bidi w:val="0"/>
+        <w:adjustRightInd/>
+        <w:snapToGrid/>
+        <w:spacing w:line="300" w:lineRule="auto"/>
+        <w:ind w:firstLine="420" w:firstLineChars="0"/>
+        <w:textAlignment w:val="auto"/>
+        <w:rPr>
+          <w:rFonts w:hint="default" w:ascii="Times New Roman" w:hAnsi="Times New Roman" w:eastAsia="宋体" w:cs="Times New Roman"/>
+          <w:sz w:val="15"/>
+          <w:szCs w:val="15"/>
+        </w:rPr>
+      </w:pPr>
+      <w:r>
+        <w:rPr>
+          <w:rFonts w:hint="default" w:ascii="Times New Roman" w:hAnsi="Times New Roman" w:eastAsia="宋体" w:cs="Times New Roman"/>
+          <w:sz w:val="15"/>
+          <w:szCs w:val="15"/>
+        </w:rPr>
+        <w:t xml:space="preserve">        self.top_k = top_k</w:t>
+      </w:r>
+    </w:p>
+    <w:p>
+      <w:pPr>
+        <w:pStyle w:val="14"/>
+        <w:keepNext w:val="0"/>
+        <w:keepLines w:val="0"/>
+        <w:pageBreakBefore w:val="0"/>
+        <w:widowControl/>
+        <w:suppressLineNumbers w:val="0"/>
+        <w:kinsoku/>
+        <w:wordWrap/>
+        <w:overflowPunct/>
+        <w:topLinePunct w:val="0"/>
+        <w:autoSpaceDE/>
+        <w:autoSpaceDN/>
+        <w:bidi w:val="0"/>
+        <w:adjustRightInd/>
+        <w:snapToGrid/>
+        <w:spacing w:line="300" w:lineRule="auto"/>
+        <w:ind w:firstLine="420" w:firstLineChars="0"/>
+        <w:textAlignment w:val="auto"/>
+        <w:rPr>
+          <w:rFonts w:hint="default" w:ascii="Times New Roman" w:hAnsi="Times New Roman" w:eastAsia="宋体" w:cs="Times New Roman"/>
+          <w:sz w:val="15"/>
+          <w:szCs w:val="15"/>
+        </w:rPr>
+      </w:pPr>
+      <w:r>
+        <w:rPr>
+          <w:rFonts w:hint="default" w:ascii="Times New Roman" w:hAnsi="Times New Roman" w:eastAsia="宋体" w:cs="Times New Roman"/>
+          <w:sz w:val="15"/>
+          <w:szCs w:val="15"/>
+        </w:rPr>
+        <w:t xml:space="preserve">        self.diversity_weight = diversity_weight</w:t>
+      </w:r>
+    </w:p>
+    <w:p>
+      <w:pPr>
+        <w:pStyle w:val="14"/>
+        <w:keepNext w:val="0"/>
+        <w:keepLines w:val="0"/>
+        <w:pageBreakBefore w:val="0"/>
+        <w:widowControl/>
+        <w:suppressLineNumbers w:val="0"/>
+        <w:kinsoku/>
+        <w:wordWrap/>
+        <w:overflowPunct/>
+        <w:topLinePunct w:val="0"/>
+        <w:autoSpaceDE/>
+        <w:autoSpaceDN/>
+        <w:bidi w:val="0"/>
+        <w:adjustRightInd/>
+        <w:snapToGrid/>
+        <w:spacing w:line="300" w:lineRule="auto"/>
+        <w:ind w:firstLine="420" w:firstLineChars="0"/>
+        <w:textAlignment w:val="auto"/>
+        <w:rPr>
+          <w:rFonts w:hint="default" w:ascii="Times New Roman" w:hAnsi="Times New Roman" w:eastAsia="宋体" w:cs="Times New Roman"/>
+          <w:sz w:val="15"/>
+          <w:szCs w:val="15"/>
+        </w:rPr>
+      </w:pPr>
+      <w:r>
+        <w:rPr>
+          <w:rFonts w:hint="default" w:ascii="Times New Roman" w:hAnsi="Times New Roman" w:eastAsia="宋体" w:cs="Times New Roman"/>
+          <w:sz w:val="15"/>
+          <w:szCs w:val="15"/>
+        </w:rPr>
+        <w:t xml:space="preserve">        self.content_features = {}</w:t>
+      </w:r>
+    </w:p>
+    <w:p>
+      <w:pPr>
+        <w:pStyle w:val="14"/>
+        <w:keepNext w:val="0"/>
+        <w:keepLines w:val="0"/>
+        <w:pageBreakBefore w:val="0"/>
+        <w:widowControl/>
+        <w:suppressLineNumbers w:val="0"/>
+        <w:kinsoku/>
+        <w:wordWrap/>
+        <w:overflowPunct/>
+        <w:topLinePunct w:val="0"/>
+        <w:autoSpaceDE/>
+        <w:autoSpaceDN/>
+        <w:bidi w:val="0"/>
+        <w:adjustRightInd/>
+        <w:snapToGrid/>
+        <w:spacing w:line="300" w:lineRule="auto"/>
+        <w:ind w:firstLine="420" w:firstLineChars="0"/>
+        <w:textAlignment w:val="auto"/>
+        <w:rPr>
+          <w:rFonts w:hint="default" w:ascii="Times New Roman" w:hAnsi="Times New Roman" w:eastAsia="宋体" w:cs="Times New Roman"/>
+          <w:sz w:val="15"/>
+          <w:szCs w:val="15"/>
+        </w:rPr>
+      </w:pPr>
+      <w:r>
+        <w:rPr>
+          <w:rFonts w:hint="default" w:ascii="Times New Roman" w:hAnsi="Times New Roman" w:eastAsia="宋体" w:cs="Times New Roman"/>
+          <w:sz w:val="15"/>
+          <w:szCs w:val="15"/>
+        </w:rPr>
+        <w:t xml:space="preserve">    </w:t>
+      </w:r>
+    </w:p>
+    <w:p>
+      <w:pPr>
+        <w:pStyle w:val="14"/>
+        <w:keepNext w:val="0"/>
+        <w:keepLines w:val="0"/>
+        <w:pageBreakBefore w:val="0"/>
+        <w:widowControl/>
+        <w:suppressLineNumbers w:val="0"/>
+        <w:kinsoku/>
+        <w:wordWrap/>
+        <w:overflowPunct/>
+        <w:topLinePunct w:val="0"/>
+        <w:autoSpaceDE/>
+        <w:autoSpaceDN/>
+        <w:bidi w:val="0"/>
+        <w:adjustRightInd/>
+        <w:snapToGrid/>
+        <w:spacing w:line="300" w:lineRule="auto"/>
+        <w:ind w:firstLine="420" w:firstLineChars="0"/>
+        <w:textAlignment w:val="auto"/>
+        <w:rPr>
+          <w:rFonts w:hint="default" w:ascii="Times New Roman" w:hAnsi="Times New Roman" w:eastAsia="宋体" w:cs="Times New Roman"/>
+          <w:sz w:val="15"/>
+          <w:szCs w:val="15"/>
+        </w:rPr>
+      </w:pPr>
+      <w:r>
+        <w:rPr>
+          <w:rFonts w:hint="default" w:ascii="Times New Roman" w:hAnsi="Times New Roman" w:eastAsia="宋体" w:cs="Times New Roman"/>
+          <w:sz w:val="15"/>
+          <w:szCs w:val="15"/>
+        </w:rPr>
+        <w:t xml:space="preserve">    def generate_recommendations(self, user_id: str) -&gt; List[Tuple[str, float]]:</w:t>
+      </w:r>
+    </w:p>
+    <w:p>
+      <w:pPr>
+        <w:pStyle w:val="14"/>
+        <w:keepNext w:val="0"/>
+        <w:keepLines w:val="0"/>
+        <w:pageBreakBefore w:val="0"/>
+        <w:widowControl/>
+        <w:suppressLineNumbers w:val="0"/>
+        <w:kinsoku/>
+        <w:wordWrap/>
+        <w:overflowPunct/>
+        <w:topLinePunct w:val="0"/>
+        <w:autoSpaceDE/>
+        <w:autoSpaceDN/>
+        <w:bidi w:val="0"/>
+        <w:adjustRightInd/>
+        <w:snapToGrid/>
+        <w:spacing w:line="300" w:lineRule="auto"/>
+        <w:ind w:firstLine="420" w:firstLineChars="0"/>
+        <w:textAlignment w:val="auto"/>
+        <w:rPr>
+          <w:rFonts w:hint="default" w:ascii="Times New Roman" w:hAnsi="Times New Roman" w:eastAsia="宋体" w:cs="Times New Roman"/>
+          <w:sz w:val="15"/>
+          <w:szCs w:val="15"/>
+        </w:rPr>
+      </w:pPr>
+      <w:r>
+        <w:rPr>
+          <w:rFonts w:hint="default" w:ascii="Times New Roman" w:hAnsi="Times New Roman" w:eastAsia="宋体" w:cs="Times New Roman"/>
+          <w:sz w:val="15"/>
+          <w:szCs w:val="15"/>
+        </w:rPr>
+        <w:t xml:space="preserve">        """生成个性化推荐列表"""</w:t>
+      </w:r>
+    </w:p>
+    <w:p>
+      <w:pPr>
+        <w:pStyle w:val="14"/>
+        <w:keepNext w:val="0"/>
+        <w:keepLines w:val="0"/>
+        <w:pageBreakBefore w:val="0"/>
+        <w:widowControl/>
+        <w:suppressLineNumbers w:val="0"/>
+        <w:kinsoku/>
+        <w:wordWrap/>
+        <w:overflowPunct/>
+        <w:topLinePunct w:val="0"/>
+        <w:autoSpaceDE/>
+        <w:autoSpaceDN/>
+        <w:bidi w:val="0"/>
+        <w:adjustRightInd/>
+        <w:snapToGrid/>
+        <w:spacing w:line="300" w:lineRule="auto"/>
+        <w:ind w:firstLine="420" w:firstLineChars="0"/>
+        <w:textAlignment w:val="auto"/>
+        <w:rPr>
+          <w:rFonts w:hint="default" w:ascii="Times New Roman" w:hAnsi="Times New Roman" w:eastAsia="宋体" w:cs="Times New Roman"/>
+          <w:sz w:val="15"/>
+          <w:szCs w:val="15"/>
+        </w:rPr>
+      </w:pPr>
+      <w:r>
+        <w:rPr>
+          <w:rFonts w:hint="default" w:ascii="Times New Roman" w:hAnsi="Times New Roman" w:eastAsia="宋体" w:cs="Times New Roman"/>
+          <w:sz w:val="15"/>
+          <w:szCs w:val="15"/>
+        </w:rPr>
+        <w:t xml:space="preserve">        user_vector = self.user_model.normalize_interest_vector(user_id)</w:t>
+      </w:r>
+    </w:p>
+    <w:p>
+      <w:pPr>
+        <w:pStyle w:val="14"/>
+        <w:keepNext w:val="0"/>
+        <w:keepLines w:val="0"/>
+        <w:pageBreakBefore w:val="0"/>
+        <w:widowControl/>
+        <w:suppressLineNumbers w:val="0"/>
+        <w:kinsoku/>
+        <w:wordWrap/>
+        <w:overflowPunct/>
+        <w:topLinePunct w:val="0"/>
+        <w:autoSpaceDE/>
+        <w:autoSpaceDN/>
+        <w:bidi w:val="0"/>
+        <w:adjustRightInd/>
+        <w:snapToGrid/>
+        <w:spacing w:line="300" w:lineRule="auto"/>
+        <w:ind w:firstLine="420" w:firstLineChars="0"/>
+        <w:textAlignment w:val="auto"/>
+        <w:rPr>
+          <w:rFonts w:hint="default" w:ascii="Times New Roman" w:hAnsi="Times New Roman" w:eastAsia="宋体" w:cs="Times New Roman"/>
+          <w:sz w:val="15"/>
+          <w:szCs w:val="15"/>
+        </w:rPr>
+      </w:pPr>
+      <w:r>
+        <w:rPr>
+          <w:rFonts w:hint="default" w:ascii="Times New Roman" w:hAnsi="Times New Roman" w:eastAsia="宋体" w:cs="Times New Roman"/>
+          <w:sz w:val="15"/>
+          <w:szCs w:val="15"/>
+        </w:rPr>
+        <w:t xml:space="preserve">        if not user_vector:</w:t>
+      </w:r>
+    </w:p>
+    <w:p>
+      <w:pPr>
+        <w:pStyle w:val="14"/>
+        <w:keepNext w:val="0"/>
+        <w:keepLines w:val="0"/>
+        <w:pageBreakBefore w:val="0"/>
+        <w:widowControl/>
+        <w:suppressLineNumbers w:val="0"/>
+        <w:kinsoku/>
+        <w:wordWrap/>
+        <w:overflowPunct/>
+        <w:topLinePunct w:val="0"/>
+        <w:autoSpaceDE/>
+        <w:autoSpaceDN/>
+        <w:bidi w:val="0"/>
+        <w:adjustRightInd/>
+        <w:snapToGrid/>
+        <w:spacing w:line="300" w:lineRule="auto"/>
+        <w:ind w:firstLine="420" w:firstLineChars="0"/>
+        <w:textAlignment w:val="auto"/>
+        <w:rPr>
+          <w:rFonts w:hint="default" w:ascii="Times New Roman" w:hAnsi="Times New Roman" w:eastAsia="宋体" w:cs="Times New Roman"/>
+          <w:sz w:val="15"/>
+          <w:szCs w:val="15"/>
+        </w:rPr>
+      </w:pPr>
+      <w:r>
+        <w:rPr>
+          <w:rFonts w:hint="default" w:ascii="Times New Roman" w:hAnsi="Times New Roman" w:eastAsia="宋体" w:cs="Times New Roman"/>
+          <w:sz w:val="15"/>
+          <w:szCs w:val="15"/>
+        </w:rPr>
+        <w:t xml:space="preserve">            return self._generate_popular_recommendations()</w:t>
+      </w:r>
+    </w:p>
+    <w:p>
+      <w:pPr>
+        <w:pStyle w:val="14"/>
+        <w:keepNext w:val="0"/>
+        <w:keepLines w:val="0"/>
+        <w:pageBreakBefore w:val="0"/>
+        <w:widowControl/>
+        <w:suppressLineNumbers w:val="0"/>
+        <w:kinsoku/>
+        <w:wordWrap/>
+        <w:overflowPunct/>
+        <w:topLinePunct w:val="0"/>
+        <w:autoSpaceDE/>
+        <w:autoSpaceDN/>
+        <w:bidi w:val="0"/>
+        <w:adjustRightInd/>
+        <w:snapToGrid/>
+        <w:spacing w:line="300" w:lineRule="auto"/>
+        <w:ind w:firstLine="420" w:firstLineChars="0"/>
+        <w:textAlignment w:val="auto"/>
+        <w:rPr>
+          <w:rFonts w:hint="default" w:ascii="Times New Roman" w:hAnsi="Times New Roman" w:eastAsia="宋体" w:cs="Times New Roman"/>
+          <w:sz w:val="15"/>
+          <w:szCs w:val="15"/>
+        </w:rPr>
+      </w:pPr>
+      <w:r>
+        <w:rPr>
+          <w:rFonts w:hint="default" w:ascii="Times New Roman" w:hAnsi="Times New Roman" w:eastAsia="宋体" w:cs="Times New Roman"/>
+          <w:sz w:val="15"/>
+          <w:szCs w:val="15"/>
+        </w:rPr>
+        <w:t xml:space="preserve">        </w:t>
+      </w:r>
+    </w:p>
+    <w:p>
+      <w:pPr>
+        <w:pStyle w:val="14"/>
+        <w:keepNext w:val="0"/>
+        <w:keepLines w:val="0"/>
+        <w:pageBreakBefore w:val="0"/>
+        <w:widowControl/>
+        <w:suppressLineNumbers w:val="0"/>
+        <w:kinsoku/>
+        <w:wordWrap/>
+        <w:overflowPunct/>
+        <w:topLinePunct w:val="0"/>
+        <w:autoSpaceDE/>
+        <w:autoSpaceDN/>
+        <w:bidi w:val="0"/>
+        <w:adjustRightInd/>
+        <w:snapToGrid/>
+        <w:spacing w:line="300" w:lineRule="auto"/>
+        <w:ind w:firstLine="420" w:firstLineChars="0"/>
+        <w:textAlignment w:val="auto"/>
+        <w:rPr>
+          <w:rFonts w:hint="default" w:ascii="Times New Roman" w:hAnsi="Times New Roman" w:eastAsia="宋体" w:cs="Times New Roman"/>
+          <w:sz w:val="15"/>
+          <w:szCs w:val="15"/>
+        </w:rPr>
+      </w:pPr>
+      <w:r>
+        <w:rPr>
+          <w:rFonts w:hint="default" w:ascii="Times New Roman" w:hAnsi="Times New Roman" w:eastAsia="宋体" w:cs="Times New Roman"/>
+          <w:sz w:val="15"/>
+          <w:szCs w:val="15"/>
+        </w:rPr>
+        <w:t xml:space="preserve">        scores = []</w:t>
+      </w:r>
+    </w:p>
+    <w:p>
+      <w:pPr>
+        <w:pStyle w:val="14"/>
+        <w:keepNext w:val="0"/>
+        <w:keepLines w:val="0"/>
+        <w:pageBreakBefore w:val="0"/>
+        <w:widowControl/>
+        <w:suppressLineNumbers w:val="0"/>
+        <w:kinsoku/>
+        <w:wordWrap/>
+        <w:overflowPunct/>
+        <w:topLinePunct w:val="0"/>
+        <w:autoSpaceDE/>
+        <w:autoSpaceDN/>
+        <w:bidi w:val="0"/>
+        <w:adjustRightInd/>
+        <w:snapToGrid/>
+        <w:spacing w:line="300" w:lineRule="auto"/>
+        <w:ind w:firstLine="420" w:firstLineChars="0"/>
+        <w:textAlignment w:val="auto"/>
+        <w:rPr>
+          <w:rFonts w:hint="default" w:ascii="Times New Roman" w:hAnsi="Times New Roman" w:eastAsia="宋体" w:cs="Times New Roman"/>
+          <w:sz w:val="15"/>
+          <w:szCs w:val="15"/>
+        </w:rPr>
+      </w:pPr>
+      <w:r>
+        <w:rPr>
+          <w:rFonts w:hint="default" w:ascii="Times New Roman" w:hAnsi="Times New Roman" w:eastAsia="宋体" w:cs="Times New Roman"/>
+          <w:sz w:val="15"/>
+          <w:szCs w:val="15"/>
+        </w:rPr>
+        <w:t xml:space="preserve">        for content_id, content_features in self.content_features.items():</w:t>
+      </w:r>
+    </w:p>
+    <w:p>
+      <w:pPr>
+        <w:pStyle w:val="14"/>
+        <w:keepNext w:val="0"/>
+        <w:keepLines w:val="0"/>
+        <w:pageBreakBefore w:val="0"/>
+        <w:widowControl/>
+        <w:suppressLineNumbers w:val="0"/>
+        <w:kinsoku/>
+        <w:wordWrap/>
+        <w:overflowPunct/>
+        <w:topLinePunct w:val="0"/>
+        <w:autoSpaceDE/>
+        <w:autoSpaceDN/>
+        <w:bidi w:val="0"/>
+        <w:adjustRightInd/>
+        <w:snapToGrid/>
+        <w:spacing w:line="300" w:lineRule="auto"/>
+        <w:ind w:firstLine="420" w:firstLineChars="0"/>
+        <w:textAlignment w:val="auto"/>
+        <w:rPr>
+          <w:rFonts w:hint="default" w:ascii="Times New Roman" w:hAnsi="Times New Roman" w:eastAsia="宋体" w:cs="Times New Roman"/>
+          <w:sz w:val="15"/>
+          <w:szCs w:val="15"/>
+        </w:rPr>
+      </w:pPr>
+      <w:r>
+        <w:rPr>
+          <w:rFonts w:hint="default" w:ascii="Times New Roman" w:hAnsi="Times New Roman" w:eastAsia="宋体" w:cs="Times New Roman"/>
+          <w:sz w:val="15"/>
+          <w:szCs w:val="15"/>
+        </w:rPr>
+        <w:t xml:space="preserve">            similarity = self.sim_calc.cosine_similarity(user_vector, content_features)</w:t>
+      </w:r>
+    </w:p>
+    <w:p>
+      <w:pPr>
+        <w:pStyle w:val="14"/>
+        <w:keepNext w:val="0"/>
+        <w:keepLines w:val="0"/>
+        <w:pageBreakBefore w:val="0"/>
+        <w:widowControl/>
+        <w:suppressLineNumbers w:val="0"/>
+        <w:kinsoku/>
+        <w:wordWrap/>
+        <w:overflowPunct/>
+        <w:topLinePunct w:val="0"/>
+        <w:autoSpaceDE/>
+        <w:autoSpaceDN/>
+        <w:bidi w:val="0"/>
+        <w:adjustRightInd/>
+        <w:snapToGrid/>
+        <w:spacing w:line="300" w:lineRule="auto"/>
+        <w:ind w:firstLine="420" w:firstLineChars="0"/>
+        <w:textAlignment w:val="auto"/>
+        <w:rPr>
+          <w:rFonts w:hint="default" w:ascii="Times New Roman" w:hAnsi="Times New Roman" w:eastAsia="宋体" w:cs="Times New Roman"/>
+          <w:sz w:val="15"/>
+          <w:szCs w:val="15"/>
+        </w:rPr>
+      </w:pPr>
+      <w:r>
+        <w:rPr>
+          <w:rFonts w:hint="default" w:ascii="Times New Roman" w:hAnsi="Times New Roman" w:eastAsia="宋体" w:cs="Times New Roman"/>
+          <w:sz w:val="15"/>
+          <w:szCs w:val="15"/>
+        </w:rPr>
+        <w:t xml:space="preserve">            diversity_score = self._calculate_diversity_score(content_id, scores)</w:t>
+      </w:r>
+    </w:p>
+    <w:p>
+      <w:pPr>
+        <w:pStyle w:val="14"/>
+        <w:keepNext w:val="0"/>
+        <w:keepLines w:val="0"/>
+        <w:pageBreakBefore w:val="0"/>
+        <w:widowControl/>
+        <w:suppressLineNumbers w:val="0"/>
+        <w:kinsoku/>
+        <w:wordWrap/>
+        <w:overflowPunct/>
+        <w:topLinePunct w:val="0"/>
+        <w:autoSpaceDE/>
+        <w:autoSpaceDN/>
+        <w:bidi w:val="0"/>
+        <w:adjustRightInd/>
+        <w:snapToGrid/>
+        <w:spacing w:line="300" w:lineRule="auto"/>
+        <w:ind w:firstLine="420" w:firstLineChars="0"/>
+        <w:textAlignment w:val="auto"/>
+        <w:rPr>
+          <w:rFonts w:hint="default" w:ascii="Times New Roman" w:hAnsi="Times New Roman" w:eastAsia="宋体" w:cs="Times New Roman"/>
+          <w:sz w:val="15"/>
+          <w:szCs w:val="15"/>
+        </w:rPr>
+      </w:pPr>
+      <w:r>
+        <w:rPr>
+          <w:rFonts w:hint="default" w:ascii="Times New Roman" w:hAnsi="Times New Roman" w:eastAsia="宋体" w:cs="Times New Roman"/>
+          <w:sz w:val="15"/>
+          <w:szCs w:val="15"/>
+        </w:rPr>
+        <w:t xml:space="preserve">            final_score = (1 - self.diversity_weight) * similarity + \</w:t>
+      </w:r>
+    </w:p>
+    <w:p>
+      <w:pPr>
+        <w:pStyle w:val="14"/>
+        <w:keepNext w:val="0"/>
+        <w:keepLines w:val="0"/>
+        <w:pageBreakBefore w:val="0"/>
+        <w:widowControl/>
+        <w:suppressLineNumbers w:val="0"/>
+        <w:kinsoku/>
+        <w:wordWrap/>
+        <w:overflowPunct/>
+        <w:topLinePunct w:val="0"/>
+        <w:autoSpaceDE/>
+        <w:autoSpaceDN/>
+        <w:bidi w:val="0"/>
+        <w:adjustRightInd/>
+        <w:snapToGrid/>
+        <w:spacing w:line="300" w:lineRule="auto"/>
+        <w:ind w:firstLine="420" w:firstLineChars="0"/>
+        <w:textAlignment w:val="auto"/>
+        <w:rPr>
+          <w:rFonts w:hint="default" w:ascii="Times New Roman" w:hAnsi="Times New Roman" w:eastAsia="宋体" w:cs="Times New Roman"/>
+          <w:sz w:val="15"/>
+          <w:szCs w:val="15"/>
+        </w:rPr>
+      </w:pPr>
+      <w:r>
+        <w:rPr>
+          <w:rFonts w:hint="default" w:ascii="Times New Roman" w:hAnsi="Times New Roman" w:eastAsia="宋体" w:cs="Times New Roman"/>
+          <w:sz w:val="15"/>
+          <w:szCs w:val="15"/>
+        </w:rPr>
+        <w:t xml:space="preserve">                         self.diversity_weight * diversity_score</w:t>
+      </w:r>
+    </w:p>
+    <w:p>
+      <w:pPr>
+        <w:pStyle w:val="14"/>
+        <w:keepNext w:val="0"/>
+        <w:keepLines w:val="0"/>
+        <w:pageBreakBefore w:val="0"/>
+        <w:widowControl/>
+        <w:suppressLineNumbers w:val="0"/>
+        <w:kinsoku/>
+        <w:wordWrap/>
+        <w:overflowPunct/>
+        <w:topLinePunct w:val="0"/>
+        <w:autoSpaceDE/>
+        <w:autoSpaceDN/>
+        <w:bidi w:val="0"/>
+        <w:adjustRightInd/>
+        <w:snapToGrid/>
+        <w:spacing w:line="300" w:lineRule="auto"/>
+        <w:ind w:firstLine="420" w:firstLineChars="0"/>
+        <w:textAlignment w:val="auto"/>
+        <w:rPr>
+          <w:rFonts w:hint="default" w:ascii="Times New Roman" w:hAnsi="Times New Roman" w:eastAsia="宋体" w:cs="Times New Roman"/>
+          <w:sz w:val="15"/>
+          <w:szCs w:val="15"/>
+        </w:rPr>
+      </w:pPr>
+      <w:r>
+        <w:rPr>
+          <w:rFonts w:hint="default" w:ascii="Times New Roman" w:hAnsi="Times New Roman" w:eastAsia="宋体" w:cs="Times New Roman"/>
+          <w:sz w:val="15"/>
+          <w:szCs w:val="15"/>
+        </w:rPr>
+        <w:t xml:space="preserve">            scores.append((content_id, final_score))</w:t>
+      </w:r>
+    </w:p>
+    <w:p>
+      <w:pPr>
+        <w:pStyle w:val="14"/>
+        <w:keepNext w:val="0"/>
+        <w:keepLines w:val="0"/>
+        <w:pageBreakBefore w:val="0"/>
+        <w:widowControl/>
+        <w:suppressLineNumbers w:val="0"/>
+        <w:kinsoku/>
+        <w:wordWrap/>
+        <w:overflowPunct/>
+        <w:topLinePunct w:val="0"/>
+        <w:autoSpaceDE/>
+        <w:autoSpaceDN/>
+        <w:bidi w:val="0"/>
+        <w:adjustRightInd/>
+        <w:snapToGrid/>
+        <w:spacing w:line="300" w:lineRule="auto"/>
+        <w:ind w:firstLine="420" w:firstLineChars="0"/>
+        <w:textAlignment w:val="auto"/>
+        <w:rPr>
+          <w:rFonts w:hint="default" w:ascii="Times New Roman" w:hAnsi="Times New Roman" w:eastAsia="宋体" w:cs="Times New Roman"/>
+          <w:sz w:val="15"/>
+          <w:szCs w:val="15"/>
+        </w:rPr>
+      </w:pPr>
+      <w:r>
+        <w:rPr>
+          <w:rFonts w:hint="default" w:ascii="Times New Roman" w:hAnsi="Times New Roman" w:eastAsia="宋体" w:cs="Times New Roman"/>
+          <w:sz w:val="15"/>
+          <w:szCs w:val="15"/>
+        </w:rPr>
+        <w:t xml:space="preserve">        </w:t>
+      </w:r>
+    </w:p>
+    <w:p>
+      <w:pPr>
+        <w:pStyle w:val="14"/>
+        <w:keepNext w:val="0"/>
+        <w:keepLines w:val="0"/>
+        <w:pageBreakBefore w:val="0"/>
+        <w:widowControl/>
+        <w:suppressLineNumbers w:val="0"/>
+        <w:kinsoku/>
+        <w:wordWrap/>
+        <w:overflowPunct/>
+        <w:topLinePunct w:val="0"/>
+        <w:autoSpaceDE/>
+        <w:autoSpaceDN/>
+        <w:bidi w:val="0"/>
+        <w:adjustRightInd/>
+        <w:snapToGrid/>
+        <w:spacing w:line="300" w:lineRule="auto"/>
+        <w:ind w:firstLine="420" w:firstLineChars="0"/>
+        <w:textAlignment w:val="auto"/>
+        <w:rPr>
+          <w:rFonts w:hint="default" w:ascii="Times New Roman" w:hAnsi="Times New Roman" w:eastAsia="宋体" w:cs="Times New Roman"/>
+          <w:sz w:val="15"/>
+          <w:szCs w:val="15"/>
+        </w:rPr>
+      </w:pPr>
+      <w:r>
+        <w:rPr>
+          <w:rFonts w:hint="default" w:ascii="Times New Roman" w:hAnsi="Times New Roman" w:eastAsia="宋体" w:cs="Times New Roman"/>
+          <w:sz w:val="15"/>
+          <w:szCs w:val="15"/>
+        </w:rPr>
+        <w:t xml:space="preserve">        scores.sort(key=lambda x: x[1], reverse=True)</w:t>
+      </w:r>
+    </w:p>
+    <w:p>
+      <w:pPr>
+        <w:pStyle w:val="14"/>
+        <w:keepNext w:val="0"/>
+        <w:keepLines w:val="0"/>
+        <w:pageBreakBefore w:val="0"/>
+        <w:widowControl/>
+        <w:suppressLineNumbers w:val="0"/>
+        <w:kinsoku/>
+        <w:wordWrap/>
+        <w:overflowPunct/>
+        <w:topLinePunct w:val="0"/>
+        <w:autoSpaceDE/>
+        <w:autoSpaceDN/>
+        <w:bidi w:val="0"/>
+        <w:adjustRightInd/>
+        <w:snapToGrid/>
+        <w:spacing w:line="300" w:lineRule="auto"/>
+        <w:ind w:firstLine="420" w:firstLineChars="0"/>
+        <w:textAlignment w:val="auto"/>
+        <w:rPr>
+          <w:rFonts w:hint="default" w:ascii="Times New Roman" w:hAnsi="Times New Roman" w:eastAsia="宋体" w:cs="Times New Roman"/>
+          <w:sz w:val="15"/>
+          <w:szCs w:val="15"/>
+        </w:rPr>
+      </w:pPr>
+      <w:r>
+        <w:rPr>
+          <w:rFonts w:hint="default" w:ascii="Times New Roman" w:hAnsi="Times New Roman" w:eastAsia="宋体" w:cs="Times New Roman"/>
+          <w:sz w:val="15"/>
+          <w:szCs w:val="15"/>
+        </w:rPr>
+        <w:t xml:space="preserve">        return scores[:self.top_k]</w:t>
+      </w:r>
+    </w:p>
+    <w:p>
+      <w:pPr>
+        <w:pStyle w:val="14"/>
+        <w:keepNext w:val="0"/>
+        <w:keepLines w:val="0"/>
+        <w:pageBreakBefore w:val="0"/>
+        <w:widowControl/>
+        <w:suppressLineNumbers w:val="0"/>
+        <w:kinsoku/>
+        <w:wordWrap/>
+        <w:overflowPunct/>
+        <w:topLinePunct w:val="0"/>
+        <w:autoSpaceDE/>
+        <w:autoSpaceDN/>
+        <w:bidi w:val="0"/>
+        <w:adjustRightInd/>
+        <w:snapToGrid/>
+        <w:spacing w:line="300" w:lineRule="auto"/>
+        <w:ind w:firstLine="420" w:firstLineChars="0"/>
+        <w:textAlignment w:val="auto"/>
+        <w:rPr>
+          <w:rFonts w:hint="default" w:ascii="Times New Roman" w:hAnsi="Times New Roman" w:eastAsia="宋体" w:cs="Times New Roman"/>
+          <w:sz w:val="15"/>
+          <w:szCs w:val="15"/>
+        </w:rPr>
+      </w:pPr>
+      <w:r>
+        <w:rPr>
+          <w:rFonts w:hint="default" w:ascii="Times New Roman" w:hAnsi="Times New Roman" w:eastAsia="宋体" w:cs="Times New Roman"/>
+          <w:sz w:val="15"/>
+          <w:szCs w:val="15"/>
+        </w:rPr>
+        <w:t xml:space="preserve">    </w:t>
+      </w:r>
+    </w:p>
+    <w:p>
+      <w:pPr>
+        <w:pStyle w:val="14"/>
+        <w:keepNext w:val="0"/>
+        <w:keepLines w:val="0"/>
+        <w:pageBreakBefore w:val="0"/>
+        <w:widowControl/>
+        <w:suppressLineNumbers w:val="0"/>
+        <w:kinsoku/>
+        <w:wordWrap/>
+        <w:overflowPunct/>
+        <w:topLinePunct w:val="0"/>
+        <w:autoSpaceDE/>
+        <w:autoSpaceDN/>
+        <w:bidi w:val="0"/>
+        <w:adjustRightInd/>
+        <w:snapToGrid/>
+        <w:spacing w:line="300" w:lineRule="auto"/>
+        <w:ind w:firstLine="420" w:firstLineChars="0"/>
+        <w:textAlignment w:val="auto"/>
+        <w:rPr>
+          <w:rFonts w:hint="default" w:ascii="Times New Roman" w:hAnsi="Times New Roman" w:eastAsia="宋体" w:cs="Times New Roman"/>
+          <w:sz w:val="15"/>
+          <w:szCs w:val="15"/>
+        </w:rPr>
+      </w:pPr>
+      <w:r>
+        <w:rPr>
+          <w:rFonts w:hint="default" w:ascii="Times New Roman" w:hAnsi="Times New Roman" w:eastAsia="宋体" w:cs="Times New Roman"/>
+          <w:sz w:val="15"/>
+          <w:szCs w:val="15"/>
+        </w:rPr>
+        <w:t xml:space="preserve">    def _calculate_diversity_score(self, content_id: str, </w:t>
+      </w:r>
+    </w:p>
+    <w:p>
+      <w:pPr>
+        <w:pStyle w:val="14"/>
+        <w:keepNext w:val="0"/>
+        <w:keepLines w:val="0"/>
+        <w:pageBreakBefore w:val="0"/>
+        <w:widowControl/>
+        <w:suppressLineNumbers w:val="0"/>
+        <w:kinsoku/>
+        <w:wordWrap/>
+        <w:overflowPunct/>
+        <w:topLinePunct w:val="0"/>
+        <w:autoSpaceDE/>
+        <w:autoSpaceDN/>
+        <w:bidi w:val="0"/>
+        <w:adjustRightInd/>
+        <w:snapToGrid/>
+        <w:spacing w:line="300" w:lineRule="auto"/>
+        <w:ind w:firstLine="420" w:firstLineChars="0"/>
+        <w:textAlignment w:val="auto"/>
+        <w:rPr>
+          <w:rFonts w:hint="default" w:ascii="Times New Roman" w:hAnsi="Times New Roman" w:eastAsia="宋体" w:cs="Times New Roman"/>
+          <w:sz w:val="15"/>
+          <w:szCs w:val="15"/>
+        </w:rPr>
+      </w:pPr>
+      <w:r>
+        <w:rPr>
+          <w:rFonts w:hint="default" w:ascii="Times New Roman" w:hAnsi="Times New Roman" w:eastAsia="宋体" w:cs="Times New Roman"/>
+          <w:sz w:val="15"/>
+          <w:szCs w:val="15"/>
+        </w:rPr>
+        <w:t xml:space="preserve">                                   current_recommendations: List) -&gt; float:</w:t>
+      </w:r>
+    </w:p>
+    <w:p>
+      <w:pPr>
+        <w:pStyle w:val="14"/>
+        <w:keepNext w:val="0"/>
+        <w:keepLines w:val="0"/>
+        <w:pageBreakBefore w:val="0"/>
+        <w:widowControl/>
+        <w:suppressLineNumbers w:val="0"/>
+        <w:kinsoku/>
+        <w:wordWrap/>
+        <w:overflowPunct/>
+        <w:topLinePunct w:val="0"/>
+        <w:autoSpaceDE/>
+        <w:autoSpaceDN/>
+        <w:bidi w:val="0"/>
+        <w:adjustRightInd/>
+        <w:snapToGrid/>
+        <w:spacing w:line="300" w:lineRule="auto"/>
+        <w:ind w:firstLine="420" w:firstLineChars="0"/>
+        <w:textAlignment w:val="auto"/>
+        <w:rPr>
+          <w:rFonts w:hint="default" w:ascii="Times New Roman" w:hAnsi="Times New Roman" w:eastAsia="宋体" w:cs="Times New Roman"/>
+          <w:sz w:val="15"/>
+          <w:szCs w:val="15"/>
+        </w:rPr>
+      </w:pPr>
+      <w:r>
+        <w:rPr>
+          <w:rFonts w:hint="default" w:ascii="Times New Roman" w:hAnsi="Times New Roman" w:eastAsia="宋体" w:cs="Times New Roman"/>
+          <w:sz w:val="15"/>
+          <w:szCs w:val="15"/>
+        </w:rPr>
+        <w:t xml:space="preserve">        """计算多样性分数"""</w:t>
+      </w:r>
+    </w:p>
+    <w:p>
+      <w:pPr>
+        <w:pStyle w:val="14"/>
+        <w:keepNext w:val="0"/>
+        <w:keepLines w:val="0"/>
+        <w:pageBreakBefore w:val="0"/>
+        <w:widowControl/>
+        <w:suppressLineNumbers w:val="0"/>
+        <w:kinsoku/>
+        <w:wordWrap/>
+        <w:overflowPunct/>
+        <w:topLinePunct w:val="0"/>
+        <w:autoSpaceDE/>
+        <w:autoSpaceDN/>
+        <w:bidi w:val="0"/>
+        <w:adjustRightInd/>
+        <w:snapToGrid/>
+        <w:spacing w:line="300" w:lineRule="auto"/>
+        <w:ind w:firstLine="420" w:firstLineChars="0"/>
+        <w:textAlignment w:val="auto"/>
+        <w:rPr>
+          <w:rFonts w:hint="default" w:ascii="Times New Roman" w:hAnsi="Times New Roman" w:eastAsia="宋体" w:cs="Times New Roman"/>
+          <w:sz w:val="15"/>
+          <w:szCs w:val="15"/>
+        </w:rPr>
+      </w:pPr>
+      <w:r>
+        <w:rPr>
+          <w:rFonts w:hint="default" w:ascii="Times New Roman" w:hAnsi="Times New Roman" w:eastAsia="宋体" w:cs="Times New Roman"/>
+          <w:sz w:val="15"/>
+          <w:szCs w:val="15"/>
+        </w:rPr>
+        <w:t xml:space="preserve">        if not current_recommendations:</w:t>
+      </w:r>
+    </w:p>
+    <w:p>
+      <w:pPr>
+        <w:pStyle w:val="14"/>
+        <w:keepNext w:val="0"/>
+        <w:keepLines w:val="0"/>
+        <w:pageBreakBefore w:val="0"/>
+        <w:widowControl/>
+        <w:suppressLineNumbers w:val="0"/>
+        <w:kinsoku/>
+        <w:wordWrap/>
+        <w:overflowPunct/>
+        <w:topLinePunct w:val="0"/>
+        <w:autoSpaceDE/>
+        <w:autoSpaceDN/>
+        <w:bidi w:val="0"/>
+        <w:adjustRightInd/>
+        <w:snapToGrid/>
+        <w:spacing w:line="300" w:lineRule="auto"/>
+        <w:ind w:firstLine="420" w:firstLineChars="0"/>
+        <w:textAlignment w:val="auto"/>
+        <w:rPr>
+          <w:rFonts w:hint="default" w:ascii="Times New Roman" w:hAnsi="Times New Roman" w:eastAsia="宋体" w:cs="Times New Roman"/>
+          <w:sz w:val="15"/>
+          <w:szCs w:val="15"/>
+        </w:rPr>
+      </w:pPr>
+      <w:r>
+        <w:rPr>
+          <w:rFonts w:hint="default" w:ascii="Times New Roman" w:hAnsi="Times New Roman" w:eastAsia="宋体" w:cs="Times New Roman"/>
+          <w:sz w:val="15"/>
+          <w:szCs w:val="15"/>
+        </w:rPr>
+        <w:t xml:space="preserve">            return 1.0</w:t>
+      </w:r>
+    </w:p>
+    <w:p>
+      <w:pPr>
+        <w:pStyle w:val="14"/>
+        <w:keepNext w:val="0"/>
+        <w:keepLines w:val="0"/>
+        <w:pageBreakBefore w:val="0"/>
+        <w:widowControl/>
+        <w:suppressLineNumbers w:val="0"/>
+        <w:kinsoku/>
+        <w:wordWrap/>
+        <w:overflowPunct/>
+        <w:topLinePunct w:val="0"/>
+        <w:autoSpaceDE/>
+        <w:autoSpaceDN/>
+        <w:bidi w:val="0"/>
+        <w:adjustRightInd/>
+        <w:snapToGrid/>
+        <w:spacing w:line="300" w:lineRule="auto"/>
+        <w:ind w:firstLine="420" w:firstLineChars="0"/>
+        <w:textAlignment w:val="auto"/>
+        <w:rPr>
+          <w:rFonts w:hint="default" w:ascii="Times New Roman" w:hAnsi="Times New Roman" w:eastAsia="宋体" w:cs="Times New Roman"/>
+          <w:sz w:val="15"/>
+          <w:szCs w:val="15"/>
+        </w:rPr>
+      </w:pPr>
+      <w:r>
+        <w:rPr>
+          <w:rFonts w:hint="default" w:ascii="Times New Roman" w:hAnsi="Times New Roman" w:eastAsia="宋体" w:cs="Times New Roman"/>
+          <w:sz w:val="15"/>
+          <w:szCs w:val="15"/>
+        </w:rPr>
+        <w:t xml:space="preserve">        recent_categories = set()</w:t>
+      </w:r>
+    </w:p>
+    <w:p>
+      <w:pPr>
+        <w:pStyle w:val="14"/>
+        <w:keepNext w:val="0"/>
+        <w:keepLines w:val="0"/>
+        <w:pageBreakBefore w:val="0"/>
+        <w:widowControl/>
+        <w:suppressLineNumbers w:val="0"/>
+        <w:kinsoku/>
+        <w:wordWrap/>
+        <w:overflowPunct/>
+        <w:topLinePunct w:val="0"/>
+        <w:autoSpaceDE/>
+        <w:autoSpaceDN/>
+        <w:bidi w:val="0"/>
+        <w:adjustRightInd/>
+        <w:snapToGrid/>
+        <w:spacing w:line="300" w:lineRule="auto"/>
+        <w:ind w:firstLine="420" w:firstLineChars="0"/>
+        <w:textAlignment w:val="auto"/>
+        <w:rPr>
+          <w:rFonts w:hint="default" w:ascii="Times New Roman" w:hAnsi="Times New Roman" w:eastAsia="宋体" w:cs="Times New Roman"/>
+          <w:sz w:val="15"/>
+          <w:szCs w:val="15"/>
+        </w:rPr>
+      </w:pPr>
+      <w:r>
+        <w:rPr>
+          <w:rFonts w:hint="default" w:ascii="Times New Roman" w:hAnsi="Times New Roman" w:eastAsia="宋体" w:cs="Times New Roman"/>
+          <w:sz w:val="15"/>
+          <w:szCs w:val="15"/>
+        </w:rPr>
+        <w:t xml:space="preserve">        for cid, _ in current_recommendations[:3]:</w:t>
+      </w:r>
+    </w:p>
+    <w:p>
+      <w:pPr>
+        <w:pStyle w:val="14"/>
+        <w:keepNext w:val="0"/>
+        <w:keepLines w:val="0"/>
+        <w:pageBreakBefore w:val="0"/>
+        <w:widowControl/>
+        <w:suppressLineNumbers w:val="0"/>
+        <w:kinsoku/>
+        <w:wordWrap/>
+        <w:overflowPunct/>
+        <w:topLinePunct w:val="0"/>
+        <w:autoSpaceDE/>
+        <w:autoSpaceDN/>
+        <w:bidi w:val="0"/>
+        <w:adjustRightInd/>
+        <w:snapToGrid/>
+        <w:spacing w:line="300" w:lineRule="auto"/>
+        <w:ind w:firstLine="420" w:firstLineChars="0"/>
+        <w:textAlignment w:val="auto"/>
+        <w:rPr>
+          <w:rFonts w:hint="default" w:ascii="Times New Roman" w:hAnsi="Times New Roman" w:eastAsia="宋体" w:cs="Times New Roman"/>
+          <w:sz w:val="15"/>
+          <w:szCs w:val="15"/>
+        </w:rPr>
+      </w:pPr>
+      <w:r>
+        <w:rPr>
+          <w:rFonts w:hint="default" w:ascii="Times New Roman" w:hAnsi="Times New Roman" w:eastAsia="宋体" w:cs="Times New Roman"/>
+          <w:sz w:val="15"/>
+          <w:szCs w:val="15"/>
+        </w:rPr>
+        <w:t xml:space="preserve">            if cid in self.content_features:</w:t>
+      </w:r>
+    </w:p>
+    <w:p>
+      <w:pPr>
+        <w:pStyle w:val="14"/>
+        <w:keepNext w:val="0"/>
+        <w:keepLines w:val="0"/>
+        <w:pageBreakBefore w:val="0"/>
+        <w:widowControl/>
+        <w:suppressLineNumbers w:val="0"/>
+        <w:kinsoku/>
+        <w:wordWrap/>
+        <w:overflowPunct/>
+        <w:topLinePunct w:val="0"/>
+        <w:autoSpaceDE/>
+        <w:autoSpaceDN/>
+        <w:bidi w:val="0"/>
+        <w:adjustRightInd/>
+        <w:snapToGrid/>
+        <w:spacing w:line="300" w:lineRule="auto"/>
+        <w:ind w:firstLine="420" w:firstLineChars="0"/>
+        <w:textAlignment w:val="auto"/>
+        <w:rPr>
+          <w:rFonts w:hint="default" w:ascii="Times New Roman" w:hAnsi="Times New Roman" w:eastAsia="宋体" w:cs="Times New Roman"/>
+          <w:sz w:val="15"/>
+          <w:szCs w:val="15"/>
+        </w:rPr>
+      </w:pPr>
+      <w:r>
+        <w:rPr>
+          <w:rFonts w:hint="default" w:ascii="Times New Roman" w:hAnsi="Times New Roman" w:eastAsia="宋体" w:cs="Times New Roman"/>
+          <w:sz w:val="15"/>
+          <w:szCs w:val="15"/>
+        </w:rPr>
+        <w:t xml:space="preserve">                recent_categories.update(self.content_features[cid].keys())</w:t>
+      </w:r>
+    </w:p>
+    <w:p>
+      <w:pPr>
+        <w:pStyle w:val="14"/>
+        <w:keepNext w:val="0"/>
+        <w:keepLines w:val="0"/>
+        <w:pageBreakBefore w:val="0"/>
+        <w:widowControl/>
+        <w:suppressLineNumbers w:val="0"/>
+        <w:kinsoku/>
+        <w:wordWrap/>
+        <w:overflowPunct/>
+        <w:topLinePunct w:val="0"/>
+        <w:autoSpaceDE/>
+        <w:autoSpaceDN/>
+        <w:bidi w:val="0"/>
+        <w:adjustRightInd/>
+        <w:snapToGrid/>
+        <w:spacing w:line="300" w:lineRule="auto"/>
+        <w:ind w:firstLine="420" w:firstLineChars="0"/>
+        <w:textAlignment w:val="auto"/>
+        <w:rPr>
+          <w:rFonts w:hint="default" w:ascii="Times New Roman" w:hAnsi="Times New Roman" w:eastAsia="宋体" w:cs="Times New Roman"/>
+          <w:sz w:val="15"/>
+          <w:szCs w:val="15"/>
+        </w:rPr>
+      </w:pPr>
+      <w:r>
+        <w:rPr>
+          <w:rFonts w:hint="default" w:ascii="Times New Roman" w:hAnsi="Times New Roman" w:eastAsia="宋体" w:cs="Times New Roman"/>
+          <w:sz w:val="15"/>
+          <w:szCs w:val="15"/>
+        </w:rPr>
+        <w:t xml:space="preserve">        current_features = self.content_features.get(content_id, {})</w:t>
+      </w:r>
+    </w:p>
+    <w:p>
+      <w:pPr>
+        <w:pStyle w:val="14"/>
+        <w:keepNext w:val="0"/>
+        <w:keepLines w:val="0"/>
+        <w:pageBreakBefore w:val="0"/>
+        <w:widowControl/>
+        <w:suppressLineNumbers w:val="0"/>
+        <w:kinsoku/>
+        <w:wordWrap/>
+        <w:overflowPunct/>
+        <w:topLinePunct w:val="0"/>
+        <w:autoSpaceDE/>
+        <w:autoSpaceDN/>
+        <w:bidi w:val="0"/>
+        <w:adjustRightInd/>
+        <w:snapToGrid/>
+        <w:spacing w:line="300" w:lineRule="auto"/>
+        <w:ind w:firstLine="420" w:firstLineChars="0"/>
+        <w:textAlignment w:val="auto"/>
+        <w:rPr>
+          <w:rFonts w:hint="default" w:ascii="Times New Roman" w:hAnsi="Times New Roman" w:eastAsia="宋体" w:cs="Times New Roman"/>
+          <w:sz w:val="15"/>
+          <w:szCs w:val="15"/>
+        </w:rPr>
+      </w:pPr>
+      <w:r>
+        <w:rPr>
+          <w:rFonts w:hint="default" w:ascii="Times New Roman" w:hAnsi="Times New Roman" w:eastAsia="宋体" w:cs="Times New Roman"/>
+          <w:sz w:val="15"/>
+          <w:szCs w:val="15"/>
+        </w:rPr>
+        <w:t xml:space="preserve">        if not current_features:</w:t>
+      </w:r>
+    </w:p>
+    <w:p>
+      <w:pPr>
+        <w:pStyle w:val="14"/>
+        <w:keepNext w:val="0"/>
+        <w:keepLines w:val="0"/>
+        <w:pageBreakBefore w:val="0"/>
+        <w:widowControl/>
+        <w:suppressLineNumbers w:val="0"/>
+        <w:kinsoku/>
+        <w:wordWrap/>
+        <w:overflowPunct/>
+        <w:topLinePunct w:val="0"/>
+        <w:autoSpaceDE/>
+        <w:autoSpaceDN/>
+        <w:bidi w:val="0"/>
+        <w:adjustRightInd/>
+        <w:snapToGrid/>
+        <w:spacing w:line="300" w:lineRule="auto"/>
+        <w:ind w:firstLine="420" w:firstLineChars="0"/>
+        <w:textAlignment w:val="auto"/>
+        <w:rPr>
+          <w:rFonts w:hint="default" w:ascii="Times New Roman" w:hAnsi="Times New Roman" w:eastAsia="宋体" w:cs="Times New Roman"/>
+          <w:sz w:val="15"/>
+          <w:szCs w:val="15"/>
+        </w:rPr>
+      </w:pPr>
+      <w:r>
+        <w:rPr>
+          <w:rFonts w:hint="default" w:ascii="Times New Roman" w:hAnsi="Times New Roman" w:eastAsia="宋体" w:cs="Times New Roman"/>
+          <w:sz w:val="15"/>
+          <w:szCs w:val="15"/>
+        </w:rPr>
+        <w:t xml:space="preserve">            return 0.5</w:t>
+      </w:r>
+    </w:p>
+    <w:p>
+      <w:pPr>
+        <w:pStyle w:val="14"/>
+        <w:keepNext w:val="0"/>
+        <w:keepLines w:val="0"/>
+        <w:pageBreakBefore w:val="0"/>
+        <w:widowControl/>
+        <w:suppressLineNumbers w:val="0"/>
+        <w:kinsoku/>
+        <w:wordWrap/>
+        <w:overflowPunct/>
+        <w:topLinePunct w:val="0"/>
+        <w:autoSpaceDE/>
+        <w:autoSpaceDN/>
+        <w:bidi w:val="0"/>
+        <w:adjustRightInd/>
+        <w:snapToGrid/>
+        <w:spacing w:line="300" w:lineRule="auto"/>
+        <w:ind w:firstLine="420" w:firstLineChars="0"/>
+        <w:textAlignment w:val="auto"/>
+        <w:rPr>
+          <w:rFonts w:hint="default" w:ascii="Times New Roman" w:hAnsi="Times New Roman" w:eastAsia="宋体" w:cs="Times New Roman"/>
+          <w:sz w:val="15"/>
+          <w:szCs w:val="15"/>
+        </w:rPr>
+      </w:pPr>
+      <w:r>
+        <w:rPr>
+          <w:rFonts w:hint="default" w:ascii="Times New Roman" w:hAnsi="Times New Roman" w:eastAsia="宋体" w:cs="Times New Roman"/>
+          <w:sz w:val="15"/>
+          <w:szCs w:val="15"/>
+        </w:rPr>
+        <w:t xml:space="preserve">        new_categories = set(current_features.keys()) - recent_categories</w:t>
+      </w:r>
+    </w:p>
+    <w:p>
+      <w:pPr>
+        <w:pStyle w:val="14"/>
+        <w:keepNext w:val="0"/>
+        <w:keepLines w:val="0"/>
+        <w:pageBreakBefore w:val="0"/>
+        <w:widowControl/>
+        <w:suppressLineNumbers w:val="0"/>
+        <w:kinsoku/>
+        <w:wordWrap/>
+        <w:overflowPunct/>
+        <w:topLinePunct w:val="0"/>
+        <w:autoSpaceDE/>
+        <w:autoSpaceDN/>
+        <w:bidi w:val="0"/>
+        <w:adjustRightInd/>
+        <w:snapToGrid/>
+        <w:spacing w:line="300" w:lineRule="auto"/>
+        <w:ind w:firstLine="420" w:firstLineChars="0"/>
+        <w:textAlignment w:val="auto"/>
+        <w:rPr>
+          <w:rFonts w:hint="default" w:ascii="Times New Roman" w:hAnsi="Times New Roman" w:eastAsia="宋体" w:cs="Times New Roman"/>
+          <w:sz w:val="15"/>
+          <w:szCs w:val="15"/>
+        </w:rPr>
+      </w:pPr>
+      <w:r>
+        <w:rPr>
+          <w:rFonts w:hint="default" w:ascii="Times New Roman" w:hAnsi="Times New Roman" w:eastAsia="宋体" w:cs="Times New Roman"/>
+          <w:sz w:val="15"/>
+          <w:szCs w:val="15"/>
+        </w:rPr>
+        <w:t xml:space="preserve">        return len(new_categories) / len(current_features) if current_features else 0</w:t>
+      </w:r>
+    </w:p>
+    <w:p>
+      <w:pPr>
+        <w:pStyle w:val="14"/>
+        <w:keepNext w:val="0"/>
+        <w:keepLines w:val="0"/>
+        <w:pageBreakBefore w:val="0"/>
+        <w:widowControl/>
+        <w:suppressLineNumbers w:val="0"/>
+        <w:kinsoku/>
+        <w:wordWrap/>
+        <w:overflowPunct/>
+        <w:topLinePunct w:val="0"/>
+        <w:autoSpaceDE/>
+        <w:autoSpaceDN/>
+        <w:bidi w:val="0"/>
+        <w:adjustRightInd/>
+        <w:snapToGrid/>
+        <w:spacing w:line="300" w:lineRule="auto"/>
+        <w:ind w:firstLine="420" w:firstLineChars="0"/>
+        <w:textAlignment w:val="auto"/>
+        <w:rPr>
+          <w:rFonts w:ascii="Times New Roman" w:hAnsi="Times New Roman" w:eastAsia="宋体" w:cs="Times New Roman"/>
+        </w:rPr>
+      </w:pPr>
+      <w:r>
+        <w:rPr>
+          <w:rFonts w:ascii="Times New Roman" w:hAnsi="Times New Roman" w:eastAsia="宋体" w:cs="Times New Roman"/>
+        </w:rPr>
+        <w:t>核心模块在实现过程中注重算法计算效率，避免复杂计算对系统性能造成过大影响，从而保证系统在实际运行中的稳定性和实时性。</w:t>
+      </w:r>
+    </w:p>
+    <w:p>
+      <w:pPr>
+        <w:keepNext w:val="0"/>
+        <w:keepLines w:val="0"/>
+        <w:widowControl/>
+        <w:suppressLineNumbers w:val="0"/>
+        <w:jc w:val="left"/>
+        <w:outlineLvl w:val="1"/>
+        <w:rPr>
+          <w:rFonts w:hint="default" w:ascii="黑体" w:hAnsi="宋体" w:eastAsia="黑体" w:cs="Times New Roman"/>
+          <w:sz w:val="28"/>
+          <w:lang w:val="en-US" w:eastAsia="zh-CN"/>
+        </w:rPr>
+      </w:pPr>
+      <w:r>
+        <w:rPr>
+          <w:rFonts w:hint="default" w:ascii="黑体" w:hAnsi="宋体" w:eastAsia="黑体" w:cs="Times New Roman"/>
+          <w:sz w:val="28"/>
+          <w:lang w:val="en-US" w:eastAsia="zh-CN"/>
+        </w:rPr>
+        <w:t>4.4 系统运行流程说明</w:t>
+      </w:r>
+    </w:p>
+    <w:p>
+      <w:pPr>
+        <w:pStyle w:val="14"/>
+        <w:keepNext w:val="0"/>
+        <w:keepLines w:val="0"/>
+        <w:pageBreakBefore w:val="0"/>
+        <w:widowControl/>
+        <w:suppressLineNumbers w:val="0"/>
+        <w:kinsoku/>
+        <w:wordWrap/>
+        <w:overflowPunct/>
+        <w:topLinePunct w:val="0"/>
+        <w:autoSpaceDE/>
+        <w:autoSpaceDN/>
+        <w:bidi w:val="0"/>
+        <w:adjustRightInd/>
+        <w:snapToGrid/>
+        <w:spacing w:line="300" w:lineRule="auto"/>
+        <w:ind w:firstLine="420" w:firstLineChars="0"/>
+        <w:textAlignment w:val="auto"/>
+        <w:rPr>
+          <w:rFonts w:ascii="Times New Roman" w:hAnsi="Times New Roman" w:eastAsia="宋体" w:cs="Times New Roman"/>
+        </w:rPr>
+      </w:pPr>
+      <w:r>
+        <w:rPr>
+          <w:rFonts w:ascii="Times New Roman" w:hAnsi="Times New Roman" w:eastAsia="宋体" w:cs="Times New Roman"/>
+        </w:rPr>
+        <w:t>信息推送算法系统的整体运行流程可概括为数据采集、数据处理、算法计算和结果推送四个主要步骤。</w:t>
+      </w:r>
+    </w:p>
+    <w:p>
+      <w:pPr>
+        <w:pStyle w:val="14"/>
+        <w:keepNext w:val="0"/>
+        <w:keepLines w:val="0"/>
+        <w:pageBreakBefore w:val="0"/>
+        <w:widowControl/>
+        <w:suppressLineNumbers w:val="0"/>
+        <w:kinsoku/>
+        <w:wordWrap/>
+        <w:overflowPunct/>
+        <w:topLinePunct w:val="0"/>
+        <w:autoSpaceDE/>
+        <w:autoSpaceDN/>
+        <w:bidi w:val="0"/>
+        <w:adjustRightInd/>
+        <w:snapToGrid/>
+        <w:spacing w:line="300" w:lineRule="auto"/>
+        <w:ind w:firstLine="420" w:firstLineChars="0"/>
+        <w:textAlignment w:val="auto"/>
+        <w:rPr>
+          <w:rFonts w:ascii="Times New Roman" w:hAnsi="Times New Roman" w:eastAsia="宋体" w:cs="Times New Roman"/>
+        </w:rPr>
+      </w:pPr>
+      <w:r>
+        <w:rPr>
+          <w:rFonts w:ascii="Times New Roman" w:hAnsi="Times New Roman" w:eastAsia="宋体" w:cs="Times New Roman"/>
+        </w:rPr>
+        <w:t>系统运行时，首先由数据采集模块实时记录用户在平台上的行为信息，并将其存储至数据层。随后，数据预处理模块对采集到的原始数据进行清洗和整理，将处理后的数据传递给算法层。</w:t>
+      </w:r>
+    </w:p>
+    <w:p>
+      <w:pPr>
+        <w:pStyle w:val="14"/>
+        <w:keepNext w:val="0"/>
+        <w:keepLines w:val="0"/>
+        <w:pageBreakBefore w:val="0"/>
+        <w:widowControl/>
+        <w:suppressLineNumbers w:val="0"/>
+        <w:kinsoku/>
+        <w:wordWrap/>
+        <w:overflowPunct/>
+        <w:topLinePunct w:val="0"/>
+        <w:autoSpaceDE/>
+        <w:autoSpaceDN/>
+        <w:bidi w:val="0"/>
+        <w:adjustRightInd/>
+        <w:snapToGrid/>
+        <w:spacing w:line="300" w:lineRule="auto"/>
+        <w:ind w:firstLine="420" w:firstLineChars="0"/>
+        <w:textAlignment w:val="auto"/>
+        <w:rPr>
+          <w:rFonts w:ascii="Times New Roman" w:hAnsi="Times New Roman" w:eastAsia="宋体" w:cs="Times New Roman"/>
+        </w:rPr>
+      </w:pPr>
+      <w:r>
+        <w:rPr>
+          <w:rFonts w:ascii="Times New Roman" w:hAnsi="Times New Roman" w:eastAsia="宋体" w:cs="Times New Roman"/>
+        </w:rPr>
+        <w:t>算法层根据最新的用户行为数据对用户兴趣模型进行更新，并计算用户与各类信息内容之间的匹配度，生成个性化推荐结果。最后，应用层将推荐结果展示给用户，并接收用户的后续行为反馈，用于下一轮推荐计算。</w:t>
+      </w:r>
+    </w:p>
+    <w:p>
+      <w:pPr>
+        <w:pStyle w:val="14"/>
+        <w:keepNext w:val="0"/>
+        <w:keepLines w:val="0"/>
+        <w:pageBreakBefore w:val="0"/>
+        <w:widowControl/>
+        <w:suppressLineNumbers w:val="0"/>
+        <w:kinsoku/>
+        <w:wordWrap/>
+        <w:overflowPunct/>
+        <w:topLinePunct w:val="0"/>
+        <w:autoSpaceDE/>
+        <w:autoSpaceDN/>
+        <w:bidi w:val="0"/>
+        <w:adjustRightInd/>
+        <w:snapToGrid/>
+        <w:spacing w:line="300" w:lineRule="auto"/>
+        <w:ind w:firstLine="420" w:firstLineChars="0"/>
+        <w:textAlignment w:val="auto"/>
+        <w:rPr>
+          <w:rFonts w:ascii="Times New Roman" w:hAnsi="Times New Roman" w:eastAsia="宋体" w:cs="Times New Roman"/>
+        </w:rPr>
+      </w:pPr>
+      <w:r>
+        <w:rPr>
+          <w:rFonts w:ascii="Times New Roman" w:hAnsi="Times New Roman" w:eastAsia="宋体" w:cs="Times New Roman"/>
+        </w:rPr>
+        <w:t>通过上述流程，系统能够形成一个持续更新的闭环，使信息推送结果随着用户行为变化而不断优化，从而提升推荐效果和用户体验。</w:t>
+      </w:r>
+    </w:p>
+    <w:p>
+      <w:pPr>
+        <w:pStyle w:val="14"/>
+        <w:keepNext w:val="0"/>
+        <w:keepLines w:val="0"/>
+        <w:pageBreakBefore w:val="0"/>
+        <w:widowControl/>
+        <w:suppressLineNumbers w:val="0"/>
+        <w:kinsoku/>
+        <w:wordWrap/>
+        <w:overflowPunct/>
+        <w:topLinePunct w:val="0"/>
+        <w:autoSpaceDE/>
+        <w:autoSpaceDN/>
+        <w:bidi w:val="0"/>
+        <w:adjustRightInd/>
+        <w:snapToGrid/>
+        <w:spacing w:line="300" w:lineRule="auto"/>
+        <w:ind w:firstLine="420" w:firstLineChars="0"/>
+        <w:textAlignment w:val="auto"/>
+        <w:rPr>
+          <w:rFonts w:ascii="Times New Roman" w:hAnsi="Times New Roman" w:eastAsia="宋体" w:cs="Times New Roman"/>
+        </w:rPr>
+      </w:pPr>
+    </w:p>
+    <w:p>
+      <w:pPr>
+        <w:pStyle w:val="14"/>
+        <w:keepNext w:val="0"/>
+        <w:keepLines w:val="0"/>
+        <w:pageBreakBefore w:val="0"/>
+        <w:widowControl/>
+        <w:suppressLineNumbers w:val="0"/>
+        <w:kinsoku/>
+        <w:wordWrap/>
+        <w:overflowPunct/>
+        <w:topLinePunct w:val="0"/>
+        <w:autoSpaceDE/>
+        <w:autoSpaceDN/>
+        <w:bidi w:val="0"/>
+        <w:adjustRightInd/>
+        <w:snapToGrid/>
+        <w:spacing w:line="300" w:lineRule="auto"/>
+        <w:ind w:firstLine="420" w:firstLineChars="0"/>
+        <w:textAlignment w:val="auto"/>
+        <w:rPr>
+          <w:rFonts w:ascii="Times New Roman" w:hAnsi="Times New Roman" w:eastAsia="宋体" w:cs="Times New Roman"/>
+        </w:rPr>
+      </w:pPr>
+    </w:p>
+    <w:p>
+      <w:pPr>
+        <w:pStyle w:val="14"/>
+        <w:keepNext w:val="0"/>
+        <w:keepLines w:val="0"/>
+        <w:pageBreakBefore w:val="0"/>
+        <w:widowControl/>
+        <w:suppressLineNumbers w:val="0"/>
+        <w:kinsoku/>
+        <w:wordWrap/>
+        <w:overflowPunct/>
+        <w:topLinePunct w:val="0"/>
+        <w:autoSpaceDE/>
+        <w:autoSpaceDN/>
+        <w:bidi w:val="0"/>
+        <w:adjustRightInd/>
+        <w:snapToGrid/>
+        <w:spacing w:line="300" w:lineRule="auto"/>
+        <w:ind w:firstLine="420" w:firstLineChars="0"/>
+        <w:textAlignment w:val="auto"/>
+        <w:rPr>
+          <w:rFonts w:ascii="Times New Roman" w:hAnsi="Times New Roman" w:eastAsia="宋体" w:cs="Times New Roman"/>
+        </w:rPr>
+      </w:pPr>
+    </w:p>
+    <w:p>
+      <w:pPr>
+        <w:pStyle w:val="14"/>
+        <w:keepNext w:val="0"/>
+        <w:keepLines w:val="0"/>
+        <w:pageBreakBefore w:val="0"/>
+        <w:widowControl/>
+        <w:suppressLineNumbers w:val="0"/>
+        <w:kinsoku/>
+        <w:wordWrap/>
+        <w:overflowPunct/>
+        <w:topLinePunct w:val="0"/>
+        <w:autoSpaceDE/>
+        <w:autoSpaceDN/>
+        <w:bidi w:val="0"/>
+        <w:adjustRightInd/>
+        <w:snapToGrid/>
+        <w:spacing w:line="300" w:lineRule="auto"/>
+        <w:textAlignment w:val="auto"/>
+        <w:rPr>
+          <w:rFonts w:ascii="Times New Roman" w:hAnsi="Times New Roman" w:eastAsia="宋体" w:cs="Times New Roman"/>
+        </w:rPr>
+      </w:pPr>
+    </w:p>
+    <w:p>
+      <w:pPr>
+        <w:pStyle w:val="2"/>
+        <w:bidi w:val="0"/>
+        <w:rPr>
+          <w:rFonts w:hint="eastAsia" w:ascii="Times New Roman" w:hAnsi="Times New Roman" w:eastAsia="宋体" w:cs="Times New Roman"/>
+          <w:sz w:val="32"/>
+          <w:szCs w:val="32"/>
+          <w:lang w:val="en-US" w:eastAsia="zh-CN"/>
+        </w:rPr>
+      </w:pPr>
+      <w:r>
+        <w:rPr>
+          <w:rFonts w:hint="eastAsia" w:eastAsia="宋体" w:cs="Times New Roman"/>
+          <w:b/>
+          <w:bCs/>
+          <w:sz w:val="32"/>
+          <w:szCs w:val="32"/>
+          <w:lang w:val="en-US" w:eastAsia="zh-CN"/>
+        </w:rPr>
+        <w:t>第五章 实验设计与结果分析</w:t>
+      </w:r>
+    </w:p>
+    <w:p>
+      <w:pPr>
+        <w:keepNext w:val="0"/>
+        <w:keepLines w:val="0"/>
+        <w:widowControl/>
+        <w:suppressLineNumbers w:val="0"/>
+        <w:jc w:val="left"/>
+        <w:outlineLvl w:val="1"/>
+        <w:rPr>
+          <w:rFonts w:hint="default" w:ascii="黑体" w:hAnsi="宋体" w:eastAsia="黑体" w:cs="Times New Roman"/>
+          <w:sz w:val="28"/>
+          <w:lang w:val="en-US" w:eastAsia="zh-CN"/>
+        </w:rPr>
+      </w:pPr>
+      <w:r>
+        <w:rPr>
+          <w:rFonts w:hint="default" w:ascii="黑体" w:hAnsi="宋体" w:eastAsia="黑体" w:cs="Times New Roman"/>
+          <w:sz w:val="28"/>
+          <w:lang w:val="en-US" w:eastAsia="zh-CN"/>
+        </w:rPr>
+        <w:t>5.1 实验环境与数据集说明</w:t>
+      </w:r>
+    </w:p>
+    <w:p>
+      <w:pPr>
+        <w:keepNext w:val="0"/>
+        <w:keepLines w:val="0"/>
+        <w:widowControl/>
+        <w:suppressLineNumbers w:val="0"/>
+        <w:jc w:val="center"/>
+        <w:outlineLvl w:val="1"/>
+        <w:rPr>
+          <w:rFonts w:hint="default" w:ascii="黑体" w:hAnsi="宋体" w:eastAsia="黑体" w:cs="Times New Roman"/>
+          <w:sz w:val="28"/>
+          <w:lang w:val="en-US" w:eastAsia="zh-CN"/>
+        </w:rPr>
+      </w:pPr>
+      <w:r>
+        <w:rPr>
+          <w:rFonts w:hint="default" w:ascii="黑体" w:hAnsi="宋体" w:eastAsia="黑体" w:cs="Times New Roman"/>
+          <w:sz w:val="28"/>
+          <w:lang w:val="en-US" w:eastAsia="zh-CN"/>
         </w:rPr>
         <w:pict>
-          <v:shape id="_x0000_i1056" o:spt="75" alt="3_系统界面图" type="#_x0000_t75" style="height:227.35pt;width:429.9pt;" filled="f" o:preferrelative="t" stroked="f" coordsize="21600,21600">
+          <v:shape id="_x0000_i1029" o:spt="75" alt="表5-1_实验环境配置" type="#_x0000_t75" style="height:167.95pt;width:296.7pt;" filled="f" o:preferrelative="t" stroked="f" coordsize="21600,21600">
             <v:path/>
             <v:fill on="f" focussize="0,0"/>
             <v:stroke on="f"/>
-            <v:imagedata r:id="rId23" o:title="3_系统界面图"/>
+            <v:imagedata r:id="rId23" o:title="表5-1_实验环境配置"/>
             <o:lock v:ext="edit" aspectratio="t"/>
             <w10:wrap type="none"/>
             <w10:anchorlock/>
@@ -13481,6 +16445,173 @@
     </w:p>
     <w:p>
       <w:pPr>
+        <w:pStyle w:val="14"/>
+        <w:keepNext w:val="0"/>
+        <w:keepLines w:val="0"/>
+        <w:pageBreakBefore w:val="0"/>
+        <w:widowControl/>
+        <w:suppressLineNumbers w:val="0"/>
+        <w:kinsoku/>
+        <w:wordWrap/>
+        <w:overflowPunct/>
+        <w:topLinePunct w:val="0"/>
+        <w:autoSpaceDE/>
+        <w:autoSpaceDN/>
+        <w:bidi w:val="0"/>
+        <w:adjustRightInd/>
+        <w:snapToGrid/>
+        <w:spacing w:line="300" w:lineRule="auto"/>
+        <w:ind w:firstLine="420" w:firstLineChars="0"/>
+        <w:textAlignment w:val="auto"/>
+        <w:rPr>
+          <w:rFonts w:ascii="Times New Roman" w:hAnsi="Times New Roman" w:eastAsia="宋体" w:cs="Times New Roman"/>
+        </w:rPr>
+      </w:pPr>
+      <w:r>
+        <w:rPr>
+          <w:rFonts w:ascii="Times New Roman" w:hAnsi="Times New Roman" w:eastAsia="宋体" w:cs="Times New Roman"/>
+        </w:rPr>
+        <w:t>实验在普通服务器环境下进行，操作系统为主流服务器操作系统，算法实现语言选用 Python，并结合常见的数据处理与计算库完成实验过程。实验环境能够满足算法运行的基本需求，保证实验结果的稳定性和可重复性。</w:t>
+      </w:r>
+    </w:p>
+    <w:p>
+      <w:pPr>
+        <w:pStyle w:val="14"/>
+        <w:keepNext w:val="0"/>
+        <w:keepLines w:val="0"/>
+        <w:pageBreakBefore w:val="0"/>
+        <w:widowControl/>
+        <w:suppressLineNumbers w:val="0"/>
+        <w:kinsoku/>
+        <w:wordWrap/>
+        <w:overflowPunct/>
+        <w:topLinePunct w:val="0"/>
+        <w:autoSpaceDE/>
+        <w:autoSpaceDN/>
+        <w:bidi w:val="0"/>
+        <w:adjustRightInd/>
+        <w:snapToGrid/>
+        <w:spacing w:line="300" w:lineRule="auto"/>
+        <w:ind w:firstLine="420" w:firstLineChars="0"/>
+        <w:textAlignment w:val="auto"/>
+        <w:rPr>
+          <w:rFonts w:ascii="Times New Roman" w:hAnsi="Times New Roman" w:eastAsia="宋体" w:cs="Times New Roman"/>
+        </w:rPr>
+      </w:pPr>
+      <w:r>
+        <w:rPr>
+          <w:rFonts w:ascii="Times New Roman" w:hAnsi="Times New Roman" w:eastAsia="宋体" w:cs="Times New Roman"/>
+        </w:rPr>
+        <w:t>在实验过程中，系统采用单机部署方式，对数据处理、算法计算及结果输出进行统一管理。实验过程中未引入额外的硬件加速设备，以验证算法在一般计算环境下的实际运行效果。</w:t>
+      </w:r>
+    </w:p>
+    <w:p>
+      <w:pPr>
+        <w:pStyle w:val="4"/>
+        <w:keepNext w:val="0"/>
+        <w:keepLines w:val="0"/>
+        <w:widowControl/>
+        <w:suppressLineNumbers w:val="0"/>
+      </w:pPr>
+      <w:r>
+        <w:t>5.1.2 实验数据集构建</w:t>
+      </w:r>
+    </w:p>
+    <w:p>
+      <w:pPr>
+        <w:pStyle w:val="14"/>
+        <w:keepNext w:val="0"/>
+        <w:keepLines w:val="0"/>
+        <w:pageBreakBefore w:val="0"/>
+        <w:widowControl/>
+        <w:suppressLineNumbers w:val="0"/>
+        <w:kinsoku/>
+        <w:wordWrap/>
+        <w:overflowPunct/>
+        <w:topLinePunct w:val="0"/>
+        <w:autoSpaceDE/>
+        <w:autoSpaceDN/>
+        <w:bidi w:val="0"/>
+        <w:adjustRightInd/>
+        <w:snapToGrid/>
+        <w:spacing w:line="300" w:lineRule="auto"/>
+        <w:ind w:firstLine="420" w:firstLineChars="0"/>
+        <w:textAlignment w:val="auto"/>
+        <w:rPr>
+          <w:rFonts w:ascii="Times New Roman" w:hAnsi="Times New Roman" w:eastAsia="宋体" w:cs="Times New Roman"/>
+        </w:rPr>
+      </w:pPr>
+      <w:r>
+        <w:rPr>
+          <w:rFonts w:ascii="Times New Roman" w:hAnsi="Times New Roman" w:eastAsia="宋体" w:cs="Times New Roman"/>
+        </w:rPr>
+        <w:t>由于真实社交媒体平台数据存在隐私和获取难度等问题，本文采用模拟数据与公开数据相结合的方式构建实验数据集。数据集主要包括用户行为数据和信息内容数据两部分。</w:t>
+      </w:r>
+    </w:p>
+    <w:p>
+      <w:pPr>
+        <w:pStyle w:val="14"/>
+        <w:keepNext w:val="0"/>
+        <w:keepLines w:val="0"/>
+        <w:pageBreakBefore w:val="0"/>
+        <w:widowControl/>
+        <w:suppressLineNumbers w:val="0"/>
+        <w:kinsoku/>
+        <w:wordWrap/>
+        <w:overflowPunct/>
+        <w:topLinePunct w:val="0"/>
+        <w:autoSpaceDE/>
+        <w:autoSpaceDN/>
+        <w:bidi w:val="0"/>
+        <w:adjustRightInd/>
+        <w:snapToGrid/>
+        <w:spacing w:line="300" w:lineRule="auto"/>
+        <w:ind w:firstLine="420" w:firstLineChars="0"/>
+        <w:textAlignment w:val="auto"/>
+        <w:rPr>
+          <w:rFonts w:ascii="Times New Roman" w:hAnsi="Times New Roman" w:eastAsia="宋体" w:cs="Times New Roman"/>
+        </w:rPr>
+      </w:pPr>
+      <w:r>
+        <w:rPr>
+          <w:rFonts w:ascii="Times New Roman" w:hAnsi="Times New Roman" w:eastAsia="宋体" w:cs="Times New Roman"/>
+        </w:rPr>
+        <w:t>用户行为数据模拟了用户在社交媒体平台中的浏览、点赞和评论等行为，并包含用户标识、内容标识、行为类型以及时间戳等信息。信息内容数据则通过文本特征方式进行表示，用于模拟平台中的信息资源。</w:t>
+      </w:r>
+    </w:p>
+    <w:p>
+      <w:pPr>
+        <w:pStyle w:val="14"/>
+        <w:keepNext w:val="0"/>
+        <w:keepLines w:val="0"/>
+        <w:pageBreakBefore w:val="0"/>
+        <w:widowControl/>
+        <w:suppressLineNumbers w:val="0"/>
+        <w:kinsoku/>
+        <w:wordWrap/>
+        <w:overflowPunct/>
+        <w:topLinePunct w:val="0"/>
+        <w:autoSpaceDE/>
+        <w:autoSpaceDN/>
+        <w:bidi w:val="0"/>
+        <w:adjustRightInd/>
+        <w:snapToGrid/>
+        <w:spacing w:line="300" w:lineRule="auto"/>
+        <w:ind w:firstLine="420" w:firstLineChars="0"/>
+        <w:textAlignment w:val="auto"/>
+        <w:rPr>
+          <w:rFonts w:ascii="Times New Roman" w:hAnsi="Times New Roman" w:eastAsia="宋体" w:cs="Times New Roman"/>
+        </w:rPr>
+      </w:pPr>
+      <w:r>
+        <w:rPr>
+          <w:rFonts w:ascii="Times New Roman" w:hAnsi="Times New Roman" w:eastAsia="宋体" w:cs="Times New Roman"/>
+        </w:rPr>
+        <w:t>通过对数据集进行合理划分，将其分为训练数据集和测试数据集，以保证实验结果的客观性。</w:t>
+      </w:r>
+    </w:p>
+    <w:p>
+      <w:pPr>
         <w:keepNext w:val="0"/>
         <w:keepLines w:val="0"/>
         <w:widowControl/>
@@ -13499,992 +16630,273 @@
           <w:sz w:val="28"/>
           <w:lang w:val="en-US" w:eastAsia="zh-CN"/>
         </w:rPr>
-        <w:t>4.2 数据采集与预处理</w:t>
-      </w:r>
-    </w:p>
-    <w:p>
-      <w:pPr>
-        <w:pStyle w:val="14"/>
-        <w:keepNext w:val="0"/>
-        <w:keepLines w:val="0"/>
-        <w:pageBreakBefore w:val="0"/>
-        <w:widowControl/>
-        <w:suppressLineNumbers w:val="0"/>
-        <w:kinsoku/>
-        <w:wordWrap/>
-        <w:overflowPunct/>
-        <w:topLinePunct w:val="0"/>
-        <w:autoSpaceDE/>
-        <w:autoSpaceDN/>
-        <w:bidi w:val="0"/>
-        <w:adjustRightInd/>
-        <w:snapToGrid/>
-        <w:spacing w:line="300" w:lineRule="auto"/>
-        <w:ind w:firstLine="420" w:firstLineChars="0"/>
-        <w:textAlignment w:val="auto"/>
-        <w:rPr>
-          <w:rFonts w:ascii="Times New Roman" w:hAnsi="Times New Roman" w:eastAsia="宋体" w:cs="Times New Roman"/>
-        </w:rPr>
-      </w:pPr>
-      <w:r>
-        <w:rPr>
-          <w:rFonts w:ascii="Times New Roman" w:hAnsi="Times New Roman" w:eastAsia="宋体" w:cs="Times New Roman"/>
-        </w:rPr>
-        <w:t>数据采集是信息推送算法系统运行的基础环节，其数据质量直接影响推荐效果。在社交媒体平台中，用户行为具有随机性和多样性，因此需要对原始数据进行合理处理。</w:t>
-      </w:r>
-    </w:p>
-    <w:p>
-      <w:pPr>
-        <w:pStyle w:val="14"/>
-        <w:keepNext w:val="0"/>
-        <w:keepLines w:val="0"/>
-        <w:pageBreakBefore w:val="0"/>
-        <w:widowControl/>
-        <w:suppressLineNumbers w:val="0"/>
-        <w:kinsoku/>
-        <w:wordWrap/>
-        <w:overflowPunct/>
-        <w:topLinePunct w:val="0"/>
-        <w:autoSpaceDE/>
-        <w:autoSpaceDN/>
-        <w:bidi w:val="0"/>
-        <w:adjustRightInd/>
-        <w:snapToGrid/>
-        <w:spacing w:line="300" w:lineRule="auto"/>
-        <w:ind w:firstLine="420" w:firstLineChars="0"/>
-        <w:textAlignment w:val="auto"/>
-        <w:rPr>
-          <w:rFonts w:ascii="Times New Roman" w:hAnsi="Times New Roman" w:eastAsia="宋体" w:cs="Times New Roman"/>
-        </w:rPr>
-      </w:pPr>
-      <w:r>
-        <w:rPr>
-          <w:rFonts w:ascii="Times New Roman" w:hAnsi="Times New Roman" w:eastAsia="宋体" w:cs="Times New Roman"/>
-        </w:rPr>
-        <w:t>本文系统通过日志方式对用户行为数据进行采集，主要包括用户标识、信息内容标识、行为类型以及行为发生时间等字段。采集到的原始数据中可能存在重复记录、异常记录或缺失字段等问题，因此在进入算法计算之前，需要对数据进行预处理。</w:t>
-      </w:r>
-    </w:p>
-    <w:p>
-      <w:pPr>
-        <w:pStyle w:val="14"/>
-        <w:keepNext w:val="0"/>
-        <w:keepLines w:val="0"/>
-        <w:pageBreakBefore w:val="0"/>
-        <w:widowControl/>
-        <w:suppressLineNumbers w:val="0"/>
-        <w:kinsoku/>
-        <w:wordWrap/>
-        <w:overflowPunct/>
-        <w:topLinePunct w:val="0"/>
-        <w:autoSpaceDE/>
-        <w:autoSpaceDN/>
-        <w:bidi w:val="0"/>
-        <w:adjustRightInd/>
-        <w:snapToGrid/>
-        <w:spacing w:line="300" w:lineRule="auto"/>
-        <w:ind w:firstLine="420" w:firstLineChars="0"/>
-        <w:textAlignment w:val="auto"/>
-        <w:rPr>
-          <w:rFonts w:ascii="Times New Roman" w:hAnsi="Times New Roman" w:eastAsia="宋体" w:cs="Times New Roman"/>
-        </w:rPr>
-      </w:pPr>
-      <w:r>
-        <w:rPr>
-          <w:rFonts w:ascii="Times New Roman" w:hAnsi="Times New Roman" w:eastAsia="宋体" w:cs="Times New Roman"/>
-        </w:rPr>
-        <w:t>数据预处理主要包括数据清洗、去重和格式化处理。通过删除无效数据和重复数据，保证输入数据的准确性；通过统一数据格式，便于后续算法模块进行处理。此外，在预处理阶段还对部分异常行为数据进行过滤，以避免其对用户兴趣建模造成干扰。</w:t>
-      </w:r>
-    </w:p>
-    <w:p>
-      <w:pPr>
-        <w:pStyle w:val="14"/>
-        <w:keepNext w:val="0"/>
-        <w:keepLines w:val="0"/>
-        <w:pageBreakBefore w:val="0"/>
-        <w:widowControl/>
-        <w:suppressLineNumbers w:val="0"/>
-        <w:kinsoku/>
-        <w:wordWrap/>
-        <w:overflowPunct/>
-        <w:topLinePunct w:val="0"/>
-        <w:autoSpaceDE/>
-        <w:autoSpaceDN/>
-        <w:bidi w:val="0"/>
-        <w:adjustRightInd/>
-        <w:snapToGrid/>
-        <w:spacing w:line="300" w:lineRule="auto"/>
-        <w:ind w:firstLine="420" w:firstLineChars="0"/>
-        <w:textAlignment w:val="auto"/>
-        <w:rPr>
-          <w:rFonts w:ascii="Times New Roman" w:hAnsi="Times New Roman" w:eastAsia="宋体" w:cs="Times New Roman"/>
-        </w:rPr>
-      </w:pPr>
-      <w:r>
-        <w:rPr>
-          <w:rFonts w:ascii="Times New Roman" w:hAnsi="Times New Roman" w:eastAsia="宋体" w:cs="Times New Roman"/>
-        </w:rPr>
-        <w:t>经过预处理后的数据能够较为真实地反映用户行为特征，为后续推送算法的实现提供可靠的数据基础。</w:t>
-      </w:r>
-    </w:p>
-    <w:p>
-      <w:r>
-        <w:rPr>
-          <w:rFonts w:hint="default"/>
-          <w:lang w:val="en-US" w:eastAsia="zh-CN"/>
-        </w:rPr>
-        <w:t>class DataPreprocessor:</w:t>
-      </w:r>
-    </w:p>
-    <w:p>
-      <w:pPr>
-        <w:rPr>
-          <w:rFonts w:hint="default"/>
-        </w:rPr>
-      </w:pPr>
-      <w:r>
-        <w:rPr>
-          <w:rFonts w:hint="default"/>
-          <w:lang w:val="en-US" w:eastAsia="zh-CN"/>
-        </w:rPr>
-        <w:t>"""数据预处理类"""</w:t>
-      </w:r>
-    </w:p>
-    <w:p>
-      <w:pPr>
-        <w:rPr>
-          <w:rFonts w:hint="default"/>
-        </w:rPr>
-      </w:pPr>
-    </w:p>
-    <w:p>
-      <w:pPr>
-        <w:rPr>
-          <w:rFonts w:hint="default"/>
-        </w:rPr>
-      </w:pPr>
-      <w:r>
-        <w:rPr>
-          <w:rFonts w:hint="default"/>
-          <w:lang w:val="en-US" w:eastAsia="zh-CN"/>
-        </w:rPr>
-        <w:t>def __init__(self):</w:t>
-      </w:r>
-    </w:p>
-    <w:p>
-      <w:pPr>
-        <w:rPr>
-          <w:rFonts w:hint="default"/>
-        </w:rPr>
-      </w:pPr>
-      <w:r>
-        <w:rPr>
-          <w:rFonts w:hint="default"/>
-          <w:lang w:val="en-US" w:eastAsia="zh-CN"/>
-        </w:rPr>
-        <w:t>self.raw_data = []</w:t>
-      </w:r>
-    </w:p>
-    <w:p/>
-    <w:p>
-      <w:pPr>
-        <w:rPr>
-          <w:rFonts w:hint="default"/>
-        </w:rPr>
-      </w:pPr>
-      <w:r>
-        <w:rPr>
-          <w:rFonts w:hint="default"/>
-          <w:lang w:val="en-US" w:eastAsia="zh-CN"/>
-        </w:rPr>
-        <w:t>def load_raw_data(self, data: List[Dict]):</w:t>
-      </w:r>
-    </w:p>
-    <w:p>
-      <w:pPr>
-        <w:rPr>
-          <w:rFonts w:hint="default"/>
-        </w:rPr>
-      </w:pPr>
-      <w:r>
-        <w:rPr>
-          <w:rFonts w:hint="default"/>
-          <w:lang w:val="en-US" w:eastAsia="zh-CN"/>
-        </w:rPr>
-        <w:t>"""加载原始数据"""</w:t>
-      </w:r>
-    </w:p>
-    <w:p>
-      <w:pPr>
-        <w:rPr>
-          <w:rFonts w:hint="default"/>
-        </w:rPr>
-      </w:pPr>
-      <w:r>
-        <w:rPr>
-          <w:rFonts w:hint="default"/>
-          <w:lang w:val="en-US" w:eastAsia="zh-CN"/>
-        </w:rPr>
-        <w:t>self.raw_data = data</w:t>
-      </w:r>
-    </w:p>
-    <w:p/>
-    <w:p>
-      <w:pPr>
-        <w:rPr>
-          <w:rFonts w:hint="default"/>
-        </w:rPr>
-      </w:pPr>
-      <w:r>
-        <w:rPr>
-          <w:rFonts w:hint="default"/>
-          <w:lang w:val="en-US" w:eastAsia="zh-CN"/>
-        </w:rPr>
-        <w:t>def clean_data(self) -&gt; List[Dict]:</w:t>
-      </w:r>
-    </w:p>
-    <w:p>
-      <w:pPr>
-        <w:rPr>
-          <w:rFonts w:hint="default"/>
-        </w:rPr>
-      </w:pPr>
-      <w:r>
-        <w:rPr>
-          <w:rFonts w:hint="default"/>
-          <w:lang w:val="en-US" w:eastAsia="zh-CN"/>
-        </w:rPr>
-        <w:t>"""</w:t>
-      </w:r>
-    </w:p>
-    <w:p>
-      <w:pPr>
-        <w:rPr>
-          <w:rFonts w:hint="default"/>
-        </w:rPr>
-      </w:pPr>
-      <w:r>
-        <w:rPr>
-          <w:rFonts w:hint="default"/>
-          <w:lang w:val="en-US" w:eastAsia="zh-CN"/>
-        </w:rPr>
-        <w:t>数据清洗：去除无效记录和重复数据</w:t>
-      </w:r>
-    </w:p>
-    <w:p/>
-    <w:p>
-      <w:pPr>
-        <w:rPr>
-          <w:rFonts w:hint="default"/>
-        </w:rPr>
-      </w:pPr>
-      <w:r>
-        <w:rPr>
-          <w:rFonts w:hint="default"/>
-          <w:lang w:val="en-US" w:eastAsia="zh-CN"/>
-        </w:rPr>
-        <w:t>Returns:</w:t>
-      </w:r>
-    </w:p>
-    <w:p>
-      <w:pPr>
-        <w:rPr>
-          <w:rFonts w:hint="default"/>
-        </w:rPr>
-      </w:pPr>
-      <w:r>
-        <w:rPr>
-          <w:rFonts w:hint="default"/>
-          <w:lang w:val="en-US" w:eastAsia="zh-CN"/>
-        </w:rPr>
-        <w:t>清洗后的数据列表</w:t>
-      </w:r>
-    </w:p>
-    <w:p>
-      <w:pPr>
-        <w:rPr>
-          <w:rFonts w:hint="default"/>
-        </w:rPr>
-      </w:pPr>
-      <w:r>
-        <w:rPr>
-          <w:rFonts w:hint="default"/>
-          <w:lang w:val="en-US" w:eastAsia="zh-CN"/>
-        </w:rPr>
-        <w:t>"""</w:t>
-      </w:r>
-    </w:p>
-    <w:p>
-      <w:pPr>
-        <w:rPr>
-          <w:rFonts w:hint="default"/>
-        </w:rPr>
-      </w:pPr>
-      <w:r>
-        <w:rPr>
-          <w:rFonts w:hint="default"/>
-          <w:lang w:val="en-US" w:eastAsia="zh-CN"/>
-        </w:rPr>
-        <w:t>seen = set()</w:t>
-      </w:r>
-    </w:p>
-    <w:p>
-      <w:pPr>
-        <w:rPr>
-          <w:rFonts w:hint="default"/>
-        </w:rPr>
-      </w:pPr>
-      <w:r>
-        <w:rPr>
-          <w:rFonts w:hint="default"/>
-          <w:lang w:val="en-US" w:eastAsia="zh-CN"/>
-        </w:rPr>
-        <w:t>cleaned = []</w:t>
-      </w:r>
-    </w:p>
-    <w:p/>
-    <w:p>
-      <w:pPr>
-        <w:rPr>
-          <w:rFonts w:hint="default"/>
-        </w:rPr>
-      </w:pPr>
-      <w:r>
-        <w:rPr>
-          <w:rFonts w:hint="default"/>
-          <w:lang w:val="en-US" w:eastAsia="zh-CN"/>
-        </w:rPr>
-        <w:t>for record in self.raw_data:</w:t>
-      </w:r>
-    </w:p>
-    <w:p>
-      <w:pPr>
-        <w:rPr>
-          <w:rFonts w:hint="default"/>
-        </w:rPr>
-      </w:pPr>
-      <w:r>
-        <w:rPr>
-          <w:rFonts w:hint="default"/>
-          <w:lang w:val="en-US" w:eastAsia="zh-CN"/>
-        </w:rPr>
-        <w:t>if not self._is_valid_record(record):</w:t>
-      </w:r>
-    </w:p>
-    <w:p>
-      <w:pPr>
-        <w:rPr>
-          <w:rFonts w:hint="default"/>
-        </w:rPr>
-      </w:pPr>
-      <w:r>
-        <w:rPr>
-          <w:rFonts w:hint="default"/>
-          <w:lang w:val="en-US" w:eastAsia="zh-CN"/>
-        </w:rPr>
-        <w:t>continue</w:t>
-      </w:r>
-    </w:p>
-    <w:p/>
-    <w:p>
-      <w:pPr>
-        <w:rPr>
-          <w:rFonts w:hint="default"/>
-        </w:rPr>
-      </w:pPr>
-      <w:r>
-        <w:rPr>
-          <w:rFonts w:hint="default"/>
-          <w:lang w:val="en-US" w:eastAsia="zh-CN"/>
-        </w:rPr>
-        <w:t>record_key = (record.get('user_id'), record.get('content_id'),</w:t>
-      </w:r>
-    </w:p>
-    <w:p>
-      <w:pPr>
-        <w:rPr>
-          <w:rFonts w:hint="default"/>
-        </w:rPr>
-      </w:pPr>
-      <w:r>
-        <w:rPr>
-          <w:rFonts w:hint="default"/>
-          <w:lang w:val="en-US" w:eastAsia="zh-CN"/>
-        </w:rPr>
-        <w:t>record.get('timestamp'))</w:t>
-      </w:r>
-    </w:p>
-    <w:p>
-      <w:pPr>
-        <w:rPr>
-          <w:rFonts w:hint="default"/>
-        </w:rPr>
-      </w:pPr>
-      <w:r>
-        <w:rPr>
-          <w:rFonts w:hint="default"/>
-          <w:lang w:val="en-US" w:eastAsia="zh-CN"/>
-        </w:rPr>
-        <w:t>if record_key in seen:</w:t>
-      </w:r>
-    </w:p>
-    <w:p>
-      <w:pPr>
-        <w:rPr>
-          <w:rFonts w:hint="default"/>
-        </w:rPr>
-      </w:pPr>
-      <w:r>
-        <w:rPr>
-          <w:rFonts w:hint="default"/>
-          <w:lang w:val="en-US" w:eastAsia="zh-CN"/>
-        </w:rPr>
-        <w:t>continue</w:t>
-      </w:r>
-    </w:p>
-    <w:p/>
-    <w:p>
-      <w:pPr>
-        <w:rPr>
-          <w:rFonts w:hint="default"/>
-        </w:rPr>
-      </w:pPr>
-      <w:r>
-        <w:rPr>
-          <w:rFonts w:hint="default"/>
-          <w:lang w:val="en-US" w:eastAsia="zh-CN"/>
-        </w:rPr>
-        <w:t>seen.add(record_key)</w:t>
-      </w:r>
-    </w:p>
-    <w:p>
-      <w:pPr>
-        <w:rPr>
-          <w:rFonts w:hint="default"/>
-        </w:rPr>
-      </w:pPr>
-      <w:r>
-        <w:rPr>
-          <w:rFonts w:hint="default"/>
-          <w:lang w:val="en-US" w:eastAsia="zh-CN"/>
-        </w:rPr>
-        <w:t>cleaned.append(record)</w:t>
-      </w:r>
-    </w:p>
-    <w:p/>
-    <w:p>
-      <w:pPr>
-        <w:rPr>
-          <w:rFonts w:hint="default"/>
-        </w:rPr>
-      </w:pPr>
-      <w:r>
-        <w:rPr>
-          <w:rFonts w:hint="default"/>
-          <w:lang w:val="en-US" w:eastAsia="zh-CN"/>
-        </w:rPr>
-        <w:t>return cleaned</w:t>
-      </w:r>
-    </w:p>
-    <w:p/>
-    <w:p>
-      <w:pPr>
-        <w:rPr>
-          <w:rFonts w:hint="default"/>
-        </w:rPr>
-      </w:pPr>
-      <w:r>
-        <w:rPr>
-          <w:rFonts w:hint="default"/>
-          <w:lang w:val="en-US" w:eastAsia="zh-CN"/>
-        </w:rPr>
-        <w:t>def _is_valid_record(self, record: Dict) -&gt; bool:</w:t>
-      </w:r>
-    </w:p>
-    <w:p>
-      <w:pPr>
-        <w:rPr>
-          <w:rFonts w:hint="default"/>
-        </w:rPr>
-      </w:pPr>
-      <w:r>
-        <w:rPr>
-          <w:rFonts w:hint="default"/>
-          <w:lang w:val="en-US" w:eastAsia="zh-CN"/>
-        </w:rPr>
-        <w:t>"""检查记录有效性"""</w:t>
-      </w:r>
-    </w:p>
-    <w:p>
-      <w:pPr>
-        <w:rPr>
-          <w:rFonts w:hint="default"/>
-        </w:rPr>
-      </w:pPr>
-      <w:r>
-        <w:rPr>
-          <w:rFonts w:hint="default"/>
-          <w:lang w:val="en-US" w:eastAsia="zh-CN"/>
-        </w:rPr>
-        <w:t>required_fields = ['user_id', 'content_id', 'behavior_type', 'timestamp']</w:t>
-      </w:r>
-    </w:p>
-    <w:p>
-      <w:pPr>
-        <w:rPr>
-          <w:rFonts w:hint="default"/>
-        </w:rPr>
-      </w:pPr>
-      <w:r>
-        <w:rPr>
-          <w:rFonts w:hint="default"/>
-          <w:lang w:val="en-US" w:eastAsia="zh-CN"/>
-        </w:rPr>
-        <w:t>return all(field in record and record[field] for field in required_fields)</w:t>
-      </w:r>
-    </w:p>
-    <w:p/>
-    <w:p>
-      <w:pPr>
-        <w:rPr>
-          <w:rFonts w:hint="default"/>
-        </w:rPr>
-      </w:pPr>
-      <w:r>
-        <w:rPr>
-          <w:rFonts w:hint="default"/>
-          <w:lang w:val="en-US" w:eastAsia="zh-CN"/>
-        </w:rPr>
-        <w:t>def format_data(self, records: List[Dict]) -&gt; List[Dict]:</w:t>
-      </w:r>
-    </w:p>
-    <w:p>
-      <w:pPr>
-        <w:rPr>
-          <w:rFonts w:hint="default"/>
-        </w:rPr>
-      </w:pPr>
-      <w:r>
-        <w:rPr>
-          <w:rFonts w:hint="default"/>
-          <w:lang w:val="en-US" w:eastAsia="zh-CN"/>
-        </w:rPr>
-        <w:t>"""</w:t>
-      </w:r>
-    </w:p>
-    <w:p>
-      <w:pPr>
-        <w:rPr>
-          <w:rFonts w:hint="default"/>
-        </w:rPr>
-      </w:pPr>
-      <w:r>
-        <w:rPr>
-          <w:rFonts w:hint="default"/>
-          <w:lang w:val="en-US" w:eastAsia="zh-CN"/>
-        </w:rPr>
-        <w:t>数据格式化：统一数据格式</w:t>
-      </w:r>
-    </w:p>
-    <w:p/>
-    <w:p>
-      <w:pPr>
-        <w:rPr>
-          <w:rFonts w:hint="default"/>
-        </w:rPr>
-      </w:pPr>
-      <w:r>
-        <w:rPr>
-          <w:rFonts w:hint="default"/>
-          <w:lang w:val="en-US" w:eastAsia="zh-CN"/>
-        </w:rPr>
-        <w:t>Args:</w:t>
-      </w:r>
-    </w:p>
-    <w:p>
-      <w:pPr>
-        <w:rPr>
-          <w:rFonts w:hint="default"/>
-        </w:rPr>
-      </w:pPr>
-      <w:r>
-        <w:rPr>
-          <w:rFonts w:hint="default"/>
-          <w:lang w:val="en-US" w:eastAsia="zh-CN"/>
-        </w:rPr>
-        <w:t>records: 待格式化的数据</w:t>
-      </w:r>
-    </w:p>
-    <w:p/>
-    <w:p>
-      <w:pPr>
-        <w:rPr>
-          <w:rFonts w:hint="default"/>
-        </w:rPr>
-      </w:pPr>
-      <w:r>
-        <w:rPr>
-          <w:rFonts w:hint="default"/>
-          <w:lang w:val="en-US" w:eastAsia="zh-CN"/>
-        </w:rPr>
-        <w:t>Returns:</w:t>
-      </w:r>
-    </w:p>
-    <w:p>
-      <w:pPr>
-        <w:rPr>
-          <w:rFonts w:hint="default"/>
-        </w:rPr>
-      </w:pPr>
-      <w:r>
-        <w:rPr>
-          <w:rFonts w:hint="default"/>
-          <w:lang w:val="en-US" w:eastAsia="zh-CN"/>
-        </w:rPr>
-        <w:t>格式化后的数据</w:t>
-      </w:r>
-    </w:p>
-    <w:p>
-      <w:pPr>
-        <w:rPr>
-          <w:rFonts w:hint="default"/>
-        </w:rPr>
-      </w:pPr>
-      <w:r>
-        <w:rPr>
-          <w:rFonts w:hint="default"/>
-          <w:lang w:val="en-US" w:eastAsia="zh-CN"/>
-        </w:rPr>
-        <w:t>"""</w:t>
-      </w:r>
-    </w:p>
-    <w:p>
-      <w:pPr>
-        <w:rPr>
-          <w:rFonts w:hint="default"/>
-        </w:rPr>
-      </w:pPr>
-      <w:r>
-        <w:rPr>
-          <w:rFonts w:hint="default"/>
-          <w:lang w:val="en-US" w:eastAsia="zh-CN"/>
-        </w:rPr>
-        <w:t>formatted = []</w:t>
-      </w:r>
-    </w:p>
-    <w:p>
-      <w:pPr>
-        <w:rPr>
-          <w:rFonts w:hint="default"/>
-        </w:rPr>
-      </w:pPr>
-      <w:r>
-        <w:rPr>
-          <w:rFonts w:hint="default"/>
-          <w:lang w:val="en-US" w:eastAsia="zh-CN"/>
-        </w:rPr>
-        <w:t>for record in records:</w:t>
-      </w:r>
-    </w:p>
-    <w:p>
-      <w:pPr>
-        <w:rPr>
-          <w:rFonts w:hint="default"/>
-        </w:rPr>
-      </w:pPr>
-      <w:r>
-        <w:rPr>
-          <w:rFonts w:hint="default"/>
-          <w:lang w:val="en-US" w:eastAsia="zh-CN"/>
-        </w:rPr>
-        <w:t>formatted_record = {</w:t>
-      </w:r>
-    </w:p>
-    <w:p>
-      <w:pPr>
-        <w:rPr>
-          <w:rFonts w:hint="default"/>
-        </w:rPr>
-      </w:pPr>
-      <w:r>
-        <w:rPr>
-          <w:rFonts w:hint="default"/>
-          <w:lang w:val="en-US" w:eastAsia="zh-CN"/>
-        </w:rPr>
-        <w:t>'user_id': str(record.get('user_id', '')),</w:t>
-      </w:r>
-    </w:p>
-    <w:p>
-      <w:pPr>
-        <w:rPr>
-          <w:rFonts w:hint="default"/>
-        </w:rPr>
-      </w:pPr>
-      <w:r>
-        <w:rPr>
-          <w:rFonts w:hint="default"/>
-          <w:lang w:val="en-US" w:eastAsia="zh-CN"/>
-        </w:rPr>
-        <w:t>'content_id': str(record.get('content_id', '')),</w:t>
-      </w:r>
-    </w:p>
-    <w:p>
-      <w:pPr>
-        <w:rPr>
-          <w:rFonts w:hint="default"/>
-        </w:rPr>
-      </w:pPr>
-      <w:r>
-        <w:rPr>
-          <w:rFonts w:hint="default"/>
-          <w:lang w:val="en-US" w:eastAsia="zh-CN"/>
-        </w:rPr>
-        <w:t>'behavior_type': record.get('behavior_type', '浏览'),</w:t>
-      </w:r>
-    </w:p>
-    <w:p>
-      <w:pPr>
-        <w:rPr>
-          <w:rFonts w:hint="default"/>
-        </w:rPr>
-      </w:pPr>
-      <w:r>
-        <w:rPr>
-          <w:rFonts w:hint="default"/>
-          <w:lang w:val="en-US" w:eastAsia="zh-CN"/>
-        </w:rPr>
-        <w:t>'timestamp': self._parse_timestamp(record.get('timestamp')),</w:t>
-      </w:r>
-    </w:p>
-    <w:p>
-      <w:pPr>
-        <w:rPr>
-          <w:rFonts w:hint="default"/>
-        </w:rPr>
-      </w:pPr>
-      <w:r>
-        <w:rPr>
-          <w:rFonts w:hint="default"/>
-          <w:lang w:val="en-US" w:eastAsia="zh-CN"/>
-        </w:rPr>
-        <w:t>'category': record.get('category', '其他')</w:t>
-      </w:r>
-    </w:p>
-    <w:p>
-      <w:pPr>
-        <w:rPr>
-          <w:rFonts w:hint="default"/>
-        </w:rPr>
-      </w:pPr>
-      <w:r>
-        <w:rPr>
-          <w:rFonts w:hint="default"/>
-          <w:lang w:val="en-US" w:eastAsia="zh-CN"/>
-        </w:rPr>
-        <w:t>}</w:t>
-      </w:r>
-    </w:p>
-    <w:p>
-      <w:pPr>
-        <w:rPr>
-          <w:rFonts w:hint="default"/>
-        </w:rPr>
-      </w:pPr>
-      <w:r>
-        <w:rPr>
-          <w:rFonts w:hint="default"/>
-          <w:lang w:val="en-US" w:eastAsia="zh-CN"/>
-        </w:rPr>
-        <w:t>formatted.append(formatted_record)</w:t>
-      </w:r>
-    </w:p>
-    <w:p>
-      <w:pPr>
-        <w:rPr>
-          <w:rFonts w:hint="default"/>
-        </w:rPr>
-      </w:pPr>
-      <w:r>
-        <w:rPr>
-          <w:rFonts w:hint="default"/>
-          <w:lang w:val="en-US" w:eastAsia="zh-CN"/>
-        </w:rPr>
-        <w:t>return formatted</w:t>
-      </w:r>
-    </w:p>
-    <w:p/>
-    <w:p>
-      <w:pPr>
-        <w:rPr>
-          <w:rFonts w:hint="default"/>
-        </w:rPr>
-      </w:pPr>
-      <w:r>
-        <w:rPr>
-          <w:rFonts w:hint="default"/>
-          <w:lang w:val="en-US" w:eastAsia="zh-CN"/>
-        </w:rPr>
-        <w:t>def _parse_timestamp(self, timestamp) -&gt; datetime:</w:t>
-      </w:r>
-    </w:p>
-    <w:p>
-      <w:pPr>
-        <w:rPr>
-          <w:rFonts w:hint="default"/>
-        </w:rPr>
-      </w:pPr>
-      <w:r>
-        <w:rPr>
-          <w:rFonts w:hint="default"/>
-          <w:lang w:val="en-US" w:eastAsia="zh-CN"/>
-        </w:rPr>
-        <w:t>"""解析时间戳"""</w:t>
-      </w:r>
-    </w:p>
-    <w:p>
-      <w:pPr>
-        <w:rPr>
-          <w:rFonts w:hint="default"/>
-        </w:rPr>
-      </w:pPr>
-      <w:r>
-        <w:rPr>
-          <w:rFonts w:hint="default"/>
-          <w:lang w:val="en-US" w:eastAsia="zh-CN"/>
-        </w:rPr>
-        <w:t>if isinstance(timestamp, datetime):</w:t>
-      </w:r>
-    </w:p>
-    <w:p>
-      <w:pPr>
-        <w:rPr>
-          <w:rFonts w:hint="default"/>
-        </w:rPr>
-      </w:pPr>
-      <w:r>
-        <w:rPr>
-          <w:rFonts w:hint="default"/>
-          <w:lang w:val="en-US" w:eastAsia="zh-CN"/>
-        </w:rPr>
-        <w:t>return timestamp</w:t>
-      </w:r>
-    </w:p>
-    <w:p>
-      <w:pPr>
-        <w:rPr>
-          <w:rFonts w:hint="default"/>
-        </w:rPr>
-      </w:pPr>
-      <w:r>
-        <w:rPr>
-          <w:rFonts w:hint="default"/>
-          <w:lang w:val="en-US" w:eastAsia="zh-CN"/>
-        </w:rPr>
-        <w:t>if isinstance(timestamp, str):</w:t>
-      </w:r>
-    </w:p>
-    <w:p>
-      <w:pPr>
-        <w:rPr>
-          <w:rFonts w:hint="default"/>
-        </w:rPr>
-      </w:pPr>
-      <w:r>
-        <w:rPr>
-          <w:rFonts w:hint="default"/>
-          <w:lang w:val="en-US" w:eastAsia="zh-CN"/>
-        </w:rPr>
-        <w:t>try:</w:t>
-      </w:r>
-    </w:p>
-    <w:p>
-      <w:pPr>
-        <w:rPr>
-          <w:rFonts w:hint="default"/>
-        </w:rPr>
-      </w:pPr>
-      <w:r>
-        <w:rPr>
-          <w:rFonts w:hint="default"/>
-          <w:lang w:val="en-US" w:eastAsia="zh-CN"/>
-        </w:rPr>
-        <w:t>return datetime.strptime(timestamp, '%Y-%m-%d %H:%M:%S')</w:t>
-      </w:r>
-    </w:p>
-    <w:p>
-      <w:pPr>
-        <w:rPr>
-          <w:rFonts w:hint="default"/>
-        </w:rPr>
-      </w:pPr>
-      <w:r>
-        <w:rPr>
-          <w:rFonts w:hint="default"/>
-          <w:lang w:val="en-US" w:eastAsia="zh-CN"/>
-        </w:rPr>
-        <w:t>except:</w:t>
-      </w:r>
-    </w:p>
-    <w:p>
-      <w:pPr>
-        <w:rPr>
-          <w:rFonts w:hint="default"/>
-        </w:rPr>
-      </w:pPr>
-      <w:r>
-        <w:rPr>
-          <w:rFonts w:hint="default"/>
-          <w:lang w:val="en-US" w:eastAsia="zh-CN"/>
-        </w:rPr>
-        <w:t>return datetime.now()</w:t>
-      </w:r>
-    </w:p>
-    <w:p>
-      <w:pPr>
-        <w:rPr>
-          <w:rFonts w:hint="default"/>
-        </w:rPr>
-      </w:pPr>
-      <w:r>
-        <w:rPr>
-          <w:rFonts w:hint="default"/>
-          <w:lang w:val="en-US" w:eastAsia="zh-CN"/>
-        </w:rPr>
-        <w:t>return datetime.now()</w:t>
-      </w:r>
-    </w:p>
-    <w:p>
-      <w:pPr>
-        <w:keepNext w:val="0"/>
-        <w:keepLines w:val="0"/>
-        <w:widowControl/>
-        <w:suppressLineNumbers w:val="0"/>
-        <w:jc w:val="left"/>
-      </w:pPr>
-    </w:p>
-    <w:p>
-      <w:pPr>
-        <w:pStyle w:val="14"/>
-        <w:keepNext w:val="0"/>
-        <w:keepLines w:val="0"/>
-        <w:pageBreakBefore w:val="0"/>
-        <w:widowControl/>
-        <w:suppressLineNumbers w:val="0"/>
-        <w:kinsoku/>
-        <w:wordWrap/>
-        <w:overflowPunct/>
-        <w:topLinePunct w:val="0"/>
-        <w:autoSpaceDE/>
-        <w:autoSpaceDN/>
-        <w:bidi w:val="0"/>
-        <w:adjustRightInd/>
-        <w:snapToGrid/>
-        <w:spacing w:line="300" w:lineRule="auto"/>
-        <w:ind w:firstLine="420" w:firstLineChars="0"/>
-        <w:textAlignment w:val="auto"/>
-        <w:rPr>
-          <w:rFonts w:ascii="Times New Roman" w:hAnsi="Times New Roman" w:eastAsia="宋体" w:cs="Times New Roman"/>
-        </w:rPr>
-      </w:pPr>
+        <w:t>5.2 实验方案设计</w:t>
+      </w:r>
+    </w:p>
+    <w:p>
+      <w:pPr>
+        <w:pStyle w:val="4"/>
+        <w:keepNext w:val="0"/>
+        <w:keepLines w:val="0"/>
+        <w:widowControl/>
+        <w:suppressLineNumbers w:val="0"/>
+      </w:pPr>
+      <w:r>
+        <w:t>5.2.1 对比算法选择</w:t>
+      </w:r>
+    </w:p>
+    <w:p>
+      <w:pPr>
+        <w:pStyle w:val="14"/>
+        <w:keepNext w:val="0"/>
+        <w:keepLines w:val="0"/>
+        <w:pageBreakBefore w:val="0"/>
+        <w:widowControl/>
+        <w:suppressLineNumbers w:val="0"/>
+        <w:kinsoku/>
+        <w:wordWrap/>
+        <w:overflowPunct/>
+        <w:topLinePunct w:val="0"/>
+        <w:autoSpaceDE/>
+        <w:autoSpaceDN/>
+        <w:bidi w:val="0"/>
+        <w:adjustRightInd/>
+        <w:snapToGrid/>
+        <w:spacing w:line="300" w:lineRule="auto"/>
+        <w:ind w:firstLine="420" w:firstLineChars="0"/>
+        <w:textAlignment w:val="auto"/>
+        <w:rPr>
+          <w:rFonts w:ascii="Times New Roman" w:hAnsi="Times New Roman" w:eastAsia="宋体" w:cs="Times New Roman"/>
+        </w:rPr>
+      </w:pPr>
+      <w:r>
+        <w:rPr>
+          <w:rFonts w:ascii="Times New Roman" w:hAnsi="Times New Roman" w:eastAsia="宋体" w:cs="Times New Roman"/>
+        </w:rPr>
+        <w:t>为全面评估本文所提出推送算法的性能，实验中选取了以下两种算法作为对比方法：</w:t>
+      </w:r>
+    </w:p>
+    <w:p>
+      <w:pPr>
+        <w:pStyle w:val="14"/>
+        <w:keepNext w:val="0"/>
+        <w:keepLines w:val="0"/>
+        <w:pageBreakBefore w:val="0"/>
+        <w:widowControl/>
+        <w:suppressLineNumbers w:val="0"/>
+        <w:kinsoku/>
+        <w:wordWrap/>
+        <w:overflowPunct/>
+        <w:topLinePunct w:val="0"/>
+        <w:autoSpaceDE/>
+        <w:autoSpaceDN/>
+        <w:bidi w:val="0"/>
+        <w:adjustRightInd/>
+        <w:snapToGrid/>
+        <w:spacing w:line="300" w:lineRule="auto"/>
+        <w:ind w:firstLine="420" w:firstLineChars="0"/>
+        <w:textAlignment w:val="auto"/>
+        <w:rPr>
+          <w:rFonts w:ascii="Times New Roman" w:hAnsi="Times New Roman" w:eastAsia="宋体" w:cs="Times New Roman"/>
+        </w:rPr>
+      </w:pPr>
+      <w:r>
+        <w:rPr>
+          <w:rFonts w:ascii="Times New Roman" w:hAnsi="Times New Roman" w:eastAsia="宋体" w:cs="Times New Roman"/>
+        </w:rPr>
+        <w:t>（1）基于热门内容的推荐算法</w:t>
+      </w:r>
+      <w:r>
+        <w:rPr>
+          <w:rFonts w:ascii="Times New Roman" w:hAnsi="Times New Roman" w:eastAsia="宋体" w:cs="Times New Roman"/>
+        </w:rPr>
+        <w:br w:type="textWrapping"/>
+      </w:r>
+      <w:r>
+        <w:rPr>
+          <w:rFonts w:ascii="Times New Roman" w:hAnsi="Times New Roman" w:eastAsia="宋体" w:cs="Times New Roman"/>
+        </w:rPr>
+        <w:t>该算法不考虑用户个性化行为，仅根据内容的整体热度进行推荐，是社交媒体平台中常见的基础推荐方式。</w:t>
+      </w:r>
+    </w:p>
+    <w:p>
+      <w:pPr>
+        <w:pStyle w:val="14"/>
+        <w:keepNext w:val="0"/>
+        <w:keepLines w:val="0"/>
+        <w:pageBreakBefore w:val="0"/>
+        <w:widowControl/>
+        <w:suppressLineNumbers w:val="0"/>
+        <w:kinsoku/>
+        <w:wordWrap/>
+        <w:overflowPunct/>
+        <w:topLinePunct w:val="0"/>
+        <w:autoSpaceDE/>
+        <w:autoSpaceDN/>
+        <w:bidi w:val="0"/>
+        <w:adjustRightInd/>
+        <w:snapToGrid/>
+        <w:spacing w:line="300" w:lineRule="auto"/>
+        <w:ind w:firstLine="420" w:firstLineChars="0"/>
+        <w:textAlignment w:val="auto"/>
+        <w:rPr>
+          <w:rFonts w:ascii="Times New Roman" w:hAnsi="Times New Roman" w:eastAsia="宋体" w:cs="Times New Roman"/>
+        </w:rPr>
+      </w:pPr>
+      <w:r>
+        <w:rPr>
+          <w:rFonts w:ascii="Times New Roman" w:hAnsi="Times New Roman" w:eastAsia="宋体" w:cs="Times New Roman"/>
+        </w:rPr>
+        <w:t>（2）基于简单协同过滤的推荐算法</w:t>
+      </w:r>
+      <w:r>
+        <w:rPr>
+          <w:rFonts w:ascii="Times New Roman" w:hAnsi="Times New Roman" w:eastAsia="宋体" w:cs="Times New Roman"/>
+        </w:rPr>
+        <w:br w:type="textWrapping"/>
+      </w:r>
+      <w:r>
+        <w:rPr>
+          <w:rFonts w:ascii="Times New Roman" w:hAnsi="Times New Roman" w:eastAsia="宋体" w:cs="Times New Roman"/>
+        </w:rPr>
+        <w:t>该算法利用用户之间的相似性进行推荐，能够在一定程度上实现个性化推荐，但对用户行为变化的响应能力有限。</w:t>
+      </w:r>
+    </w:p>
+    <w:p>
+      <w:pPr>
+        <w:pStyle w:val="14"/>
+        <w:keepNext w:val="0"/>
+        <w:keepLines w:val="0"/>
+        <w:pageBreakBefore w:val="0"/>
+        <w:widowControl/>
+        <w:suppressLineNumbers w:val="0"/>
+        <w:kinsoku/>
+        <w:wordWrap/>
+        <w:overflowPunct/>
+        <w:topLinePunct w:val="0"/>
+        <w:autoSpaceDE/>
+        <w:autoSpaceDN/>
+        <w:bidi w:val="0"/>
+        <w:adjustRightInd/>
+        <w:snapToGrid/>
+        <w:spacing w:line="300" w:lineRule="auto"/>
+        <w:ind w:firstLine="420" w:firstLineChars="0"/>
+        <w:textAlignment w:val="auto"/>
+        <w:rPr>
+          <w:rFonts w:ascii="Times New Roman" w:hAnsi="Times New Roman" w:eastAsia="宋体" w:cs="Times New Roman"/>
+        </w:rPr>
+      </w:pPr>
+      <w:r>
+        <w:rPr>
+          <w:rFonts w:ascii="Times New Roman" w:hAnsi="Times New Roman" w:eastAsia="宋体" w:cs="Times New Roman"/>
+        </w:rPr>
+        <w:t>本文提出的基于用户行为的信息推送算法作为实验组，与上述两种对比算法在相同数据集和实验环境下进行性能对比。</w:t>
+      </w:r>
+    </w:p>
+    <w:p>
+      <w:pPr>
+        <w:pStyle w:val="4"/>
+        <w:keepNext w:val="0"/>
+        <w:keepLines w:val="0"/>
+        <w:widowControl/>
+        <w:suppressLineNumbers w:val="0"/>
+      </w:pPr>
+      <w:r>
+        <w:t>5.2.2 评价指标选取</w:t>
+      </w:r>
+    </w:p>
+    <w:p>
+      <w:pPr>
+        <w:pStyle w:val="14"/>
+        <w:keepNext w:val="0"/>
+        <w:keepLines w:val="0"/>
+        <w:pageBreakBefore w:val="0"/>
+        <w:widowControl/>
+        <w:suppressLineNumbers w:val="0"/>
+        <w:kinsoku/>
+        <w:wordWrap/>
+        <w:overflowPunct/>
+        <w:topLinePunct w:val="0"/>
+        <w:autoSpaceDE/>
+        <w:autoSpaceDN/>
+        <w:bidi w:val="0"/>
+        <w:adjustRightInd/>
+        <w:snapToGrid/>
+        <w:spacing w:line="300" w:lineRule="auto"/>
+        <w:ind w:firstLine="420" w:firstLineChars="0"/>
+        <w:textAlignment w:val="auto"/>
+        <w:rPr>
+          <w:rFonts w:ascii="Times New Roman" w:hAnsi="Times New Roman" w:eastAsia="宋体" w:cs="Times New Roman"/>
+        </w:rPr>
+      </w:pPr>
+      <w:r>
+        <w:rPr>
+          <w:rFonts w:ascii="Times New Roman" w:hAnsi="Times New Roman" w:eastAsia="宋体" w:cs="Times New Roman"/>
+        </w:rPr>
+        <w:t>为了客观评价不同推送算法的性能，本文选取了推荐系统中常用的评价指标进行分析，主要包括推荐准确率和用户满意度两个方面。</w:t>
+      </w:r>
+    </w:p>
+    <w:p>
+      <w:pPr>
+        <w:pStyle w:val="14"/>
+        <w:keepNext w:val="0"/>
+        <w:keepLines w:val="0"/>
+        <w:pageBreakBefore w:val="0"/>
+        <w:widowControl/>
+        <w:suppressLineNumbers w:val="0"/>
+        <w:kinsoku/>
+        <w:wordWrap/>
+        <w:overflowPunct/>
+        <w:topLinePunct w:val="0"/>
+        <w:autoSpaceDE/>
+        <w:autoSpaceDN/>
+        <w:bidi w:val="0"/>
+        <w:adjustRightInd/>
+        <w:snapToGrid/>
+        <w:spacing w:line="300" w:lineRule="auto"/>
+        <w:ind w:firstLine="420" w:firstLineChars="0"/>
+        <w:textAlignment w:val="auto"/>
+        <w:rPr>
+          <w:rFonts w:ascii="Times New Roman" w:hAnsi="Times New Roman" w:eastAsia="宋体" w:cs="Times New Roman"/>
+        </w:rPr>
+      </w:pPr>
+      <w:r>
+        <w:rPr>
+          <w:rFonts w:ascii="Times New Roman" w:hAnsi="Times New Roman" w:eastAsia="宋体" w:cs="Times New Roman"/>
+        </w:rPr>
+        <w:t>推荐准确率用于衡量推荐结果中用户实际感兴趣内容所占比例，能够反映算法对用户兴趣的刻画能力。用户满意度则通过用户对推荐内容的行为反馈进行统计，用于评估算法在实际使用过程中的效果。</w:t>
+      </w:r>
+    </w:p>
+    <w:p>
+      <w:pPr>
+        <w:pStyle w:val="14"/>
+        <w:keepNext w:val="0"/>
+        <w:keepLines w:val="0"/>
+        <w:pageBreakBefore w:val="0"/>
+        <w:widowControl/>
+        <w:suppressLineNumbers w:val="0"/>
+        <w:kinsoku/>
+        <w:wordWrap/>
+        <w:overflowPunct/>
+        <w:topLinePunct w:val="0"/>
+        <w:autoSpaceDE/>
+        <w:autoSpaceDN/>
+        <w:bidi w:val="0"/>
+        <w:adjustRightInd/>
+        <w:snapToGrid/>
+        <w:spacing w:line="300" w:lineRule="auto"/>
+        <w:ind w:firstLine="420" w:firstLineChars="0"/>
+        <w:textAlignment w:val="auto"/>
+        <w:rPr>
+          <w:rFonts w:ascii="Times New Roman" w:hAnsi="Times New Roman" w:eastAsia="宋体" w:cs="Times New Roman"/>
+        </w:rPr>
+      </w:pPr>
+      <w:r>
+        <w:rPr>
+          <w:rFonts w:ascii="Times New Roman" w:hAnsi="Times New Roman" w:eastAsia="宋体" w:cs="Times New Roman"/>
+        </w:rPr>
+        <w:t>通过多指标综合评价，可以较为全面地反映推送算法的性能差异。</w:t>
+      </w:r>
     </w:p>
     <w:p>
       <w:pPr>
@@ -14506,1724 +16918,7 @@
           <w:sz w:val="28"/>
           <w:lang w:val="en-US" w:eastAsia="zh-CN"/>
         </w:rPr>
-        <w:t>4.3 推送算法核心模块实现</w:t>
-      </w:r>
-    </w:p>
-    <w:p>
-      <w:pPr>
-        <w:pStyle w:val="14"/>
-        <w:keepNext w:val="0"/>
-        <w:keepLines w:val="0"/>
-        <w:pageBreakBefore w:val="0"/>
-        <w:widowControl/>
-        <w:suppressLineNumbers w:val="0"/>
-        <w:kinsoku/>
-        <w:wordWrap/>
-        <w:overflowPunct/>
-        <w:topLinePunct w:val="0"/>
-        <w:autoSpaceDE/>
-        <w:autoSpaceDN/>
-        <w:bidi w:val="0"/>
-        <w:adjustRightInd/>
-        <w:snapToGrid/>
-        <w:spacing w:line="300" w:lineRule="auto"/>
-        <w:ind w:firstLine="420" w:firstLineChars="0"/>
-        <w:textAlignment w:val="auto"/>
-        <w:rPr>
-          <w:rFonts w:ascii="Times New Roman" w:hAnsi="Times New Roman" w:eastAsia="宋体" w:cs="Times New Roman"/>
-        </w:rPr>
-      </w:pPr>
-      <w:r>
-        <w:rPr>
-          <w:rFonts w:ascii="Times New Roman" w:hAnsi="Times New Roman" w:eastAsia="宋体" w:cs="Times New Roman"/>
-        </w:rPr>
-        <w:t>推送算法核心模块是系统实现个性化信息推荐的关键部分，其主要功能是根据用户兴趣模型计算用户与信息内容之间的匹配程度，并生成推荐结果。</w:t>
-      </w:r>
-    </w:p>
-    <w:p>
-      <w:pPr>
-        <w:pStyle w:val="14"/>
-        <w:keepNext w:val="0"/>
-        <w:keepLines w:val="0"/>
-        <w:pageBreakBefore w:val="0"/>
-        <w:widowControl/>
-        <w:suppressLineNumbers w:val="0"/>
-        <w:kinsoku/>
-        <w:wordWrap/>
-        <w:overflowPunct/>
-        <w:topLinePunct w:val="0"/>
-        <w:autoSpaceDE/>
-        <w:autoSpaceDN/>
-        <w:bidi w:val="0"/>
-        <w:adjustRightInd/>
-        <w:snapToGrid/>
-        <w:spacing w:line="300" w:lineRule="auto"/>
-        <w:ind w:firstLine="420" w:firstLineChars="0"/>
-        <w:textAlignment w:val="auto"/>
-        <w:rPr>
-          <w:rFonts w:ascii="Times New Roman" w:hAnsi="Times New Roman" w:eastAsia="宋体" w:cs="Times New Roman"/>
-        </w:rPr>
-      </w:pPr>
-      <w:r>
-        <w:rPr>
-          <w:rFonts w:ascii="Times New Roman" w:hAnsi="Times New Roman" w:eastAsia="宋体" w:cs="Times New Roman"/>
-        </w:rPr>
-        <w:t>在算法实现过程中，首先根据用户的历史行为数据构建用户兴趣向量，并结合时间衰减机制对兴趣权重进行更新。随后，将信息内容的特征表示与用户兴趣向量进行匹配，通过相似度计算方法评估用户对不同内容的兴趣程度。</w:t>
-      </w:r>
-    </w:p>
-    <w:p>
-      <w:pPr>
-        <w:pStyle w:val="14"/>
-        <w:keepNext w:val="0"/>
-        <w:keepLines w:val="0"/>
-        <w:pageBreakBefore w:val="0"/>
-        <w:widowControl/>
-        <w:suppressLineNumbers w:val="0"/>
-        <w:kinsoku/>
-        <w:wordWrap/>
-        <w:overflowPunct/>
-        <w:topLinePunct w:val="0"/>
-        <w:autoSpaceDE/>
-        <w:autoSpaceDN/>
-        <w:bidi w:val="0"/>
-        <w:adjustRightInd/>
-        <w:snapToGrid/>
-        <w:spacing w:line="300" w:lineRule="auto"/>
-        <w:ind w:firstLine="420" w:firstLineChars="0"/>
-        <w:textAlignment w:val="auto"/>
-        <w:rPr>
-          <w:rFonts w:ascii="Times New Roman" w:hAnsi="Times New Roman" w:eastAsia="宋体" w:cs="Times New Roman"/>
-        </w:rPr>
-      </w:pPr>
-      <w:r>
-        <w:rPr>
-          <w:rFonts w:ascii="Times New Roman" w:hAnsi="Times New Roman" w:eastAsia="宋体" w:cs="Times New Roman"/>
-        </w:rPr>
-        <w:t>在推荐结果生成阶段，系统根据相似度计算结果对候选信息进行排序，并选取匹配度较高的信息内容组成推荐列表。为了避免推荐结果过于单一，系统在排序过程中引入一定的多样性策略，使推荐内容在满足用户兴趣的同时具有一定差异性。</w:t>
-      </w:r>
-    </w:p>
-    <w:p>
-      <w:pPr>
-        <w:pStyle w:val="14"/>
-        <w:keepNext w:val="0"/>
-        <w:keepLines w:val="0"/>
-        <w:pageBreakBefore w:val="0"/>
-        <w:widowControl/>
-        <w:suppressLineNumbers w:val="0"/>
-        <w:kinsoku/>
-        <w:wordWrap/>
-        <w:overflowPunct/>
-        <w:topLinePunct w:val="0"/>
-        <w:autoSpaceDE/>
-        <w:autoSpaceDN/>
-        <w:bidi w:val="0"/>
-        <w:adjustRightInd/>
-        <w:snapToGrid/>
-        <w:spacing w:line="300" w:lineRule="auto"/>
-        <w:ind w:firstLine="420" w:firstLineChars="0"/>
-        <w:textAlignment w:val="auto"/>
-        <w:rPr>
-          <w:rFonts w:ascii="Times New Roman" w:hAnsi="Times New Roman" w:eastAsia="宋体" w:cs="Times New Roman"/>
-          <w:sz w:val="15"/>
-          <w:szCs w:val="15"/>
-        </w:rPr>
-      </w:pPr>
-      <w:r>
-        <w:rPr>
-          <w:rFonts w:hint="default" w:ascii="Times New Roman" w:hAnsi="Times New Roman" w:eastAsia="宋体" w:cs="Times New Roman"/>
-          <w:sz w:val="15"/>
-          <w:szCs w:val="15"/>
-        </w:rPr>
-        <w:t>final_score = (1 - diversity_weight) × similarity + diversity_weight × diversity_score</w:t>
-      </w:r>
-    </w:p>
-    <w:p>
-      <w:pPr>
-        <w:pStyle w:val="14"/>
-        <w:keepNext w:val="0"/>
-        <w:keepLines w:val="0"/>
-        <w:pageBreakBefore w:val="0"/>
-        <w:widowControl/>
-        <w:suppressLineNumbers w:val="0"/>
-        <w:kinsoku/>
-        <w:wordWrap/>
-        <w:overflowPunct/>
-        <w:topLinePunct w:val="0"/>
-        <w:autoSpaceDE/>
-        <w:autoSpaceDN/>
-        <w:bidi w:val="0"/>
-        <w:adjustRightInd/>
-        <w:snapToGrid/>
-        <w:spacing w:line="300" w:lineRule="auto"/>
-        <w:ind w:firstLine="420" w:firstLineChars="0"/>
-        <w:textAlignment w:val="auto"/>
-        <w:rPr>
-          <w:rFonts w:ascii="Times New Roman" w:hAnsi="Times New Roman" w:eastAsia="宋体" w:cs="Times New Roman"/>
-          <w:sz w:val="15"/>
-          <w:szCs w:val="15"/>
-        </w:rPr>
-      </w:pPr>
-      <w:r>
-        <w:rPr>
-          <w:rFonts w:hint="default" w:ascii="Times New Roman" w:hAnsi="Times New Roman" w:eastAsia="宋体" w:cs="Times New Roman"/>
-          <w:sz w:val="15"/>
-          <w:szCs w:val="15"/>
-        </w:rPr>
-        <w:t>similarity</w:t>
-      </w:r>
-      <w:r>
-        <w:rPr>
-          <w:rFonts w:ascii="Times New Roman" w:hAnsi="Times New Roman" w:eastAsia="宋体" w:cs="Times New Roman"/>
-          <w:sz w:val="15"/>
-          <w:szCs w:val="15"/>
-        </w:rPr>
-        <w:t>：用户兴趣与内容特征的相似度（余弦相似度）</w:t>
-      </w:r>
-    </w:p>
-    <w:p>
-      <w:pPr>
-        <w:pStyle w:val="14"/>
-        <w:keepNext w:val="0"/>
-        <w:keepLines w:val="0"/>
-        <w:pageBreakBefore w:val="0"/>
-        <w:widowControl/>
-        <w:suppressLineNumbers w:val="0"/>
-        <w:kinsoku/>
-        <w:wordWrap/>
-        <w:overflowPunct/>
-        <w:topLinePunct w:val="0"/>
-        <w:autoSpaceDE/>
-        <w:autoSpaceDN/>
-        <w:bidi w:val="0"/>
-        <w:adjustRightInd/>
-        <w:snapToGrid/>
-        <w:spacing w:line="300" w:lineRule="auto"/>
-        <w:ind w:firstLine="420" w:firstLineChars="0"/>
-        <w:textAlignment w:val="auto"/>
-        <w:rPr>
-          <w:rFonts w:hint="eastAsia" w:ascii="Times New Roman" w:hAnsi="Times New Roman" w:eastAsia="宋体" w:cs="Times New Roman"/>
-          <w:sz w:val="15"/>
-          <w:szCs w:val="15"/>
-          <w:lang w:val="en-US" w:eastAsia="zh-CN"/>
-        </w:rPr>
-      </w:pPr>
-      <w:r>
-        <w:rPr>
-          <w:rFonts w:hint="default" w:ascii="Times New Roman" w:hAnsi="Times New Roman" w:eastAsia="宋体" w:cs="Times New Roman"/>
-          <w:sz w:val="15"/>
-          <w:szCs w:val="15"/>
-        </w:rPr>
-        <w:t>diversity_score：多样性分数（新类别占比）</w:t>
-      </w:r>
-      <w:r>
-        <w:rPr>
-          <w:rFonts w:hint="eastAsia" w:eastAsia="宋体" w:cs="Times New Roman"/>
-          <w:sz w:val="15"/>
-          <w:szCs w:val="15"/>
-          <w:lang w:val="en-US" w:eastAsia="zh-CN"/>
-        </w:rPr>
-        <w:tab/>
-      </w:r>
-    </w:p>
-    <w:p>
-      <w:pPr>
-        <w:pStyle w:val="14"/>
-        <w:keepNext w:val="0"/>
-        <w:keepLines w:val="0"/>
-        <w:pageBreakBefore w:val="0"/>
-        <w:widowControl/>
-        <w:suppressLineNumbers w:val="0"/>
-        <w:kinsoku/>
-        <w:wordWrap/>
-        <w:overflowPunct/>
-        <w:topLinePunct w:val="0"/>
-        <w:autoSpaceDE/>
-        <w:autoSpaceDN/>
-        <w:bidi w:val="0"/>
-        <w:adjustRightInd/>
-        <w:snapToGrid/>
-        <w:spacing w:line="300" w:lineRule="auto"/>
-        <w:ind w:firstLine="420" w:firstLineChars="0"/>
-        <w:textAlignment w:val="auto"/>
-        <w:rPr>
-          <w:rFonts w:hint="default" w:ascii="Times New Roman" w:hAnsi="Times New Roman" w:eastAsia="宋体" w:cs="Times New Roman"/>
-          <w:sz w:val="15"/>
-          <w:szCs w:val="15"/>
-        </w:rPr>
-      </w:pPr>
-      <w:r>
-        <w:rPr>
-          <w:rFonts w:hint="default" w:ascii="Times New Roman" w:hAnsi="Times New Roman" w:eastAsia="宋体" w:cs="Times New Roman"/>
-          <w:sz w:val="15"/>
-          <w:szCs w:val="15"/>
-        </w:rPr>
-        <w:t>diversity_weight：多样性权重（默认0.2）</w:t>
-      </w:r>
-    </w:p>
-    <w:p>
-      <w:pPr>
-        <w:pStyle w:val="14"/>
-        <w:keepNext w:val="0"/>
-        <w:keepLines w:val="0"/>
-        <w:pageBreakBefore w:val="0"/>
-        <w:widowControl/>
-        <w:suppressLineNumbers w:val="0"/>
-        <w:kinsoku/>
-        <w:wordWrap/>
-        <w:overflowPunct/>
-        <w:topLinePunct w:val="0"/>
-        <w:autoSpaceDE/>
-        <w:autoSpaceDN/>
-        <w:bidi w:val="0"/>
-        <w:adjustRightInd/>
-        <w:snapToGrid/>
-        <w:spacing w:line="300" w:lineRule="auto"/>
-        <w:ind w:firstLine="420" w:firstLineChars="0"/>
-        <w:textAlignment w:val="auto"/>
-        <w:rPr>
-          <w:rFonts w:hint="default" w:ascii="Times New Roman" w:hAnsi="Times New Roman" w:eastAsia="宋体" w:cs="Times New Roman"/>
-          <w:sz w:val="15"/>
-          <w:szCs w:val="15"/>
-        </w:rPr>
-      </w:pPr>
-      <w:r>
-        <w:rPr>
-          <w:rFonts w:hint="default" w:ascii="Times New Roman" w:hAnsi="Times New Roman" w:eastAsia="宋体" w:cs="Times New Roman"/>
-          <w:sz w:val="15"/>
-          <w:szCs w:val="15"/>
-        </w:rPr>
-        <w:t>class RecommendationGenerator:</w:t>
-      </w:r>
-    </w:p>
-    <w:p>
-      <w:pPr>
-        <w:pStyle w:val="14"/>
-        <w:keepNext w:val="0"/>
-        <w:keepLines w:val="0"/>
-        <w:pageBreakBefore w:val="0"/>
-        <w:widowControl/>
-        <w:suppressLineNumbers w:val="0"/>
-        <w:kinsoku/>
-        <w:wordWrap/>
-        <w:overflowPunct/>
-        <w:topLinePunct w:val="0"/>
-        <w:autoSpaceDE/>
-        <w:autoSpaceDN/>
-        <w:bidi w:val="0"/>
-        <w:adjustRightInd/>
-        <w:snapToGrid/>
-        <w:spacing w:line="300" w:lineRule="auto"/>
-        <w:ind w:firstLine="420" w:firstLineChars="0"/>
-        <w:textAlignment w:val="auto"/>
-        <w:rPr>
-          <w:rFonts w:hint="default" w:ascii="Times New Roman" w:hAnsi="Times New Roman" w:eastAsia="宋体" w:cs="Times New Roman"/>
-          <w:sz w:val="15"/>
-          <w:szCs w:val="15"/>
-        </w:rPr>
-      </w:pPr>
-      <w:r>
-        <w:rPr>
-          <w:rFonts w:hint="default" w:ascii="Times New Roman" w:hAnsi="Times New Roman" w:eastAsia="宋体" w:cs="Times New Roman"/>
-          <w:sz w:val="15"/>
-          <w:szCs w:val="15"/>
-        </w:rPr>
-        <w:t xml:space="preserve">    def __init__(self, user_interest_model: UserInterestModel,</w:t>
-      </w:r>
-    </w:p>
-    <w:p>
-      <w:pPr>
-        <w:pStyle w:val="14"/>
-        <w:keepNext w:val="0"/>
-        <w:keepLines w:val="0"/>
-        <w:pageBreakBefore w:val="0"/>
-        <w:widowControl/>
-        <w:suppressLineNumbers w:val="0"/>
-        <w:kinsoku/>
-        <w:wordWrap/>
-        <w:overflowPunct/>
-        <w:topLinePunct w:val="0"/>
-        <w:autoSpaceDE/>
-        <w:autoSpaceDN/>
-        <w:bidi w:val="0"/>
-        <w:adjustRightInd/>
-        <w:snapToGrid/>
-        <w:spacing w:line="300" w:lineRule="auto"/>
-        <w:ind w:firstLine="420" w:firstLineChars="0"/>
-        <w:textAlignment w:val="auto"/>
-        <w:rPr>
-          <w:rFonts w:hint="default" w:ascii="Times New Roman" w:hAnsi="Times New Roman" w:eastAsia="宋体" w:cs="Times New Roman"/>
-          <w:sz w:val="15"/>
-          <w:szCs w:val="15"/>
-        </w:rPr>
-      </w:pPr>
-      <w:r>
-        <w:rPr>
-          <w:rFonts w:hint="default" w:ascii="Times New Roman" w:hAnsi="Times New Roman" w:eastAsia="宋体" w:cs="Times New Roman"/>
-          <w:sz w:val="15"/>
-          <w:szCs w:val="15"/>
-        </w:rPr>
-        <w:t xml:space="preserve">                 similarity_calculator: SimilarityCalculator,</w:t>
-      </w:r>
-    </w:p>
-    <w:p>
-      <w:pPr>
-        <w:pStyle w:val="14"/>
-        <w:keepNext w:val="0"/>
-        <w:keepLines w:val="0"/>
-        <w:pageBreakBefore w:val="0"/>
-        <w:widowControl/>
-        <w:suppressLineNumbers w:val="0"/>
-        <w:kinsoku/>
-        <w:wordWrap/>
-        <w:overflowPunct/>
-        <w:topLinePunct w:val="0"/>
-        <w:autoSpaceDE/>
-        <w:autoSpaceDN/>
-        <w:bidi w:val="0"/>
-        <w:adjustRightInd/>
-        <w:snapToGrid/>
-        <w:spacing w:line="300" w:lineRule="auto"/>
-        <w:ind w:firstLine="420" w:firstLineChars="0"/>
-        <w:textAlignment w:val="auto"/>
-        <w:rPr>
-          <w:rFonts w:hint="default" w:ascii="Times New Roman" w:hAnsi="Times New Roman" w:eastAsia="宋体" w:cs="Times New Roman"/>
-          <w:sz w:val="15"/>
-          <w:szCs w:val="15"/>
-        </w:rPr>
-      </w:pPr>
-      <w:r>
-        <w:rPr>
-          <w:rFonts w:hint="default" w:ascii="Times New Roman" w:hAnsi="Times New Roman" w:eastAsia="宋体" w:cs="Times New Roman"/>
-          <w:sz w:val="15"/>
-          <w:szCs w:val="15"/>
-        </w:rPr>
-        <w:t xml:space="preserve">                 top_k: int = 10, diversity_weight: float = 0.2):</w:t>
-      </w:r>
-    </w:p>
-    <w:p>
-      <w:pPr>
-        <w:pStyle w:val="14"/>
-        <w:keepNext w:val="0"/>
-        <w:keepLines w:val="0"/>
-        <w:pageBreakBefore w:val="0"/>
-        <w:widowControl/>
-        <w:suppressLineNumbers w:val="0"/>
-        <w:kinsoku/>
-        <w:wordWrap/>
-        <w:overflowPunct/>
-        <w:topLinePunct w:val="0"/>
-        <w:autoSpaceDE/>
-        <w:autoSpaceDN/>
-        <w:bidi w:val="0"/>
-        <w:adjustRightInd/>
-        <w:snapToGrid/>
-        <w:spacing w:line="300" w:lineRule="auto"/>
-        <w:ind w:firstLine="420" w:firstLineChars="0"/>
-        <w:textAlignment w:val="auto"/>
-        <w:rPr>
-          <w:rFonts w:hint="default" w:ascii="Times New Roman" w:hAnsi="Times New Roman" w:eastAsia="宋体" w:cs="Times New Roman"/>
-          <w:sz w:val="15"/>
-          <w:szCs w:val="15"/>
-        </w:rPr>
-      </w:pPr>
-      <w:r>
-        <w:rPr>
-          <w:rFonts w:hint="default" w:ascii="Times New Roman" w:hAnsi="Times New Roman" w:eastAsia="宋体" w:cs="Times New Roman"/>
-          <w:sz w:val="15"/>
-          <w:szCs w:val="15"/>
-        </w:rPr>
-        <w:t xml:space="preserve">        self.user_model = user_interest_model</w:t>
-      </w:r>
-    </w:p>
-    <w:p>
-      <w:pPr>
-        <w:pStyle w:val="14"/>
-        <w:keepNext w:val="0"/>
-        <w:keepLines w:val="0"/>
-        <w:pageBreakBefore w:val="0"/>
-        <w:widowControl/>
-        <w:suppressLineNumbers w:val="0"/>
-        <w:kinsoku/>
-        <w:wordWrap/>
-        <w:overflowPunct/>
-        <w:topLinePunct w:val="0"/>
-        <w:autoSpaceDE/>
-        <w:autoSpaceDN/>
-        <w:bidi w:val="0"/>
-        <w:adjustRightInd/>
-        <w:snapToGrid/>
-        <w:spacing w:line="300" w:lineRule="auto"/>
-        <w:ind w:firstLine="420" w:firstLineChars="0"/>
-        <w:textAlignment w:val="auto"/>
-        <w:rPr>
-          <w:rFonts w:hint="default" w:ascii="Times New Roman" w:hAnsi="Times New Roman" w:eastAsia="宋体" w:cs="Times New Roman"/>
-          <w:sz w:val="15"/>
-          <w:szCs w:val="15"/>
-        </w:rPr>
-      </w:pPr>
-      <w:r>
-        <w:rPr>
-          <w:rFonts w:hint="default" w:ascii="Times New Roman" w:hAnsi="Times New Roman" w:eastAsia="宋体" w:cs="Times New Roman"/>
-          <w:sz w:val="15"/>
-          <w:szCs w:val="15"/>
-        </w:rPr>
-        <w:t xml:space="preserve">        self.sim_calc = similarity_calculator</w:t>
-      </w:r>
-    </w:p>
-    <w:p>
-      <w:pPr>
-        <w:pStyle w:val="14"/>
-        <w:keepNext w:val="0"/>
-        <w:keepLines w:val="0"/>
-        <w:pageBreakBefore w:val="0"/>
-        <w:widowControl/>
-        <w:suppressLineNumbers w:val="0"/>
-        <w:kinsoku/>
-        <w:wordWrap/>
-        <w:overflowPunct/>
-        <w:topLinePunct w:val="0"/>
-        <w:autoSpaceDE/>
-        <w:autoSpaceDN/>
-        <w:bidi w:val="0"/>
-        <w:adjustRightInd/>
-        <w:snapToGrid/>
-        <w:spacing w:line="300" w:lineRule="auto"/>
-        <w:ind w:firstLine="420" w:firstLineChars="0"/>
-        <w:textAlignment w:val="auto"/>
-        <w:rPr>
-          <w:rFonts w:hint="default" w:ascii="Times New Roman" w:hAnsi="Times New Roman" w:eastAsia="宋体" w:cs="Times New Roman"/>
-          <w:sz w:val="15"/>
-          <w:szCs w:val="15"/>
-        </w:rPr>
-      </w:pPr>
-      <w:r>
-        <w:rPr>
-          <w:rFonts w:hint="default" w:ascii="Times New Roman" w:hAnsi="Times New Roman" w:eastAsia="宋体" w:cs="Times New Roman"/>
-          <w:sz w:val="15"/>
-          <w:szCs w:val="15"/>
-        </w:rPr>
-        <w:t xml:space="preserve">        self.top_k = top_k</w:t>
-      </w:r>
-    </w:p>
-    <w:p>
-      <w:pPr>
-        <w:pStyle w:val="14"/>
-        <w:keepNext w:val="0"/>
-        <w:keepLines w:val="0"/>
-        <w:pageBreakBefore w:val="0"/>
-        <w:widowControl/>
-        <w:suppressLineNumbers w:val="0"/>
-        <w:kinsoku/>
-        <w:wordWrap/>
-        <w:overflowPunct/>
-        <w:topLinePunct w:val="0"/>
-        <w:autoSpaceDE/>
-        <w:autoSpaceDN/>
-        <w:bidi w:val="0"/>
-        <w:adjustRightInd/>
-        <w:snapToGrid/>
-        <w:spacing w:line="300" w:lineRule="auto"/>
-        <w:ind w:firstLine="420" w:firstLineChars="0"/>
-        <w:textAlignment w:val="auto"/>
-        <w:rPr>
-          <w:rFonts w:hint="default" w:ascii="Times New Roman" w:hAnsi="Times New Roman" w:eastAsia="宋体" w:cs="Times New Roman"/>
-          <w:sz w:val="15"/>
-          <w:szCs w:val="15"/>
-        </w:rPr>
-      </w:pPr>
-      <w:r>
-        <w:rPr>
-          <w:rFonts w:hint="default" w:ascii="Times New Roman" w:hAnsi="Times New Roman" w:eastAsia="宋体" w:cs="Times New Roman"/>
-          <w:sz w:val="15"/>
-          <w:szCs w:val="15"/>
-        </w:rPr>
-        <w:t xml:space="preserve">        self.diversity_weight = diversity_weight</w:t>
-      </w:r>
-    </w:p>
-    <w:p>
-      <w:pPr>
-        <w:pStyle w:val="14"/>
-        <w:keepNext w:val="0"/>
-        <w:keepLines w:val="0"/>
-        <w:pageBreakBefore w:val="0"/>
-        <w:widowControl/>
-        <w:suppressLineNumbers w:val="0"/>
-        <w:kinsoku/>
-        <w:wordWrap/>
-        <w:overflowPunct/>
-        <w:topLinePunct w:val="0"/>
-        <w:autoSpaceDE/>
-        <w:autoSpaceDN/>
-        <w:bidi w:val="0"/>
-        <w:adjustRightInd/>
-        <w:snapToGrid/>
-        <w:spacing w:line="300" w:lineRule="auto"/>
-        <w:ind w:firstLine="420" w:firstLineChars="0"/>
-        <w:textAlignment w:val="auto"/>
-        <w:rPr>
-          <w:rFonts w:hint="default" w:ascii="Times New Roman" w:hAnsi="Times New Roman" w:eastAsia="宋体" w:cs="Times New Roman"/>
-          <w:sz w:val="15"/>
-          <w:szCs w:val="15"/>
-        </w:rPr>
-      </w:pPr>
-      <w:r>
-        <w:rPr>
-          <w:rFonts w:hint="default" w:ascii="Times New Roman" w:hAnsi="Times New Roman" w:eastAsia="宋体" w:cs="Times New Roman"/>
-          <w:sz w:val="15"/>
-          <w:szCs w:val="15"/>
-        </w:rPr>
-        <w:t xml:space="preserve">        self.content_features = {}</w:t>
-      </w:r>
-    </w:p>
-    <w:p>
-      <w:pPr>
-        <w:pStyle w:val="14"/>
-        <w:keepNext w:val="0"/>
-        <w:keepLines w:val="0"/>
-        <w:pageBreakBefore w:val="0"/>
-        <w:widowControl/>
-        <w:suppressLineNumbers w:val="0"/>
-        <w:kinsoku/>
-        <w:wordWrap/>
-        <w:overflowPunct/>
-        <w:topLinePunct w:val="0"/>
-        <w:autoSpaceDE/>
-        <w:autoSpaceDN/>
-        <w:bidi w:val="0"/>
-        <w:adjustRightInd/>
-        <w:snapToGrid/>
-        <w:spacing w:line="300" w:lineRule="auto"/>
-        <w:ind w:firstLine="420" w:firstLineChars="0"/>
-        <w:textAlignment w:val="auto"/>
-        <w:rPr>
-          <w:rFonts w:hint="default" w:ascii="Times New Roman" w:hAnsi="Times New Roman" w:eastAsia="宋体" w:cs="Times New Roman"/>
-          <w:sz w:val="15"/>
-          <w:szCs w:val="15"/>
-        </w:rPr>
-      </w:pPr>
-      <w:r>
-        <w:rPr>
-          <w:rFonts w:hint="default" w:ascii="Times New Roman" w:hAnsi="Times New Roman" w:eastAsia="宋体" w:cs="Times New Roman"/>
-          <w:sz w:val="15"/>
-          <w:szCs w:val="15"/>
-        </w:rPr>
-        <w:t xml:space="preserve">    </w:t>
-      </w:r>
-    </w:p>
-    <w:p>
-      <w:pPr>
-        <w:pStyle w:val="14"/>
-        <w:keepNext w:val="0"/>
-        <w:keepLines w:val="0"/>
-        <w:pageBreakBefore w:val="0"/>
-        <w:widowControl/>
-        <w:suppressLineNumbers w:val="0"/>
-        <w:kinsoku/>
-        <w:wordWrap/>
-        <w:overflowPunct/>
-        <w:topLinePunct w:val="0"/>
-        <w:autoSpaceDE/>
-        <w:autoSpaceDN/>
-        <w:bidi w:val="0"/>
-        <w:adjustRightInd/>
-        <w:snapToGrid/>
-        <w:spacing w:line="300" w:lineRule="auto"/>
-        <w:ind w:firstLine="420" w:firstLineChars="0"/>
-        <w:textAlignment w:val="auto"/>
-        <w:rPr>
-          <w:rFonts w:hint="default" w:ascii="Times New Roman" w:hAnsi="Times New Roman" w:eastAsia="宋体" w:cs="Times New Roman"/>
-          <w:sz w:val="15"/>
-          <w:szCs w:val="15"/>
-        </w:rPr>
-      </w:pPr>
-      <w:r>
-        <w:rPr>
-          <w:rFonts w:hint="default" w:ascii="Times New Roman" w:hAnsi="Times New Roman" w:eastAsia="宋体" w:cs="Times New Roman"/>
-          <w:sz w:val="15"/>
-          <w:szCs w:val="15"/>
-        </w:rPr>
-        <w:t xml:space="preserve">    def generate_recommendations(self, user_id: str) -&gt; List[Tuple[str, float]]:</w:t>
-      </w:r>
-    </w:p>
-    <w:p>
-      <w:pPr>
-        <w:pStyle w:val="14"/>
-        <w:keepNext w:val="0"/>
-        <w:keepLines w:val="0"/>
-        <w:pageBreakBefore w:val="0"/>
-        <w:widowControl/>
-        <w:suppressLineNumbers w:val="0"/>
-        <w:kinsoku/>
-        <w:wordWrap/>
-        <w:overflowPunct/>
-        <w:topLinePunct w:val="0"/>
-        <w:autoSpaceDE/>
-        <w:autoSpaceDN/>
-        <w:bidi w:val="0"/>
-        <w:adjustRightInd/>
-        <w:snapToGrid/>
-        <w:spacing w:line="300" w:lineRule="auto"/>
-        <w:ind w:firstLine="420" w:firstLineChars="0"/>
-        <w:textAlignment w:val="auto"/>
-        <w:rPr>
-          <w:rFonts w:hint="default" w:ascii="Times New Roman" w:hAnsi="Times New Roman" w:eastAsia="宋体" w:cs="Times New Roman"/>
-          <w:sz w:val="15"/>
-          <w:szCs w:val="15"/>
-        </w:rPr>
-      </w:pPr>
-      <w:r>
-        <w:rPr>
-          <w:rFonts w:hint="default" w:ascii="Times New Roman" w:hAnsi="Times New Roman" w:eastAsia="宋体" w:cs="Times New Roman"/>
-          <w:sz w:val="15"/>
-          <w:szCs w:val="15"/>
-        </w:rPr>
-        <w:t xml:space="preserve">        """生成个性化推荐列表"""</w:t>
-      </w:r>
-    </w:p>
-    <w:p>
-      <w:pPr>
-        <w:pStyle w:val="14"/>
-        <w:keepNext w:val="0"/>
-        <w:keepLines w:val="0"/>
-        <w:pageBreakBefore w:val="0"/>
-        <w:widowControl/>
-        <w:suppressLineNumbers w:val="0"/>
-        <w:kinsoku/>
-        <w:wordWrap/>
-        <w:overflowPunct/>
-        <w:topLinePunct w:val="0"/>
-        <w:autoSpaceDE/>
-        <w:autoSpaceDN/>
-        <w:bidi w:val="0"/>
-        <w:adjustRightInd/>
-        <w:snapToGrid/>
-        <w:spacing w:line="300" w:lineRule="auto"/>
-        <w:ind w:firstLine="420" w:firstLineChars="0"/>
-        <w:textAlignment w:val="auto"/>
-        <w:rPr>
-          <w:rFonts w:hint="default" w:ascii="Times New Roman" w:hAnsi="Times New Roman" w:eastAsia="宋体" w:cs="Times New Roman"/>
-          <w:sz w:val="15"/>
-          <w:szCs w:val="15"/>
-        </w:rPr>
-      </w:pPr>
-      <w:r>
-        <w:rPr>
-          <w:rFonts w:hint="default" w:ascii="Times New Roman" w:hAnsi="Times New Roman" w:eastAsia="宋体" w:cs="Times New Roman"/>
-          <w:sz w:val="15"/>
-          <w:szCs w:val="15"/>
-        </w:rPr>
-        <w:t xml:space="preserve">        user_vector = self.user_model.normalize_interest_vector(user_id)</w:t>
-      </w:r>
-    </w:p>
-    <w:p>
-      <w:pPr>
-        <w:pStyle w:val="14"/>
-        <w:keepNext w:val="0"/>
-        <w:keepLines w:val="0"/>
-        <w:pageBreakBefore w:val="0"/>
-        <w:widowControl/>
-        <w:suppressLineNumbers w:val="0"/>
-        <w:kinsoku/>
-        <w:wordWrap/>
-        <w:overflowPunct/>
-        <w:topLinePunct w:val="0"/>
-        <w:autoSpaceDE/>
-        <w:autoSpaceDN/>
-        <w:bidi w:val="0"/>
-        <w:adjustRightInd/>
-        <w:snapToGrid/>
-        <w:spacing w:line="300" w:lineRule="auto"/>
-        <w:ind w:firstLine="420" w:firstLineChars="0"/>
-        <w:textAlignment w:val="auto"/>
-        <w:rPr>
-          <w:rFonts w:hint="default" w:ascii="Times New Roman" w:hAnsi="Times New Roman" w:eastAsia="宋体" w:cs="Times New Roman"/>
-          <w:sz w:val="15"/>
-          <w:szCs w:val="15"/>
-        </w:rPr>
-      </w:pPr>
-      <w:r>
-        <w:rPr>
-          <w:rFonts w:hint="default" w:ascii="Times New Roman" w:hAnsi="Times New Roman" w:eastAsia="宋体" w:cs="Times New Roman"/>
-          <w:sz w:val="15"/>
-          <w:szCs w:val="15"/>
-        </w:rPr>
-        <w:t xml:space="preserve">        if not user_vector:</w:t>
-      </w:r>
-    </w:p>
-    <w:p>
-      <w:pPr>
-        <w:pStyle w:val="14"/>
-        <w:keepNext w:val="0"/>
-        <w:keepLines w:val="0"/>
-        <w:pageBreakBefore w:val="0"/>
-        <w:widowControl/>
-        <w:suppressLineNumbers w:val="0"/>
-        <w:kinsoku/>
-        <w:wordWrap/>
-        <w:overflowPunct/>
-        <w:topLinePunct w:val="0"/>
-        <w:autoSpaceDE/>
-        <w:autoSpaceDN/>
-        <w:bidi w:val="0"/>
-        <w:adjustRightInd/>
-        <w:snapToGrid/>
-        <w:spacing w:line="300" w:lineRule="auto"/>
-        <w:ind w:firstLine="420" w:firstLineChars="0"/>
-        <w:textAlignment w:val="auto"/>
-        <w:rPr>
-          <w:rFonts w:hint="default" w:ascii="Times New Roman" w:hAnsi="Times New Roman" w:eastAsia="宋体" w:cs="Times New Roman"/>
-          <w:sz w:val="15"/>
-          <w:szCs w:val="15"/>
-        </w:rPr>
-      </w:pPr>
-      <w:r>
-        <w:rPr>
-          <w:rFonts w:hint="default" w:ascii="Times New Roman" w:hAnsi="Times New Roman" w:eastAsia="宋体" w:cs="Times New Roman"/>
-          <w:sz w:val="15"/>
-          <w:szCs w:val="15"/>
-        </w:rPr>
-        <w:t xml:space="preserve">            return self._generate_popular_recommendations()</w:t>
-      </w:r>
-    </w:p>
-    <w:p>
-      <w:pPr>
-        <w:pStyle w:val="14"/>
-        <w:keepNext w:val="0"/>
-        <w:keepLines w:val="0"/>
-        <w:pageBreakBefore w:val="0"/>
-        <w:widowControl/>
-        <w:suppressLineNumbers w:val="0"/>
-        <w:kinsoku/>
-        <w:wordWrap/>
-        <w:overflowPunct/>
-        <w:topLinePunct w:val="0"/>
-        <w:autoSpaceDE/>
-        <w:autoSpaceDN/>
-        <w:bidi w:val="0"/>
-        <w:adjustRightInd/>
-        <w:snapToGrid/>
-        <w:spacing w:line="300" w:lineRule="auto"/>
-        <w:ind w:firstLine="420" w:firstLineChars="0"/>
-        <w:textAlignment w:val="auto"/>
-        <w:rPr>
-          <w:rFonts w:hint="default" w:ascii="Times New Roman" w:hAnsi="Times New Roman" w:eastAsia="宋体" w:cs="Times New Roman"/>
-          <w:sz w:val="15"/>
-          <w:szCs w:val="15"/>
-        </w:rPr>
-      </w:pPr>
-      <w:r>
-        <w:rPr>
-          <w:rFonts w:hint="default" w:ascii="Times New Roman" w:hAnsi="Times New Roman" w:eastAsia="宋体" w:cs="Times New Roman"/>
-          <w:sz w:val="15"/>
-          <w:szCs w:val="15"/>
-        </w:rPr>
-        <w:t xml:space="preserve">        </w:t>
-      </w:r>
-    </w:p>
-    <w:p>
-      <w:pPr>
-        <w:pStyle w:val="14"/>
-        <w:keepNext w:val="0"/>
-        <w:keepLines w:val="0"/>
-        <w:pageBreakBefore w:val="0"/>
-        <w:widowControl/>
-        <w:suppressLineNumbers w:val="0"/>
-        <w:kinsoku/>
-        <w:wordWrap/>
-        <w:overflowPunct/>
-        <w:topLinePunct w:val="0"/>
-        <w:autoSpaceDE/>
-        <w:autoSpaceDN/>
-        <w:bidi w:val="0"/>
-        <w:adjustRightInd/>
-        <w:snapToGrid/>
-        <w:spacing w:line="300" w:lineRule="auto"/>
-        <w:ind w:firstLine="420" w:firstLineChars="0"/>
-        <w:textAlignment w:val="auto"/>
-        <w:rPr>
-          <w:rFonts w:hint="default" w:ascii="Times New Roman" w:hAnsi="Times New Roman" w:eastAsia="宋体" w:cs="Times New Roman"/>
-          <w:sz w:val="15"/>
-          <w:szCs w:val="15"/>
-        </w:rPr>
-      </w:pPr>
-      <w:r>
-        <w:rPr>
-          <w:rFonts w:hint="default" w:ascii="Times New Roman" w:hAnsi="Times New Roman" w:eastAsia="宋体" w:cs="Times New Roman"/>
-          <w:sz w:val="15"/>
-          <w:szCs w:val="15"/>
-        </w:rPr>
-        <w:t xml:space="preserve">        scores = []</w:t>
-      </w:r>
-    </w:p>
-    <w:p>
-      <w:pPr>
-        <w:pStyle w:val="14"/>
-        <w:keepNext w:val="0"/>
-        <w:keepLines w:val="0"/>
-        <w:pageBreakBefore w:val="0"/>
-        <w:widowControl/>
-        <w:suppressLineNumbers w:val="0"/>
-        <w:kinsoku/>
-        <w:wordWrap/>
-        <w:overflowPunct/>
-        <w:topLinePunct w:val="0"/>
-        <w:autoSpaceDE/>
-        <w:autoSpaceDN/>
-        <w:bidi w:val="0"/>
-        <w:adjustRightInd/>
-        <w:snapToGrid/>
-        <w:spacing w:line="300" w:lineRule="auto"/>
-        <w:ind w:firstLine="420" w:firstLineChars="0"/>
-        <w:textAlignment w:val="auto"/>
-        <w:rPr>
-          <w:rFonts w:hint="default" w:ascii="Times New Roman" w:hAnsi="Times New Roman" w:eastAsia="宋体" w:cs="Times New Roman"/>
-          <w:sz w:val="15"/>
-          <w:szCs w:val="15"/>
-        </w:rPr>
-      </w:pPr>
-      <w:r>
-        <w:rPr>
-          <w:rFonts w:hint="default" w:ascii="Times New Roman" w:hAnsi="Times New Roman" w:eastAsia="宋体" w:cs="Times New Roman"/>
-          <w:sz w:val="15"/>
-          <w:szCs w:val="15"/>
-        </w:rPr>
-        <w:t xml:space="preserve">        for content_id, content_features in self.content_features.items():</w:t>
-      </w:r>
-    </w:p>
-    <w:p>
-      <w:pPr>
-        <w:pStyle w:val="14"/>
-        <w:keepNext w:val="0"/>
-        <w:keepLines w:val="0"/>
-        <w:pageBreakBefore w:val="0"/>
-        <w:widowControl/>
-        <w:suppressLineNumbers w:val="0"/>
-        <w:kinsoku/>
-        <w:wordWrap/>
-        <w:overflowPunct/>
-        <w:topLinePunct w:val="0"/>
-        <w:autoSpaceDE/>
-        <w:autoSpaceDN/>
-        <w:bidi w:val="0"/>
-        <w:adjustRightInd/>
-        <w:snapToGrid/>
-        <w:spacing w:line="300" w:lineRule="auto"/>
-        <w:ind w:firstLine="420" w:firstLineChars="0"/>
-        <w:textAlignment w:val="auto"/>
-        <w:rPr>
-          <w:rFonts w:hint="default" w:ascii="Times New Roman" w:hAnsi="Times New Roman" w:eastAsia="宋体" w:cs="Times New Roman"/>
-          <w:sz w:val="15"/>
-          <w:szCs w:val="15"/>
-        </w:rPr>
-      </w:pPr>
-      <w:r>
-        <w:rPr>
-          <w:rFonts w:hint="default" w:ascii="Times New Roman" w:hAnsi="Times New Roman" w:eastAsia="宋体" w:cs="Times New Roman"/>
-          <w:sz w:val="15"/>
-          <w:szCs w:val="15"/>
-        </w:rPr>
-        <w:t xml:space="preserve">            similarity = self.sim_calc.cosine_similarity(user_vector, content_features)</w:t>
-      </w:r>
-    </w:p>
-    <w:p>
-      <w:pPr>
-        <w:pStyle w:val="14"/>
-        <w:keepNext w:val="0"/>
-        <w:keepLines w:val="0"/>
-        <w:pageBreakBefore w:val="0"/>
-        <w:widowControl/>
-        <w:suppressLineNumbers w:val="0"/>
-        <w:kinsoku/>
-        <w:wordWrap/>
-        <w:overflowPunct/>
-        <w:topLinePunct w:val="0"/>
-        <w:autoSpaceDE/>
-        <w:autoSpaceDN/>
-        <w:bidi w:val="0"/>
-        <w:adjustRightInd/>
-        <w:snapToGrid/>
-        <w:spacing w:line="300" w:lineRule="auto"/>
-        <w:ind w:firstLine="420" w:firstLineChars="0"/>
-        <w:textAlignment w:val="auto"/>
-        <w:rPr>
-          <w:rFonts w:hint="default" w:ascii="Times New Roman" w:hAnsi="Times New Roman" w:eastAsia="宋体" w:cs="Times New Roman"/>
-          <w:sz w:val="15"/>
-          <w:szCs w:val="15"/>
-        </w:rPr>
-      </w:pPr>
-      <w:r>
-        <w:rPr>
-          <w:rFonts w:hint="default" w:ascii="Times New Roman" w:hAnsi="Times New Roman" w:eastAsia="宋体" w:cs="Times New Roman"/>
-          <w:sz w:val="15"/>
-          <w:szCs w:val="15"/>
-        </w:rPr>
-        <w:t xml:space="preserve">            diversity_score = self._calculate_diversity_score(content_id, scores)</w:t>
-      </w:r>
-    </w:p>
-    <w:p>
-      <w:pPr>
-        <w:pStyle w:val="14"/>
-        <w:keepNext w:val="0"/>
-        <w:keepLines w:val="0"/>
-        <w:pageBreakBefore w:val="0"/>
-        <w:widowControl/>
-        <w:suppressLineNumbers w:val="0"/>
-        <w:kinsoku/>
-        <w:wordWrap/>
-        <w:overflowPunct/>
-        <w:topLinePunct w:val="0"/>
-        <w:autoSpaceDE/>
-        <w:autoSpaceDN/>
-        <w:bidi w:val="0"/>
-        <w:adjustRightInd/>
-        <w:snapToGrid/>
-        <w:spacing w:line="300" w:lineRule="auto"/>
-        <w:ind w:firstLine="420" w:firstLineChars="0"/>
-        <w:textAlignment w:val="auto"/>
-        <w:rPr>
-          <w:rFonts w:hint="default" w:ascii="Times New Roman" w:hAnsi="Times New Roman" w:eastAsia="宋体" w:cs="Times New Roman"/>
-          <w:sz w:val="15"/>
-          <w:szCs w:val="15"/>
-        </w:rPr>
-      </w:pPr>
-      <w:r>
-        <w:rPr>
-          <w:rFonts w:hint="default" w:ascii="Times New Roman" w:hAnsi="Times New Roman" w:eastAsia="宋体" w:cs="Times New Roman"/>
-          <w:sz w:val="15"/>
-          <w:szCs w:val="15"/>
-        </w:rPr>
-        <w:t xml:space="preserve">            final_score = (1 - self.diversity_weight) * similarity + \</w:t>
-      </w:r>
-    </w:p>
-    <w:p>
-      <w:pPr>
-        <w:pStyle w:val="14"/>
-        <w:keepNext w:val="0"/>
-        <w:keepLines w:val="0"/>
-        <w:pageBreakBefore w:val="0"/>
-        <w:widowControl/>
-        <w:suppressLineNumbers w:val="0"/>
-        <w:kinsoku/>
-        <w:wordWrap/>
-        <w:overflowPunct/>
-        <w:topLinePunct w:val="0"/>
-        <w:autoSpaceDE/>
-        <w:autoSpaceDN/>
-        <w:bidi w:val="0"/>
-        <w:adjustRightInd/>
-        <w:snapToGrid/>
-        <w:spacing w:line="300" w:lineRule="auto"/>
-        <w:ind w:firstLine="420" w:firstLineChars="0"/>
-        <w:textAlignment w:val="auto"/>
-        <w:rPr>
-          <w:rFonts w:hint="default" w:ascii="Times New Roman" w:hAnsi="Times New Roman" w:eastAsia="宋体" w:cs="Times New Roman"/>
-          <w:sz w:val="15"/>
-          <w:szCs w:val="15"/>
-        </w:rPr>
-      </w:pPr>
-      <w:r>
-        <w:rPr>
-          <w:rFonts w:hint="default" w:ascii="Times New Roman" w:hAnsi="Times New Roman" w:eastAsia="宋体" w:cs="Times New Roman"/>
-          <w:sz w:val="15"/>
-          <w:szCs w:val="15"/>
-        </w:rPr>
-        <w:t xml:space="preserve">                         self.diversity_weight * diversity_score</w:t>
-      </w:r>
-    </w:p>
-    <w:p>
-      <w:pPr>
-        <w:pStyle w:val="14"/>
-        <w:keepNext w:val="0"/>
-        <w:keepLines w:val="0"/>
-        <w:pageBreakBefore w:val="0"/>
-        <w:widowControl/>
-        <w:suppressLineNumbers w:val="0"/>
-        <w:kinsoku/>
-        <w:wordWrap/>
-        <w:overflowPunct/>
-        <w:topLinePunct w:val="0"/>
-        <w:autoSpaceDE/>
-        <w:autoSpaceDN/>
-        <w:bidi w:val="0"/>
-        <w:adjustRightInd/>
-        <w:snapToGrid/>
-        <w:spacing w:line="300" w:lineRule="auto"/>
-        <w:ind w:firstLine="420" w:firstLineChars="0"/>
-        <w:textAlignment w:val="auto"/>
-        <w:rPr>
-          <w:rFonts w:hint="default" w:ascii="Times New Roman" w:hAnsi="Times New Roman" w:eastAsia="宋体" w:cs="Times New Roman"/>
-          <w:sz w:val="15"/>
-          <w:szCs w:val="15"/>
-        </w:rPr>
-      </w:pPr>
-      <w:r>
-        <w:rPr>
-          <w:rFonts w:hint="default" w:ascii="Times New Roman" w:hAnsi="Times New Roman" w:eastAsia="宋体" w:cs="Times New Roman"/>
-          <w:sz w:val="15"/>
-          <w:szCs w:val="15"/>
-        </w:rPr>
-        <w:t xml:space="preserve">            scores.append((content_id, final_score))</w:t>
-      </w:r>
-    </w:p>
-    <w:p>
-      <w:pPr>
-        <w:pStyle w:val="14"/>
-        <w:keepNext w:val="0"/>
-        <w:keepLines w:val="0"/>
-        <w:pageBreakBefore w:val="0"/>
-        <w:widowControl/>
-        <w:suppressLineNumbers w:val="0"/>
-        <w:kinsoku/>
-        <w:wordWrap/>
-        <w:overflowPunct/>
-        <w:topLinePunct w:val="0"/>
-        <w:autoSpaceDE/>
-        <w:autoSpaceDN/>
-        <w:bidi w:val="0"/>
-        <w:adjustRightInd/>
-        <w:snapToGrid/>
-        <w:spacing w:line="300" w:lineRule="auto"/>
-        <w:ind w:firstLine="420" w:firstLineChars="0"/>
-        <w:textAlignment w:val="auto"/>
-        <w:rPr>
-          <w:rFonts w:hint="default" w:ascii="Times New Roman" w:hAnsi="Times New Roman" w:eastAsia="宋体" w:cs="Times New Roman"/>
-          <w:sz w:val="15"/>
-          <w:szCs w:val="15"/>
-        </w:rPr>
-      </w:pPr>
-      <w:r>
-        <w:rPr>
-          <w:rFonts w:hint="default" w:ascii="Times New Roman" w:hAnsi="Times New Roman" w:eastAsia="宋体" w:cs="Times New Roman"/>
-          <w:sz w:val="15"/>
-          <w:szCs w:val="15"/>
-        </w:rPr>
-        <w:t xml:space="preserve">        </w:t>
-      </w:r>
-    </w:p>
-    <w:p>
-      <w:pPr>
-        <w:pStyle w:val="14"/>
-        <w:keepNext w:val="0"/>
-        <w:keepLines w:val="0"/>
-        <w:pageBreakBefore w:val="0"/>
-        <w:widowControl/>
-        <w:suppressLineNumbers w:val="0"/>
-        <w:kinsoku/>
-        <w:wordWrap/>
-        <w:overflowPunct/>
-        <w:topLinePunct w:val="0"/>
-        <w:autoSpaceDE/>
-        <w:autoSpaceDN/>
-        <w:bidi w:val="0"/>
-        <w:adjustRightInd/>
-        <w:snapToGrid/>
-        <w:spacing w:line="300" w:lineRule="auto"/>
-        <w:ind w:firstLine="420" w:firstLineChars="0"/>
-        <w:textAlignment w:val="auto"/>
-        <w:rPr>
-          <w:rFonts w:hint="default" w:ascii="Times New Roman" w:hAnsi="Times New Roman" w:eastAsia="宋体" w:cs="Times New Roman"/>
-          <w:sz w:val="15"/>
-          <w:szCs w:val="15"/>
-        </w:rPr>
-      </w:pPr>
-      <w:r>
-        <w:rPr>
-          <w:rFonts w:hint="default" w:ascii="Times New Roman" w:hAnsi="Times New Roman" w:eastAsia="宋体" w:cs="Times New Roman"/>
-          <w:sz w:val="15"/>
-          <w:szCs w:val="15"/>
-        </w:rPr>
-        <w:t xml:space="preserve">        scores.sort(key=lambda x: x[1], reverse=True)</w:t>
-      </w:r>
-    </w:p>
-    <w:p>
-      <w:pPr>
-        <w:pStyle w:val="14"/>
-        <w:keepNext w:val="0"/>
-        <w:keepLines w:val="0"/>
-        <w:pageBreakBefore w:val="0"/>
-        <w:widowControl/>
-        <w:suppressLineNumbers w:val="0"/>
-        <w:kinsoku/>
-        <w:wordWrap/>
-        <w:overflowPunct/>
-        <w:topLinePunct w:val="0"/>
-        <w:autoSpaceDE/>
-        <w:autoSpaceDN/>
-        <w:bidi w:val="0"/>
-        <w:adjustRightInd/>
-        <w:snapToGrid/>
-        <w:spacing w:line="300" w:lineRule="auto"/>
-        <w:ind w:firstLine="420" w:firstLineChars="0"/>
-        <w:textAlignment w:val="auto"/>
-        <w:rPr>
-          <w:rFonts w:hint="default" w:ascii="Times New Roman" w:hAnsi="Times New Roman" w:eastAsia="宋体" w:cs="Times New Roman"/>
-          <w:sz w:val="15"/>
-          <w:szCs w:val="15"/>
-        </w:rPr>
-      </w:pPr>
-      <w:r>
-        <w:rPr>
-          <w:rFonts w:hint="default" w:ascii="Times New Roman" w:hAnsi="Times New Roman" w:eastAsia="宋体" w:cs="Times New Roman"/>
-          <w:sz w:val="15"/>
-          <w:szCs w:val="15"/>
-        </w:rPr>
-        <w:t xml:space="preserve">        return scores[:self.top_k]</w:t>
-      </w:r>
-    </w:p>
-    <w:p>
-      <w:pPr>
-        <w:pStyle w:val="14"/>
-        <w:keepNext w:val="0"/>
-        <w:keepLines w:val="0"/>
-        <w:pageBreakBefore w:val="0"/>
-        <w:widowControl/>
-        <w:suppressLineNumbers w:val="0"/>
-        <w:kinsoku/>
-        <w:wordWrap/>
-        <w:overflowPunct/>
-        <w:topLinePunct w:val="0"/>
-        <w:autoSpaceDE/>
-        <w:autoSpaceDN/>
-        <w:bidi w:val="0"/>
-        <w:adjustRightInd/>
-        <w:snapToGrid/>
-        <w:spacing w:line="300" w:lineRule="auto"/>
-        <w:ind w:firstLine="420" w:firstLineChars="0"/>
-        <w:textAlignment w:val="auto"/>
-        <w:rPr>
-          <w:rFonts w:hint="default" w:ascii="Times New Roman" w:hAnsi="Times New Roman" w:eastAsia="宋体" w:cs="Times New Roman"/>
-          <w:sz w:val="15"/>
-          <w:szCs w:val="15"/>
-        </w:rPr>
-      </w:pPr>
-      <w:r>
-        <w:rPr>
-          <w:rFonts w:hint="default" w:ascii="Times New Roman" w:hAnsi="Times New Roman" w:eastAsia="宋体" w:cs="Times New Roman"/>
-          <w:sz w:val="15"/>
-          <w:szCs w:val="15"/>
-        </w:rPr>
-        <w:t xml:space="preserve">    </w:t>
-      </w:r>
-    </w:p>
-    <w:p>
-      <w:pPr>
-        <w:pStyle w:val="14"/>
-        <w:keepNext w:val="0"/>
-        <w:keepLines w:val="0"/>
-        <w:pageBreakBefore w:val="0"/>
-        <w:widowControl/>
-        <w:suppressLineNumbers w:val="0"/>
-        <w:kinsoku/>
-        <w:wordWrap/>
-        <w:overflowPunct/>
-        <w:topLinePunct w:val="0"/>
-        <w:autoSpaceDE/>
-        <w:autoSpaceDN/>
-        <w:bidi w:val="0"/>
-        <w:adjustRightInd/>
-        <w:snapToGrid/>
-        <w:spacing w:line="300" w:lineRule="auto"/>
-        <w:ind w:firstLine="420" w:firstLineChars="0"/>
-        <w:textAlignment w:val="auto"/>
-        <w:rPr>
-          <w:rFonts w:hint="default" w:ascii="Times New Roman" w:hAnsi="Times New Roman" w:eastAsia="宋体" w:cs="Times New Roman"/>
-          <w:sz w:val="15"/>
-          <w:szCs w:val="15"/>
-        </w:rPr>
-      </w:pPr>
-      <w:r>
-        <w:rPr>
-          <w:rFonts w:hint="default" w:ascii="Times New Roman" w:hAnsi="Times New Roman" w:eastAsia="宋体" w:cs="Times New Roman"/>
-          <w:sz w:val="15"/>
-          <w:szCs w:val="15"/>
-        </w:rPr>
-        <w:t xml:space="preserve">    def _calculate_diversity_score(self, content_id: str, </w:t>
-      </w:r>
-    </w:p>
-    <w:p>
-      <w:pPr>
-        <w:pStyle w:val="14"/>
-        <w:keepNext w:val="0"/>
-        <w:keepLines w:val="0"/>
-        <w:pageBreakBefore w:val="0"/>
-        <w:widowControl/>
-        <w:suppressLineNumbers w:val="0"/>
-        <w:kinsoku/>
-        <w:wordWrap/>
-        <w:overflowPunct/>
-        <w:topLinePunct w:val="0"/>
-        <w:autoSpaceDE/>
-        <w:autoSpaceDN/>
-        <w:bidi w:val="0"/>
-        <w:adjustRightInd/>
-        <w:snapToGrid/>
-        <w:spacing w:line="300" w:lineRule="auto"/>
-        <w:ind w:firstLine="420" w:firstLineChars="0"/>
-        <w:textAlignment w:val="auto"/>
-        <w:rPr>
-          <w:rFonts w:hint="default" w:ascii="Times New Roman" w:hAnsi="Times New Roman" w:eastAsia="宋体" w:cs="Times New Roman"/>
-          <w:sz w:val="15"/>
-          <w:szCs w:val="15"/>
-        </w:rPr>
-      </w:pPr>
-      <w:r>
-        <w:rPr>
-          <w:rFonts w:hint="default" w:ascii="Times New Roman" w:hAnsi="Times New Roman" w:eastAsia="宋体" w:cs="Times New Roman"/>
-          <w:sz w:val="15"/>
-          <w:szCs w:val="15"/>
-        </w:rPr>
-        <w:t xml:space="preserve">                                   current_recommendations: List) -&gt; float:</w:t>
-      </w:r>
-    </w:p>
-    <w:p>
-      <w:pPr>
-        <w:pStyle w:val="14"/>
-        <w:keepNext w:val="0"/>
-        <w:keepLines w:val="0"/>
-        <w:pageBreakBefore w:val="0"/>
-        <w:widowControl/>
-        <w:suppressLineNumbers w:val="0"/>
-        <w:kinsoku/>
-        <w:wordWrap/>
-        <w:overflowPunct/>
-        <w:topLinePunct w:val="0"/>
-        <w:autoSpaceDE/>
-        <w:autoSpaceDN/>
-        <w:bidi w:val="0"/>
-        <w:adjustRightInd/>
-        <w:snapToGrid/>
-        <w:spacing w:line="300" w:lineRule="auto"/>
-        <w:ind w:firstLine="420" w:firstLineChars="0"/>
-        <w:textAlignment w:val="auto"/>
-        <w:rPr>
-          <w:rFonts w:hint="default" w:ascii="Times New Roman" w:hAnsi="Times New Roman" w:eastAsia="宋体" w:cs="Times New Roman"/>
-          <w:sz w:val="15"/>
-          <w:szCs w:val="15"/>
-        </w:rPr>
-      </w:pPr>
-      <w:r>
-        <w:rPr>
-          <w:rFonts w:hint="default" w:ascii="Times New Roman" w:hAnsi="Times New Roman" w:eastAsia="宋体" w:cs="Times New Roman"/>
-          <w:sz w:val="15"/>
-          <w:szCs w:val="15"/>
-        </w:rPr>
-        <w:t xml:space="preserve">        """计算多样性分数"""</w:t>
-      </w:r>
-    </w:p>
-    <w:p>
-      <w:pPr>
-        <w:pStyle w:val="14"/>
-        <w:keepNext w:val="0"/>
-        <w:keepLines w:val="0"/>
-        <w:pageBreakBefore w:val="0"/>
-        <w:widowControl/>
-        <w:suppressLineNumbers w:val="0"/>
-        <w:kinsoku/>
-        <w:wordWrap/>
-        <w:overflowPunct/>
-        <w:topLinePunct w:val="0"/>
-        <w:autoSpaceDE/>
-        <w:autoSpaceDN/>
-        <w:bidi w:val="0"/>
-        <w:adjustRightInd/>
-        <w:snapToGrid/>
-        <w:spacing w:line="300" w:lineRule="auto"/>
-        <w:ind w:firstLine="420" w:firstLineChars="0"/>
-        <w:textAlignment w:val="auto"/>
-        <w:rPr>
-          <w:rFonts w:hint="default" w:ascii="Times New Roman" w:hAnsi="Times New Roman" w:eastAsia="宋体" w:cs="Times New Roman"/>
-          <w:sz w:val="15"/>
-          <w:szCs w:val="15"/>
-        </w:rPr>
-      </w:pPr>
-      <w:r>
-        <w:rPr>
-          <w:rFonts w:hint="default" w:ascii="Times New Roman" w:hAnsi="Times New Roman" w:eastAsia="宋体" w:cs="Times New Roman"/>
-          <w:sz w:val="15"/>
-          <w:szCs w:val="15"/>
-        </w:rPr>
-        <w:t xml:space="preserve">        if not current_recommendations:</w:t>
-      </w:r>
-    </w:p>
-    <w:p>
-      <w:pPr>
-        <w:pStyle w:val="14"/>
-        <w:keepNext w:val="0"/>
-        <w:keepLines w:val="0"/>
-        <w:pageBreakBefore w:val="0"/>
-        <w:widowControl/>
-        <w:suppressLineNumbers w:val="0"/>
-        <w:kinsoku/>
-        <w:wordWrap/>
-        <w:overflowPunct/>
-        <w:topLinePunct w:val="0"/>
-        <w:autoSpaceDE/>
-        <w:autoSpaceDN/>
-        <w:bidi w:val="0"/>
-        <w:adjustRightInd/>
-        <w:snapToGrid/>
-        <w:spacing w:line="300" w:lineRule="auto"/>
-        <w:ind w:firstLine="420" w:firstLineChars="0"/>
-        <w:textAlignment w:val="auto"/>
-        <w:rPr>
-          <w:rFonts w:hint="default" w:ascii="Times New Roman" w:hAnsi="Times New Roman" w:eastAsia="宋体" w:cs="Times New Roman"/>
-          <w:sz w:val="15"/>
-          <w:szCs w:val="15"/>
-        </w:rPr>
-      </w:pPr>
-      <w:r>
-        <w:rPr>
-          <w:rFonts w:hint="default" w:ascii="Times New Roman" w:hAnsi="Times New Roman" w:eastAsia="宋体" w:cs="Times New Roman"/>
-          <w:sz w:val="15"/>
-          <w:szCs w:val="15"/>
-        </w:rPr>
-        <w:t xml:space="preserve">            return 1.0</w:t>
-      </w:r>
-    </w:p>
-    <w:p>
-      <w:pPr>
-        <w:pStyle w:val="14"/>
-        <w:keepNext w:val="0"/>
-        <w:keepLines w:val="0"/>
-        <w:pageBreakBefore w:val="0"/>
-        <w:widowControl/>
-        <w:suppressLineNumbers w:val="0"/>
-        <w:kinsoku/>
-        <w:wordWrap/>
-        <w:overflowPunct/>
-        <w:topLinePunct w:val="0"/>
-        <w:autoSpaceDE/>
-        <w:autoSpaceDN/>
-        <w:bidi w:val="0"/>
-        <w:adjustRightInd/>
-        <w:snapToGrid/>
-        <w:spacing w:line="300" w:lineRule="auto"/>
-        <w:ind w:firstLine="420" w:firstLineChars="0"/>
-        <w:textAlignment w:val="auto"/>
-        <w:rPr>
-          <w:rFonts w:hint="default" w:ascii="Times New Roman" w:hAnsi="Times New Roman" w:eastAsia="宋体" w:cs="Times New Roman"/>
-          <w:sz w:val="15"/>
-          <w:szCs w:val="15"/>
-        </w:rPr>
-      </w:pPr>
-      <w:r>
-        <w:rPr>
-          <w:rFonts w:hint="default" w:ascii="Times New Roman" w:hAnsi="Times New Roman" w:eastAsia="宋体" w:cs="Times New Roman"/>
-          <w:sz w:val="15"/>
-          <w:szCs w:val="15"/>
-        </w:rPr>
-        <w:t xml:space="preserve">        recent_categories = set()</w:t>
-      </w:r>
-    </w:p>
-    <w:p>
-      <w:pPr>
-        <w:pStyle w:val="14"/>
-        <w:keepNext w:val="0"/>
-        <w:keepLines w:val="0"/>
-        <w:pageBreakBefore w:val="0"/>
-        <w:widowControl/>
-        <w:suppressLineNumbers w:val="0"/>
-        <w:kinsoku/>
-        <w:wordWrap/>
-        <w:overflowPunct/>
-        <w:topLinePunct w:val="0"/>
-        <w:autoSpaceDE/>
-        <w:autoSpaceDN/>
-        <w:bidi w:val="0"/>
-        <w:adjustRightInd/>
-        <w:snapToGrid/>
-        <w:spacing w:line="300" w:lineRule="auto"/>
-        <w:ind w:firstLine="420" w:firstLineChars="0"/>
-        <w:textAlignment w:val="auto"/>
-        <w:rPr>
-          <w:rFonts w:hint="default" w:ascii="Times New Roman" w:hAnsi="Times New Roman" w:eastAsia="宋体" w:cs="Times New Roman"/>
-          <w:sz w:val="15"/>
-          <w:szCs w:val="15"/>
-        </w:rPr>
-      </w:pPr>
-      <w:r>
-        <w:rPr>
-          <w:rFonts w:hint="default" w:ascii="Times New Roman" w:hAnsi="Times New Roman" w:eastAsia="宋体" w:cs="Times New Roman"/>
-          <w:sz w:val="15"/>
-          <w:szCs w:val="15"/>
-        </w:rPr>
-        <w:t xml:space="preserve">        for cid, _ in current_recommendations[:3]:</w:t>
-      </w:r>
-    </w:p>
-    <w:p>
-      <w:pPr>
-        <w:pStyle w:val="14"/>
-        <w:keepNext w:val="0"/>
-        <w:keepLines w:val="0"/>
-        <w:pageBreakBefore w:val="0"/>
-        <w:widowControl/>
-        <w:suppressLineNumbers w:val="0"/>
-        <w:kinsoku/>
-        <w:wordWrap/>
-        <w:overflowPunct/>
-        <w:topLinePunct w:val="0"/>
-        <w:autoSpaceDE/>
-        <w:autoSpaceDN/>
-        <w:bidi w:val="0"/>
-        <w:adjustRightInd/>
-        <w:snapToGrid/>
-        <w:spacing w:line="300" w:lineRule="auto"/>
-        <w:ind w:firstLine="420" w:firstLineChars="0"/>
-        <w:textAlignment w:val="auto"/>
-        <w:rPr>
-          <w:rFonts w:hint="default" w:ascii="Times New Roman" w:hAnsi="Times New Roman" w:eastAsia="宋体" w:cs="Times New Roman"/>
-          <w:sz w:val="15"/>
-          <w:szCs w:val="15"/>
-        </w:rPr>
-      </w:pPr>
-      <w:r>
-        <w:rPr>
-          <w:rFonts w:hint="default" w:ascii="Times New Roman" w:hAnsi="Times New Roman" w:eastAsia="宋体" w:cs="Times New Roman"/>
-          <w:sz w:val="15"/>
-          <w:szCs w:val="15"/>
-        </w:rPr>
-        <w:t xml:space="preserve">            if cid in self.content_features:</w:t>
-      </w:r>
-    </w:p>
-    <w:p>
-      <w:pPr>
-        <w:pStyle w:val="14"/>
-        <w:keepNext w:val="0"/>
-        <w:keepLines w:val="0"/>
-        <w:pageBreakBefore w:val="0"/>
-        <w:widowControl/>
-        <w:suppressLineNumbers w:val="0"/>
-        <w:kinsoku/>
-        <w:wordWrap/>
-        <w:overflowPunct/>
-        <w:topLinePunct w:val="0"/>
-        <w:autoSpaceDE/>
-        <w:autoSpaceDN/>
-        <w:bidi w:val="0"/>
-        <w:adjustRightInd/>
-        <w:snapToGrid/>
-        <w:spacing w:line="300" w:lineRule="auto"/>
-        <w:ind w:firstLine="420" w:firstLineChars="0"/>
-        <w:textAlignment w:val="auto"/>
-        <w:rPr>
-          <w:rFonts w:hint="default" w:ascii="Times New Roman" w:hAnsi="Times New Roman" w:eastAsia="宋体" w:cs="Times New Roman"/>
-          <w:sz w:val="15"/>
-          <w:szCs w:val="15"/>
-        </w:rPr>
-      </w:pPr>
-      <w:r>
-        <w:rPr>
-          <w:rFonts w:hint="default" w:ascii="Times New Roman" w:hAnsi="Times New Roman" w:eastAsia="宋体" w:cs="Times New Roman"/>
-          <w:sz w:val="15"/>
-          <w:szCs w:val="15"/>
-        </w:rPr>
-        <w:t xml:space="preserve">                recent_categories.update(self.content_features[cid].keys())</w:t>
-      </w:r>
-    </w:p>
-    <w:p>
-      <w:pPr>
-        <w:pStyle w:val="14"/>
-        <w:keepNext w:val="0"/>
-        <w:keepLines w:val="0"/>
-        <w:pageBreakBefore w:val="0"/>
-        <w:widowControl/>
-        <w:suppressLineNumbers w:val="0"/>
-        <w:kinsoku/>
-        <w:wordWrap/>
-        <w:overflowPunct/>
-        <w:topLinePunct w:val="0"/>
-        <w:autoSpaceDE/>
-        <w:autoSpaceDN/>
-        <w:bidi w:val="0"/>
-        <w:adjustRightInd/>
-        <w:snapToGrid/>
-        <w:spacing w:line="300" w:lineRule="auto"/>
-        <w:ind w:firstLine="420" w:firstLineChars="0"/>
-        <w:textAlignment w:val="auto"/>
-        <w:rPr>
-          <w:rFonts w:hint="default" w:ascii="Times New Roman" w:hAnsi="Times New Roman" w:eastAsia="宋体" w:cs="Times New Roman"/>
-          <w:sz w:val="15"/>
-          <w:szCs w:val="15"/>
-        </w:rPr>
-      </w:pPr>
-      <w:r>
-        <w:rPr>
-          <w:rFonts w:hint="default" w:ascii="Times New Roman" w:hAnsi="Times New Roman" w:eastAsia="宋体" w:cs="Times New Roman"/>
-          <w:sz w:val="15"/>
-          <w:szCs w:val="15"/>
-        </w:rPr>
-        <w:t xml:space="preserve">        current_features = self.content_features.get(content_id, {})</w:t>
-      </w:r>
-    </w:p>
-    <w:p>
-      <w:pPr>
-        <w:pStyle w:val="14"/>
-        <w:keepNext w:val="0"/>
-        <w:keepLines w:val="0"/>
-        <w:pageBreakBefore w:val="0"/>
-        <w:widowControl/>
-        <w:suppressLineNumbers w:val="0"/>
-        <w:kinsoku/>
-        <w:wordWrap/>
-        <w:overflowPunct/>
-        <w:topLinePunct w:val="0"/>
-        <w:autoSpaceDE/>
-        <w:autoSpaceDN/>
-        <w:bidi w:val="0"/>
-        <w:adjustRightInd/>
-        <w:snapToGrid/>
-        <w:spacing w:line="300" w:lineRule="auto"/>
-        <w:ind w:firstLine="420" w:firstLineChars="0"/>
-        <w:textAlignment w:val="auto"/>
-        <w:rPr>
-          <w:rFonts w:hint="default" w:ascii="Times New Roman" w:hAnsi="Times New Roman" w:eastAsia="宋体" w:cs="Times New Roman"/>
-          <w:sz w:val="15"/>
-          <w:szCs w:val="15"/>
-        </w:rPr>
-      </w:pPr>
-      <w:r>
-        <w:rPr>
-          <w:rFonts w:hint="default" w:ascii="Times New Roman" w:hAnsi="Times New Roman" w:eastAsia="宋体" w:cs="Times New Roman"/>
-          <w:sz w:val="15"/>
-          <w:szCs w:val="15"/>
-        </w:rPr>
-        <w:t xml:space="preserve">        if not current_features:</w:t>
-      </w:r>
-    </w:p>
-    <w:p>
-      <w:pPr>
-        <w:pStyle w:val="14"/>
-        <w:keepNext w:val="0"/>
-        <w:keepLines w:val="0"/>
-        <w:pageBreakBefore w:val="0"/>
-        <w:widowControl/>
-        <w:suppressLineNumbers w:val="0"/>
-        <w:kinsoku/>
-        <w:wordWrap/>
-        <w:overflowPunct/>
-        <w:topLinePunct w:val="0"/>
-        <w:autoSpaceDE/>
-        <w:autoSpaceDN/>
-        <w:bidi w:val="0"/>
-        <w:adjustRightInd/>
-        <w:snapToGrid/>
-        <w:spacing w:line="300" w:lineRule="auto"/>
-        <w:ind w:firstLine="420" w:firstLineChars="0"/>
-        <w:textAlignment w:val="auto"/>
-        <w:rPr>
-          <w:rFonts w:hint="default" w:ascii="Times New Roman" w:hAnsi="Times New Roman" w:eastAsia="宋体" w:cs="Times New Roman"/>
-          <w:sz w:val="15"/>
-          <w:szCs w:val="15"/>
-        </w:rPr>
-      </w:pPr>
-      <w:r>
-        <w:rPr>
-          <w:rFonts w:hint="default" w:ascii="Times New Roman" w:hAnsi="Times New Roman" w:eastAsia="宋体" w:cs="Times New Roman"/>
-          <w:sz w:val="15"/>
-          <w:szCs w:val="15"/>
-        </w:rPr>
-        <w:t xml:space="preserve">            return 0.5</w:t>
-      </w:r>
-    </w:p>
-    <w:p>
-      <w:pPr>
-        <w:pStyle w:val="14"/>
-        <w:keepNext w:val="0"/>
-        <w:keepLines w:val="0"/>
-        <w:pageBreakBefore w:val="0"/>
-        <w:widowControl/>
-        <w:suppressLineNumbers w:val="0"/>
-        <w:kinsoku/>
-        <w:wordWrap/>
-        <w:overflowPunct/>
-        <w:topLinePunct w:val="0"/>
-        <w:autoSpaceDE/>
-        <w:autoSpaceDN/>
-        <w:bidi w:val="0"/>
-        <w:adjustRightInd/>
-        <w:snapToGrid/>
-        <w:spacing w:line="300" w:lineRule="auto"/>
-        <w:ind w:firstLine="420" w:firstLineChars="0"/>
-        <w:textAlignment w:val="auto"/>
-        <w:rPr>
-          <w:rFonts w:hint="default" w:ascii="Times New Roman" w:hAnsi="Times New Roman" w:eastAsia="宋体" w:cs="Times New Roman"/>
-          <w:sz w:val="15"/>
-          <w:szCs w:val="15"/>
-        </w:rPr>
-      </w:pPr>
-      <w:r>
-        <w:rPr>
-          <w:rFonts w:hint="default" w:ascii="Times New Roman" w:hAnsi="Times New Roman" w:eastAsia="宋体" w:cs="Times New Roman"/>
-          <w:sz w:val="15"/>
-          <w:szCs w:val="15"/>
-        </w:rPr>
-        <w:t xml:space="preserve">        new_categories = set(current_features.keys()) - recent_categories</w:t>
-      </w:r>
-    </w:p>
-    <w:p>
-      <w:pPr>
-        <w:pStyle w:val="14"/>
-        <w:keepNext w:val="0"/>
-        <w:keepLines w:val="0"/>
-        <w:pageBreakBefore w:val="0"/>
-        <w:widowControl/>
-        <w:suppressLineNumbers w:val="0"/>
-        <w:kinsoku/>
-        <w:wordWrap/>
-        <w:overflowPunct/>
-        <w:topLinePunct w:val="0"/>
-        <w:autoSpaceDE/>
-        <w:autoSpaceDN/>
-        <w:bidi w:val="0"/>
-        <w:adjustRightInd/>
-        <w:snapToGrid/>
-        <w:spacing w:line="300" w:lineRule="auto"/>
-        <w:ind w:firstLine="420" w:firstLineChars="0"/>
-        <w:textAlignment w:val="auto"/>
-        <w:rPr>
-          <w:rFonts w:hint="default" w:ascii="Times New Roman" w:hAnsi="Times New Roman" w:eastAsia="宋体" w:cs="Times New Roman"/>
-          <w:sz w:val="15"/>
-          <w:szCs w:val="15"/>
-        </w:rPr>
-      </w:pPr>
-      <w:r>
-        <w:rPr>
-          <w:rFonts w:hint="default" w:ascii="Times New Roman" w:hAnsi="Times New Roman" w:eastAsia="宋体" w:cs="Times New Roman"/>
-          <w:sz w:val="15"/>
-          <w:szCs w:val="15"/>
-        </w:rPr>
-        <w:t xml:space="preserve">        return len(new_categories) / len(current_features) if current_features else 0</w:t>
-      </w:r>
-    </w:p>
-    <w:p>
-      <w:pPr>
-        <w:pStyle w:val="14"/>
-        <w:keepNext w:val="0"/>
-        <w:keepLines w:val="0"/>
-        <w:pageBreakBefore w:val="0"/>
-        <w:widowControl/>
-        <w:suppressLineNumbers w:val="0"/>
-        <w:kinsoku/>
-        <w:wordWrap/>
-        <w:overflowPunct/>
-        <w:topLinePunct w:val="0"/>
-        <w:autoSpaceDE/>
-        <w:autoSpaceDN/>
-        <w:bidi w:val="0"/>
-        <w:adjustRightInd/>
-        <w:snapToGrid/>
-        <w:spacing w:line="300" w:lineRule="auto"/>
-        <w:ind w:firstLine="420" w:firstLineChars="0"/>
-        <w:textAlignment w:val="auto"/>
-        <w:rPr>
-          <w:rFonts w:ascii="Times New Roman" w:hAnsi="Times New Roman" w:eastAsia="宋体" w:cs="Times New Roman"/>
-        </w:rPr>
-      </w:pPr>
-      <w:r>
-        <w:rPr>
-          <w:rFonts w:ascii="Times New Roman" w:hAnsi="Times New Roman" w:eastAsia="宋体" w:cs="Times New Roman"/>
-        </w:rPr>
-        <w:t>核心模块在实现过程中注重算法计算效率，避免复杂计算对系统性能造成过大影响，从而保证系统在实际运行中的稳定性和实时性。</w:t>
+        <w:t>5.3 算法对比实验分析</w:t>
       </w:r>
     </w:p>
     <w:p>
@@ -16246,279 +16941,12 @@
           <w:sz w:val="28"/>
           <w:lang w:val="en-US" w:eastAsia="zh-CN"/>
         </w:rPr>
-        <w:t>4.4 系统运行流程说明</w:t>
-      </w:r>
-    </w:p>
-    <w:p>
-      <w:pPr>
-        <w:pStyle w:val="14"/>
-        <w:keepNext w:val="0"/>
-        <w:keepLines w:val="0"/>
-        <w:pageBreakBefore w:val="0"/>
-        <w:widowControl/>
-        <w:suppressLineNumbers w:val="0"/>
-        <w:kinsoku/>
-        <w:wordWrap/>
-        <w:overflowPunct/>
-        <w:topLinePunct w:val="0"/>
-        <w:autoSpaceDE/>
-        <w:autoSpaceDN/>
-        <w:bidi w:val="0"/>
-        <w:adjustRightInd/>
-        <w:snapToGrid/>
-        <w:spacing w:line="300" w:lineRule="auto"/>
-        <w:ind w:firstLine="420" w:firstLineChars="0"/>
-        <w:textAlignment w:val="auto"/>
-        <w:rPr>
-          <w:rFonts w:ascii="Times New Roman" w:hAnsi="Times New Roman" w:eastAsia="宋体" w:cs="Times New Roman"/>
-        </w:rPr>
-      </w:pPr>
-      <w:r>
-        <w:rPr>
-          <w:rFonts w:ascii="Times New Roman" w:hAnsi="Times New Roman" w:eastAsia="宋体" w:cs="Times New Roman"/>
-        </w:rPr>
-        <w:t>信息推送算法系统的整体运行流程可概括为数据采集、数据处理、算法计算和结果推送四个主要步骤。</w:t>
-      </w:r>
-    </w:p>
-    <w:p>
-      <w:pPr>
-        <w:pStyle w:val="14"/>
-        <w:keepNext w:val="0"/>
-        <w:keepLines w:val="0"/>
-        <w:pageBreakBefore w:val="0"/>
-        <w:widowControl/>
-        <w:suppressLineNumbers w:val="0"/>
-        <w:kinsoku/>
-        <w:wordWrap/>
-        <w:overflowPunct/>
-        <w:topLinePunct w:val="0"/>
-        <w:autoSpaceDE/>
-        <w:autoSpaceDN/>
-        <w:bidi w:val="0"/>
-        <w:adjustRightInd/>
-        <w:snapToGrid/>
-        <w:spacing w:line="300" w:lineRule="auto"/>
-        <w:ind w:firstLine="420" w:firstLineChars="0"/>
-        <w:textAlignment w:val="auto"/>
-        <w:rPr>
-          <w:rFonts w:ascii="Times New Roman" w:hAnsi="Times New Roman" w:eastAsia="宋体" w:cs="Times New Roman"/>
-        </w:rPr>
-      </w:pPr>
-      <w:r>
-        <w:rPr>
-          <w:rFonts w:ascii="Times New Roman" w:hAnsi="Times New Roman" w:eastAsia="宋体" w:cs="Times New Roman"/>
-        </w:rPr>
-        <w:t>系统运行时，首先由数据采集模块实时记录用户在平台上的行为信息，并将其存储至数据层。随后，数据预处理模块对采集到的原始数据进行清洗和整理，将处理后的数据传递给算法层。</w:t>
-      </w:r>
-    </w:p>
-    <w:p>
-      <w:pPr>
-        <w:pStyle w:val="14"/>
-        <w:keepNext w:val="0"/>
-        <w:keepLines w:val="0"/>
-        <w:pageBreakBefore w:val="0"/>
-        <w:widowControl/>
-        <w:suppressLineNumbers w:val="0"/>
-        <w:kinsoku/>
-        <w:wordWrap/>
-        <w:overflowPunct/>
-        <w:topLinePunct w:val="0"/>
-        <w:autoSpaceDE/>
-        <w:autoSpaceDN/>
-        <w:bidi w:val="0"/>
-        <w:adjustRightInd/>
-        <w:snapToGrid/>
-        <w:spacing w:line="300" w:lineRule="auto"/>
-        <w:ind w:firstLine="420" w:firstLineChars="0"/>
-        <w:textAlignment w:val="auto"/>
-        <w:rPr>
-          <w:rFonts w:ascii="Times New Roman" w:hAnsi="Times New Roman" w:eastAsia="宋体" w:cs="Times New Roman"/>
-        </w:rPr>
-      </w:pPr>
-      <w:r>
-        <w:rPr>
-          <w:rFonts w:ascii="Times New Roman" w:hAnsi="Times New Roman" w:eastAsia="宋体" w:cs="Times New Roman"/>
-        </w:rPr>
-        <w:t>算法层根据最新的用户行为数据对用户兴趣模型进行更新，并计算用户与各类信息内容之间的匹配度，生成个性化推荐结果。最后，应用层将推荐结果展示给用户，并接收用户的后续行为反馈，用于下一轮推荐计算。</w:t>
-      </w:r>
-    </w:p>
-    <w:p>
-      <w:pPr>
-        <w:pStyle w:val="14"/>
-        <w:keepNext w:val="0"/>
-        <w:keepLines w:val="0"/>
-        <w:pageBreakBefore w:val="0"/>
-        <w:widowControl/>
-        <w:suppressLineNumbers w:val="0"/>
-        <w:kinsoku/>
-        <w:wordWrap/>
-        <w:overflowPunct/>
-        <w:topLinePunct w:val="0"/>
-        <w:autoSpaceDE/>
-        <w:autoSpaceDN/>
-        <w:bidi w:val="0"/>
-        <w:adjustRightInd/>
-        <w:snapToGrid/>
-        <w:spacing w:line="300" w:lineRule="auto"/>
-        <w:ind w:firstLine="420" w:firstLineChars="0"/>
-        <w:textAlignment w:val="auto"/>
-        <w:rPr>
-          <w:rFonts w:ascii="Times New Roman" w:hAnsi="Times New Roman" w:eastAsia="宋体" w:cs="Times New Roman"/>
-        </w:rPr>
-      </w:pPr>
-      <w:r>
-        <w:rPr>
-          <w:rFonts w:ascii="Times New Roman" w:hAnsi="Times New Roman" w:eastAsia="宋体" w:cs="Times New Roman"/>
-        </w:rPr>
-        <w:t>通过上述流程，系统能够形成一个持续更新的闭环，使信息推送结果随着用户行为变化而不断优化，从而提升推荐效果和用户体验。</w:t>
-      </w:r>
-    </w:p>
-    <w:p>
-      <w:pPr>
-        <w:pStyle w:val="14"/>
-        <w:keepNext w:val="0"/>
-        <w:keepLines w:val="0"/>
-        <w:pageBreakBefore w:val="0"/>
-        <w:widowControl/>
-        <w:suppressLineNumbers w:val="0"/>
-        <w:kinsoku/>
-        <w:wordWrap/>
-        <w:overflowPunct/>
-        <w:topLinePunct w:val="0"/>
-        <w:autoSpaceDE/>
-        <w:autoSpaceDN/>
-        <w:bidi w:val="0"/>
-        <w:adjustRightInd/>
-        <w:snapToGrid/>
-        <w:spacing w:line="300" w:lineRule="auto"/>
-        <w:ind w:firstLine="420" w:firstLineChars="0"/>
-        <w:textAlignment w:val="auto"/>
-        <w:rPr>
-          <w:rFonts w:ascii="Times New Roman" w:hAnsi="Times New Roman" w:eastAsia="宋体" w:cs="Times New Roman"/>
-        </w:rPr>
-      </w:pPr>
-    </w:p>
-    <w:p>
-      <w:pPr>
-        <w:pStyle w:val="14"/>
-        <w:keepNext w:val="0"/>
-        <w:keepLines w:val="0"/>
-        <w:pageBreakBefore w:val="0"/>
-        <w:widowControl/>
-        <w:suppressLineNumbers w:val="0"/>
-        <w:kinsoku/>
-        <w:wordWrap/>
-        <w:overflowPunct/>
-        <w:topLinePunct w:val="0"/>
-        <w:autoSpaceDE/>
-        <w:autoSpaceDN/>
-        <w:bidi w:val="0"/>
-        <w:adjustRightInd/>
-        <w:snapToGrid/>
-        <w:spacing w:line="300" w:lineRule="auto"/>
-        <w:ind w:firstLine="420" w:firstLineChars="0"/>
-        <w:textAlignment w:val="auto"/>
-        <w:rPr>
-          <w:rFonts w:ascii="Times New Roman" w:hAnsi="Times New Roman" w:eastAsia="宋体" w:cs="Times New Roman"/>
-        </w:rPr>
-      </w:pPr>
-    </w:p>
-    <w:p>
-      <w:pPr>
-        <w:pStyle w:val="14"/>
-        <w:keepNext w:val="0"/>
-        <w:keepLines w:val="0"/>
-        <w:pageBreakBefore w:val="0"/>
-        <w:widowControl/>
-        <w:suppressLineNumbers w:val="0"/>
-        <w:kinsoku/>
-        <w:wordWrap/>
-        <w:overflowPunct/>
-        <w:topLinePunct w:val="0"/>
-        <w:autoSpaceDE/>
-        <w:autoSpaceDN/>
-        <w:bidi w:val="0"/>
-        <w:adjustRightInd/>
-        <w:snapToGrid/>
-        <w:spacing w:line="300" w:lineRule="auto"/>
-        <w:textAlignment w:val="auto"/>
-        <w:rPr>
-          <w:rFonts w:ascii="Times New Roman" w:hAnsi="Times New Roman" w:eastAsia="宋体" w:cs="Times New Roman"/>
-        </w:rPr>
-      </w:pPr>
-    </w:p>
-    <w:p>
-      <w:pPr>
-        <w:pStyle w:val="2"/>
-        <w:bidi w:val="0"/>
-        <w:rPr>
-          <w:rFonts w:hint="eastAsia" w:ascii="Times New Roman" w:hAnsi="Times New Roman" w:eastAsia="宋体" w:cs="Times New Roman"/>
-          <w:sz w:val="32"/>
-          <w:szCs w:val="32"/>
-          <w:lang w:val="en-US" w:eastAsia="zh-CN"/>
-        </w:rPr>
-      </w:pPr>
-      <w:r>
-        <w:rPr>
-          <w:rFonts w:hint="eastAsia" w:eastAsia="宋体" w:cs="Times New Roman"/>
-          <w:b/>
-          <w:bCs/>
-          <w:sz w:val="32"/>
-          <w:szCs w:val="32"/>
-          <w:lang w:val="en-US" w:eastAsia="zh-CN"/>
-        </w:rPr>
-        <w:t>第五章 实验设计与结果分析</w:t>
-      </w:r>
-    </w:p>
-    <w:p>
-      <w:pPr>
-        <w:keepNext w:val="0"/>
-        <w:keepLines w:val="0"/>
-        <w:widowControl/>
-        <w:suppressLineNumbers w:val="0"/>
-        <w:jc w:val="left"/>
-        <w:outlineLvl w:val="1"/>
-        <w:rPr>
-          <w:rFonts w:hint="default" w:ascii="黑体" w:hAnsi="宋体" w:eastAsia="黑体" w:cs="Times New Roman"/>
-          <w:sz w:val="28"/>
-          <w:lang w:val="en-US" w:eastAsia="zh-CN"/>
-        </w:rPr>
-      </w:pPr>
-      <w:r>
-        <w:rPr>
-          <w:rFonts w:hint="default" w:ascii="黑体" w:hAnsi="宋体" w:eastAsia="黑体" w:cs="Times New Roman"/>
-          <w:sz w:val="28"/>
-          <w:lang w:val="en-US" w:eastAsia="zh-CN"/>
-        </w:rPr>
-        <w:t>5.1 实验环境与数据集说明</w:t>
-      </w:r>
-    </w:p>
-    <w:p>
-      <w:pPr>
-        <w:keepNext w:val="0"/>
-        <w:keepLines w:val="0"/>
-        <w:widowControl/>
-        <w:suppressLineNumbers w:val="0"/>
-        <w:jc w:val="center"/>
-        <w:outlineLvl w:val="1"/>
-        <w:rPr>
-          <w:rFonts w:hint="default" w:ascii="黑体" w:hAnsi="宋体" w:eastAsia="黑体" w:cs="Times New Roman"/>
-          <w:sz w:val="28"/>
-          <w:lang w:val="en-US" w:eastAsia="zh-CN"/>
-        </w:rPr>
-      </w:pPr>
-      <w:r>
-        <w:rPr>
-          <w:rFonts w:hint="default" w:ascii="黑体" w:hAnsi="宋体" w:eastAsia="黑体" w:cs="Times New Roman"/>
-          <w:sz w:val="28"/>
-          <w:lang w:val="en-US" w:eastAsia="zh-CN"/>
-        </w:rPr>
         <w:pict>
-          <v:shape id="_x0000_i1057" o:spt="75" alt="表5-1_实验环境配置" type="#_x0000_t75" style="height:167.95pt;width:296.7pt;" filled="f" o:preferrelative="t" stroked="f" coordsize="21600,21600">
+          <v:shape id="_x0000_i1034" o:spt="75" alt="experiment_summary_20260503_151433" type="#_x0000_t75" style="height:211.5pt;width:422.95pt;" filled="f" o:preferrelative="t" stroked="f" coordsize="21600,21600">
             <v:path/>
             <v:fill on="f" focussize="0,0"/>
             <v:stroke on="f"/>
-            <v:imagedata r:id="rId24" o:title="表5-1_实验环境配置"/>
+            <v:imagedata r:id="rId24" o:title="experiment_summary_20260503_151433"/>
             <o:lock v:ext="edit" aspectratio="t"/>
             <w10:wrap type="none"/>
             <w10:anchorlock/>
@@ -16554,484 +16982,6 @@
         <w:rPr>
           <w:rFonts w:ascii="Times New Roman" w:hAnsi="Times New Roman" w:eastAsia="宋体" w:cs="Times New Roman"/>
         </w:rPr>
-        <w:t>实验在普通服务器环境下进行，操作系统为主流服务器操作系统，算法实现语言选用 Python，并结合常见的数据处理与计算库完成实验过程。实验环境能够满足算法运行的基本需求，保证实验结果的稳定性和可重复性。</w:t>
-      </w:r>
-    </w:p>
-    <w:p>
-      <w:pPr>
-        <w:pStyle w:val="14"/>
-        <w:keepNext w:val="0"/>
-        <w:keepLines w:val="0"/>
-        <w:pageBreakBefore w:val="0"/>
-        <w:widowControl/>
-        <w:suppressLineNumbers w:val="0"/>
-        <w:kinsoku/>
-        <w:wordWrap/>
-        <w:overflowPunct/>
-        <w:topLinePunct w:val="0"/>
-        <w:autoSpaceDE/>
-        <w:autoSpaceDN/>
-        <w:bidi w:val="0"/>
-        <w:adjustRightInd/>
-        <w:snapToGrid/>
-        <w:spacing w:line="300" w:lineRule="auto"/>
-        <w:ind w:firstLine="420" w:firstLineChars="0"/>
-        <w:textAlignment w:val="auto"/>
-        <w:rPr>
-          <w:rFonts w:ascii="Times New Roman" w:hAnsi="Times New Roman" w:eastAsia="宋体" w:cs="Times New Roman"/>
-        </w:rPr>
-      </w:pPr>
-      <w:r>
-        <w:rPr>
-          <w:rFonts w:ascii="Times New Roman" w:hAnsi="Times New Roman" w:eastAsia="宋体" w:cs="Times New Roman"/>
-        </w:rPr>
-        <w:t>在实验过程中，系统采用单机部署方式，对数据处理、算法计算及结果输出进行统一管理。实验过程中未引入额外的硬件加速设备，以验证算法在一般计算环境下的实际运行效果。</w:t>
-      </w:r>
-    </w:p>
-    <w:p>
-      <w:pPr>
-        <w:pStyle w:val="4"/>
-        <w:keepNext w:val="0"/>
-        <w:keepLines w:val="0"/>
-        <w:widowControl/>
-        <w:suppressLineNumbers w:val="0"/>
-      </w:pPr>
-      <w:r>
-        <w:t>5.1.2 实验数据集构建</w:t>
-      </w:r>
-    </w:p>
-    <w:p>
-      <w:pPr>
-        <w:pStyle w:val="14"/>
-        <w:keepNext w:val="0"/>
-        <w:keepLines w:val="0"/>
-        <w:pageBreakBefore w:val="0"/>
-        <w:widowControl/>
-        <w:suppressLineNumbers w:val="0"/>
-        <w:kinsoku/>
-        <w:wordWrap/>
-        <w:overflowPunct/>
-        <w:topLinePunct w:val="0"/>
-        <w:autoSpaceDE/>
-        <w:autoSpaceDN/>
-        <w:bidi w:val="0"/>
-        <w:adjustRightInd/>
-        <w:snapToGrid/>
-        <w:spacing w:line="300" w:lineRule="auto"/>
-        <w:ind w:firstLine="420" w:firstLineChars="0"/>
-        <w:textAlignment w:val="auto"/>
-        <w:rPr>
-          <w:rFonts w:ascii="Times New Roman" w:hAnsi="Times New Roman" w:eastAsia="宋体" w:cs="Times New Roman"/>
-        </w:rPr>
-      </w:pPr>
-      <w:r>
-        <w:rPr>
-          <w:rFonts w:ascii="Times New Roman" w:hAnsi="Times New Roman" w:eastAsia="宋体" w:cs="Times New Roman"/>
-        </w:rPr>
-        <w:t>由于真实社交媒体平台数据存在隐私和获取难度等问题，本文采用模拟数据与公开数据相结合的方式构建实验数据集。数据集主要包括用户行为数据和信息内容数据两部分。</w:t>
-      </w:r>
-    </w:p>
-    <w:p>
-      <w:pPr>
-        <w:pStyle w:val="14"/>
-        <w:keepNext w:val="0"/>
-        <w:keepLines w:val="0"/>
-        <w:pageBreakBefore w:val="0"/>
-        <w:widowControl/>
-        <w:suppressLineNumbers w:val="0"/>
-        <w:kinsoku/>
-        <w:wordWrap/>
-        <w:overflowPunct/>
-        <w:topLinePunct w:val="0"/>
-        <w:autoSpaceDE/>
-        <w:autoSpaceDN/>
-        <w:bidi w:val="0"/>
-        <w:adjustRightInd/>
-        <w:snapToGrid/>
-        <w:spacing w:line="300" w:lineRule="auto"/>
-        <w:ind w:firstLine="420" w:firstLineChars="0"/>
-        <w:textAlignment w:val="auto"/>
-        <w:rPr>
-          <w:rFonts w:ascii="Times New Roman" w:hAnsi="Times New Roman" w:eastAsia="宋体" w:cs="Times New Roman"/>
-        </w:rPr>
-      </w:pPr>
-      <w:r>
-        <w:rPr>
-          <w:rFonts w:ascii="Times New Roman" w:hAnsi="Times New Roman" w:eastAsia="宋体" w:cs="Times New Roman"/>
-        </w:rPr>
-        <w:t>用户行为数据模拟了用户在社交媒体平台中的浏览、点赞和评论等行为，并包含用户标识、内容标识、行为类型以及时间戳等信息。信息内容数据则通过文本特征方式进行表示，用于模拟平台中的信息资源。</w:t>
-      </w:r>
-    </w:p>
-    <w:p>
-      <w:pPr>
-        <w:pStyle w:val="14"/>
-        <w:keepNext w:val="0"/>
-        <w:keepLines w:val="0"/>
-        <w:pageBreakBefore w:val="0"/>
-        <w:widowControl/>
-        <w:suppressLineNumbers w:val="0"/>
-        <w:kinsoku/>
-        <w:wordWrap/>
-        <w:overflowPunct/>
-        <w:topLinePunct w:val="0"/>
-        <w:autoSpaceDE/>
-        <w:autoSpaceDN/>
-        <w:bidi w:val="0"/>
-        <w:adjustRightInd/>
-        <w:snapToGrid/>
-        <w:spacing w:line="300" w:lineRule="auto"/>
-        <w:ind w:firstLine="420" w:firstLineChars="0"/>
-        <w:textAlignment w:val="auto"/>
-        <w:rPr>
-          <w:rFonts w:ascii="Times New Roman" w:hAnsi="Times New Roman" w:eastAsia="宋体" w:cs="Times New Roman"/>
-        </w:rPr>
-      </w:pPr>
-      <w:r>
-        <w:rPr>
-          <w:rFonts w:ascii="Times New Roman" w:hAnsi="Times New Roman" w:eastAsia="宋体" w:cs="Times New Roman"/>
-        </w:rPr>
-        <w:t>通过对数据集进行合理划分，将其分为训练数据集和测试数据集，以保证实验结果的客观性。</w:t>
-      </w:r>
-    </w:p>
-    <w:p>
-      <w:pPr>
-        <w:keepNext w:val="0"/>
-        <w:keepLines w:val="0"/>
-        <w:widowControl/>
-        <w:suppressLineNumbers w:val="0"/>
-        <w:jc w:val="left"/>
-        <w:outlineLvl w:val="1"/>
-        <w:rPr>
-          <w:rFonts w:hint="default" w:ascii="黑体" w:hAnsi="宋体" w:eastAsia="黑体" w:cs="Times New Roman"/>
-          <w:sz w:val="28"/>
-          <w:lang w:val="en-US" w:eastAsia="zh-CN"/>
-        </w:rPr>
-      </w:pPr>
-      <w:r>
-        <w:rPr>
-          <w:rFonts w:hint="default" w:ascii="黑体" w:hAnsi="宋体" w:eastAsia="黑体" w:cs="Times New Roman"/>
-          <w:sz w:val="28"/>
-          <w:lang w:val="en-US" w:eastAsia="zh-CN"/>
-        </w:rPr>
-        <w:t>5.2 实验方案设计</w:t>
-      </w:r>
-    </w:p>
-    <w:p>
-      <w:pPr>
-        <w:pStyle w:val="4"/>
-        <w:keepNext w:val="0"/>
-        <w:keepLines w:val="0"/>
-        <w:widowControl/>
-        <w:suppressLineNumbers w:val="0"/>
-      </w:pPr>
-      <w:r>
-        <w:t>5.2.1 对比算法选择</w:t>
-      </w:r>
-    </w:p>
-    <w:p>
-      <w:pPr>
-        <w:pStyle w:val="14"/>
-        <w:keepNext w:val="0"/>
-        <w:keepLines w:val="0"/>
-        <w:pageBreakBefore w:val="0"/>
-        <w:widowControl/>
-        <w:suppressLineNumbers w:val="0"/>
-        <w:kinsoku/>
-        <w:wordWrap/>
-        <w:overflowPunct/>
-        <w:topLinePunct w:val="0"/>
-        <w:autoSpaceDE/>
-        <w:autoSpaceDN/>
-        <w:bidi w:val="0"/>
-        <w:adjustRightInd/>
-        <w:snapToGrid/>
-        <w:spacing w:line="300" w:lineRule="auto"/>
-        <w:ind w:firstLine="420" w:firstLineChars="0"/>
-        <w:textAlignment w:val="auto"/>
-        <w:rPr>
-          <w:rFonts w:ascii="Times New Roman" w:hAnsi="Times New Roman" w:eastAsia="宋体" w:cs="Times New Roman"/>
-        </w:rPr>
-      </w:pPr>
-      <w:r>
-        <w:rPr>
-          <w:rFonts w:ascii="Times New Roman" w:hAnsi="Times New Roman" w:eastAsia="宋体" w:cs="Times New Roman"/>
-        </w:rPr>
-        <w:t>为全面评估本文所提出推送算法的性能，实验中选取了以下两种算法作为对比方法：</w:t>
-      </w:r>
-    </w:p>
-    <w:p>
-      <w:pPr>
-        <w:pStyle w:val="14"/>
-        <w:keepNext w:val="0"/>
-        <w:keepLines w:val="0"/>
-        <w:pageBreakBefore w:val="0"/>
-        <w:widowControl/>
-        <w:suppressLineNumbers w:val="0"/>
-        <w:kinsoku/>
-        <w:wordWrap/>
-        <w:overflowPunct/>
-        <w:topLinePunct w:val="0"/>
-        <w:autoSpaceDE/>
-        <w:autoSpaceDN/>
-        <w:bidi w:val="0"/>
-        <w:adjustRightInd/>
-        <w:snapToGrid/>
-        <w:spacing w:line="300" w:lineRule="auto"/>
-        <w:ind w:firstLine="420" w:firstLineChars="0"/>
-        <w:textAlignment w:val="auto"/>
-        <w:rPr>
-          <w:rFonts w:ascii="Times New Roman" w:hAnsi="Times New Roman" w:eastAsia="宋体" w:cs="Times New Roman"/>
-        </w:rPr>
-      </w:pPr>
-      <w:r>
-        <w:rPr>
-          <w:rFonts w:ascii="Times New Roman" w:hAnsi="Times New Roman" w:eastAsia="宋体" w:cs="Times New Roman"/>
-        </w:rPr>
-        <w:t>（1）基于热门内容的推荐算法</w:t>
-      </w:r>
-      <w:r>
-        <w:rPr>
-          <w:rFonts w:ascii="Times New Roman" w:hAnsi="Times New Roman" w:eastAsia="宋体" w:cs="Times New Roman"/>
-        </w:rPr>
-        <w:br w:type="textWrapping"/>
-      </w:r>
-      <w:r>
-        <w:rPr>
-          <w:rFonts w:ascii="Times New Roman" w:hAnsi="Times New Roman" w:eastAsia="宋体" w:cs="Times New Roman"/>
-        </w:rPr>
-        <w:t>该算法不考虑用户个性化行为，仅根据内容的整体热度进行推荐，是社交媒体平台中常见的基础推荐方式。</w:t>
-      </w:r>
-    </w:p>
-    <w:p>
-      <w:pPr>
-        <w:pStyle w:val="14"/>
-        <w:keepNext w:val="0"/>
-        <w:keepLines w:val="0"/>
-        <w:pageBreakBefore w:val="0"/>
-        <w:widowControl/>
-        <w:suppressLineNumbers w:val="0"/>
-        <w:kinsoku/>
-        <w:wordWrap/>
-        <w:overflowPunct/>
-        <w:topLinePunct w:val="0"/>
-        <w:autoSpaceDE/>
-        <w:autoSpaceDN/>
-        <w:bidi w:val="0"/>
-        <w:adjustRightInd/>
-        <w:snapToGrid/>
-        <w:spacing w:line="300" w:lineRule="auto"/>
-        <w:ind w:firstLine="420" w:firstLineChars="0"/>
-        <w:textAlignment w:val="auto"/>
-        <w:rPr>
-          <w:rFonts w:ascii="Times New Roman" w:hAnsi="Times New Roman" w:eastAsia="宋体" w:cs="Times New Roman"/>
-        </w:rPr>
-      </w:pPr>
-      <w:r>
-        <w:rPr>
-          <w:rFonts w:ascii="Times New Roman" w:hAnsi="Times New Roman" w:eastAsia="宋体" w:cs="Times New Roman"/>
-        </w:rPr>
-        <w:t>（2）基于简单协同过滤的推荐算法</w:t>
-      </w:r>
-      <w:r>
-        <w:rPr>
-          <w:rFonts w:ascii="Times New Roman" w:hAnsi="Times New Roman" w:eastAsia="宋体" w:cs="Times New Roman"/>
-        </w:rPr>
-        <w:br w:type="textWrapping"/>
-      </w:r>
-      <w:r>
-        <w:rPr>
-          <w:rFonts w:ascii="Times New Roman" w:hAnsi="Times New Roman" w:eastAsia="宋体" w:cs="Times New Roman"/>
-        </w:rPr>
-        <w:t>该算法利用用户之间的相似性进行推荐，能够在一定程度上实现个性化推荐，但对用户行为变化的响应能力有限。</w:t>
-      </w:r>
-    </w:p>
-    <w:p>
-      <w:pPr>
-        <w:pStyle w:val="14"/>
-        <w:keepNext w:val="0"/>
-        <w:keepLines w:val="0"/>
-        <w:pageBreakBefore w:val="0"/>
-        <w:widowControl/>
-        <w:suppressLineNumbers w:val="0"/>
-        <w:kinsoku/>
-        <w:wordWrap/>
-        <w:overflowPunct/>
-        <w:topLinePunct w:val="0"/>
-        <w:autoSpaceDE/>
-        <w:autoSpaceDN/>
-        <w:bidi w:val="0"/>
-        <w:adjustRightInd/>
-        <w:snapToGrid/>
-        <w:spacing w:line="300" w:lineRule="auto"/>
-        <w:ind w:firstLine="420" w:firstLineChars="0"/>
-        <w:textAlignment w:val="auto"/>
-        <w:rPr>
-          <w:rFonts w:ascii="Times New Roman" w:hAnsi="Times New Roman" w:eastAsia="宋体" w:cs="Times New Roman"/>
-        </w:rPr>
-      </w:pPr>
-      <w:r>
-        <w:rPr>
-          <w:rFonts w:ascii="Times New Roman" w:hAnsi="Times New Roman" w:eastAsia="宋体" w:cs="Times New Roman"/>
-        </w:rPr>
-        <w:t>本文提出的基于用户行为的信息推送算法作为实验组，与上述两种对比算法在相同数据集和实验环境下进行性能对比。</w:t>
-      </w:r>
-    </w:p>
-    <w:p>
-      <w:pPr>
-        <w:pStyle w:val="4"/>
-        <w:keepNext w:val="0"/>
-        <w:keepLines w:val="0"/>
-        <w:widowControl/>
-        <w:suppressLineNumbers w:val="0"/>
-      </w:pPr>
-      <w:r>
-        <w:t>5.2.2 评价指标选取</w:t>
-      </w:r>
-    </w:p>
-    <w:p>
-      <w:pPr>
-        <w:pStyle w:val="14"/>
-        <w:keepNext w:val="0"/>
-        <w:keepLines w:val="0"/>
-        <w:pageBreakBefore w:val="0"/>
-        <w:widowControl/>
-        <w:suppressLineNumbers w:val="0"/>
-        <w:kinsoku/>
-        <w:wordWrap/>
-        <w:overflowPunct/>
-        <w:topLinePunct w:val="0"/>
-        <w:autoSpaceDE/>
-        <w:autoSpaceDN/>
-        <w:bidi w:val="0"/>
-        <w:adjustRightInd/>
-        <w:snapToGrid/>
-        <w:spacing w:line="300" w:lineRule="auto"/>
-        <w:ind w:firstLine="420" w:firstLineChars="0"/>
-        <w:textAlignment w:val="auto"/>
-        <w:rPr>
-          <w:rFonts w:ascii="Times New Roman" w:hAnsi="Times New Roman" w:eastAsia="宋体" w:cs="Times New Roman"/>
-        </w:rPr>
-      </w:pPr>
-      <w:r>
-        <w:rPr>
-          <w:rFonts w:ascii="Times New Roman" w:hAnsi="Times New Roman" w:eastAsia="宋体" w:cs="Times New Roman"/>
-        </w:rPr>
-        <w:t>为了客观评价不同推送算法的性能，本文选取了推荐系统中常用的评价指标进行分析，主要包括推荐准确率和用户满意度两个方面。</w:t>
-      </w:r>
-    </w:p>
-    <w:p>
-      <w:pPr>
-        <w:pStyle w:val="14"/>
-        <w:keepNext w:val="0"/>
-        <w:keepLines w:val="0"/>
-        <w:pageBreakBefore w:val="0"/>
-        <w:widowControl/>
-        <w:suppressLineNumbers w:val="0"/>
-        <w:kinsoku/>
-        <w:wordWrap/>
-        <w:overflowPunct/>
-        <w:topLinePunct w:val="0"/>
-        <w:autoSpaceDE/>
-        <w:autoSpaceDN/>
-        <w:bidi w:val="0"/>
-        <w:adjustRightInd/>
-        <w:snapToGrid/>
-        <w:spacing w:line="300" w:lineRule="auto"/>
-        <w:ind w:firstLine="420" w:firstLineChars="0"/>
-        <w:textAlignment w:val="auto"/>
-        <w:rPr>
-          <w:rFonts w:ascii="Times New Roman" w:hAnsi="Times New Roman" w:eastAsia="宋体" w:cs="Times New Roman"/>
-        </w:rPr>
-      </w:pPr>
-      <w:r>
-        <w:rPr>
-          <w:rFonts w:ascii="Times New Roman" w:hAnsi="Times New Roman" w:eastAsia="宋体" w:cs="Times New Roman"/>
-        </w:rPr>
-        <w:t>推荐准确率用于衡量推荐结果中用户实际感兴趣内容所占比例，能够反映算法对用户兴趣的刻画能力。用户满意度则通过用户对推荐内容的行为反馈进行统计，用于评估算法在实际使用过程中的效果。</w:t>
-      </w:r>
-    </w:p>
-    <w:p>
-      <w:pPr>
-        <w:pStyle w:val="14"/>
-        <w:keepNext w:val="0"/>
-        <w:keepLines w:val="0"/>
-        <w:pageBreakBefore w:val="0"/>
-        <w:widowControl/>
-        <w:suppressLineNumbers w:val="0"/>
-        <w:kinsoku/>
-        <w:wordWrap/>
-        <w:overflowPunct/>
-        <w:topLinePunct w:val="0"/>
-        <w:autoSpaceDE/>
-        <w:autoSpaceDN/>
-        <w:bidi w:val="0"/>
-        <w:adjustRightInd/>
-        <w:snapToGrid/>
-        <w:spacing w:line="300" w:lineRule="auto"/>
-        <w:ind w:firstLine="420" w:firstLineChars="0"/>
-        <w:textAlignment w:val="auto"/>
-        <w:rPr>
-          <w:rFonts w:ascii="Times New Roman" w:hAnsi="Times New Roman" w:eastAsia="宋体" w:cs="Times New Roman"/>
-        </w:rPr>
-      </w:pPr>
-      <w:r>
-        <w:rPr>
-          <w:rFonts w:ascii="Times New Roman" w:hAnsi="Times New Roman" w:eastAsia="宋体" w:cs="Times New Roman"/>
-        </w:rPr>
-        <w:t>通过多指标综合评价，可以较为全面地反映推送算法的性能差异。</w:t>
-      </w:r>
-    </w:p>
-    <w:p>
-      <w:pPr>
-        <w:keepNext w:val="0"/>
-        <w:keepLines w:val="0"/>
-        <w:widowControl/>
-        <w:suppressLineNumbers w:val="0"/>
-        <w:jc w:val="left"/>
-        <w:outlineLvl w:val="1"/>
-        <w:rPr>
-          <w:rFonts w:hint="default" w:ascii="黑体" w:hAnsi="宋体" w:eastAsia="黑体" w:cs="Times New Roman"/>
-          <w:sz w:val="28"/>
-          <w:lang w:val="en-US" w:eastAsia="zh-CN"/>
-        </w:rPr>
-      </w:pPr>
-      <w:r>
-        <w:rPr>
-          <w:rFonts w:hint="default" w:ascii="黑体" w:hAnsi="宋体" w:eastAsia="黑体" w:cs="Times New Roman"/>
-          <w:sz w:val="28"/>
-          <w:lang w:val="en-US" w:eastAsia="zh-CN"/>
-        </w:rPr>
-        <w:t>5.3 算法对比实验分析</w:t>
-      </w:r>
-    </w:p>
-    <w:p>
-      <w:pPr>
-        <w:pStyle w:val="14"/>
-        <w:keepNext w:val="0"/>
-        <w:keepLines w:val="0"/>
-        <w:pageBreakBefore w:val="0"/>
-        <w:widowControl/>
-        <w:suppressLineNumbers w:val="0"/>
-        <w:kinsoku/>
-        <w:wordWrap/>
-        <w:overflowPunct/>
-        <w:topLinePunct w:val="0"/>
-        <w:autoSpaceDE/>
-        <w:autoSpaceDN/>
-        <w:bidi w:val="0"/>
-        <w:adjustRightInd/>
-        <w:snapToGrid/>
-        <w:spacing w:line="300" w:lineRule="auto"/>
-        <w:ind w:firstLine="420" w:firstLineChars="0"/>
-        <w:textAlignment w:val="auto"/>
-        <w:rPr>
-          <w:rFonts w:ascii="Times New Roman" w:hAnsi="Times New Roman" w:eastAsia="宋体" w:cs="Times New Roman"/>
-        </w:rPr>
-      </w:pPr>
-      <w:r>
-        <w:rPr>
-          <w:rFonts w:ascii="Times New Roman" w:hAnsi="Times New Roman" w:eastAsia="宋体" w:cs="Times New Roman"/>
-        </w:rPr>
         <w:t>实验结果表明，基于用户行为的信息推送算法在推荐准确率方面整体优于对比算法。相比基于热门内容的推荐算法，本文算法能够根据用户的历史行为信息进行个性化建模，使推荐内容更符合用户兴趣特征。</w:t>
       </w:r>
     </w:p>
@@ -17159,7 +17109,7 @@
           <w:lang w:eastAsia="zh-CN"/>
         </w:rPr>
         <w:pict>
-          <v:shape id="_x0000_i1061" o:spt="75" alt="图5-2_用户满意度对比" type="#_x0000_t75" style="height:251.5pt;width:422.55pt;" filled="f" o:preferrelative="t" stroked="f" coordsize="21600,21600">
+          <v:shape id="_x0000_i1030" o:spt="75" alt="图5-2_用户满意度对比" type="#_x0000_t75" style="height:251.5pt;width:422.55pt;" filled="f" o:preferrelative="t" stroked="f" coordsize="21600,21600">
             <v:path/>
             <v:fill on="f" focussize="0,0"/>
             <v:stroke on="f"/>
@@ -17191,50 +17141,12 @@
         <w:spacing w:line="300" w:lineRule="auto"/>
         <w:ind w:firstLine="420" w:firstLineChars="0"/>
         <w:textAlignment w:val="auto"/>
-        <w:rPr>
-          <w:rFonts w:ascii="Times New Roman" w:hAnsi="Times New Roman" w:eastAsia="宋体" w:cs="Times New Roman"/>
-        </w:rPr>
       </w:pPr>
       <w:r>
         <w:rPr>
           <w:rFonts w:ascii="Times New Roman" w:hAnsi="Times New Roman" w:eastAsia="宋体" w:cs="Times New Roman"/>
         </w:rPr>
         <w:t>在用户满意度方面，本文从点击率、停留时长、互动率和用户反馈满意度四个维度进行对比，结果如图5-2所示。</w:t>
-      </w:r>
-    </w:p>
-    <w:p>
-      <w:pPr>
-        <w:pStyle w:val="14"/>
-        <w:keepNext w:val="0"/>
-        <w:keepLines w:val="0"/>
-        <w:pageBreakBefore w:val="0"/>
-        <w:widowControl/>
-        <w:suppressLineNumbers w:val="0"/>
-        <w:kinsoku/>
-        <w:wordWrap/>
-        <w:overflowPunct/>
-        <w:topLinePunct w:val="0"/>
-        <w:autoSpaceDE/>
-        <w:autoSpaceDN/>
-        <w:bidi w:val="0"/>
-        <w:adjustRightInd/>
-        <w:snapToGrid/>
-        <w:spacing w:line="300" w:lineRule="auto"/>
-        <w:ind w:firstLine="420" w:firstLineChars="0"/>
-        <w:textAlignment w:val="auto"/>
-      </w:pPr>
-      <w:r>
-        <w:pict>
-          <v:shape id="_x0000_i1063" o:spt="75" type="#_x0000_t75" style="height:235.65pt;width:396pt;" filled="f" o:preferrelative="t" stroked="f" coordsize="21600,21600">
-            <v:path/>
-            <v:fill on="f" focussize="0,0"/>
-            <v:stroke on="f"/>
-            <v:imagedata r:id="rId25" o:title="图5-2_用户满意度对比"/>
-            <o:lock v:ext="edit" aspectratio="t"/>
-            <w10:wrap type="none"/>
-            <w10:anchorlock/>
-          </v:shape>
-        </w:pict>
       </w:r>
     </w:p>
     <w:p>
@@ -17436,7 +17348,7 @@
       </w:pPr>
       <w:r>
         <w:pict>
-          <v:shape id="_x0000_i1064" o:spt="75" type="#_x0000_t75" style="height:235.9pt;width:396pt;" filled="f" o:preferrelative="t" stroked="f" coordsize="21600,21600">
+          <v:shape id="_x0000_i1032" o:spt="75" type="#_x0000_t75" style="height:235.9pt;width:396pt;" filled="f" o:preferrelative="t" stroked="f" coordsize="21600,21600">
             <v:path/>
             <v:fill on="f" focussize="0,0"/>
             <v:stroke on="f"/>
@@ -17524,9 +17436,17 @@
         <w:spacing w:line="300" w:lineRule="auto"/>
         <w:textAlignment w:val="auto"/>
         <w:rPr>
-          <w:rFonts w:ascii="Times New Roman" w:hAnsi="Times New Roman" w:eastAsia="宋体" w:cs="Times New Roman"/>
-        </w:rPr>
-      </w:pPr>
+          <w:rFonts w:hint="default" w:ascii="Times New Roman" w:hAnsi="Times New Roman" w:eastAsia="宋体" w:cs="Times New Roman"/>
+          <w:lang w:val="en-US" w:eastAsia="zh-CN"/>
+        </w:rPr>
+      </w:pPr>
+      <w:r>
+        <w:rPr>
+          <w:rFonts w:hint="eastAsia" w:cs="Times New Roman"/>
+          <w:lang w:val="en-US" w:eastAsia="zh-CN"/>
+        </w:rPr>
+        <w:t xml:space="preserve">                                                                                    </w:t>
+      </w:r>
     </w:p>
     <w:p>
       <w:pPr>
@@ -19698,6 +19618,8 @@
           <w:lang w:val="en-US" w:eastAsia="zh-CN"/>
         </w:rPr>
       </w:pPr>
+      <w:bookmarkStart w:id="1" w:name="_GoBack"/>
+      <w:bookmarkEnd w:id="1"/>
     </w:p>
     <w:sectPr>
       <w:footerReference r:id="rId18" w:type="default"/>
@@ -20237,8 +20159,8 @@
     <w:lsdException w:unhideWhenUsed="0" w:uiPriority="0" w:semiHidden="0" w:name="index 7"/>
     <w:lsdException w:unhideWhenUsed="0" w:uiPriority="0" w:semiHidden="0" w:name="index 8"/>
     <w:lsdException w:unhideWhenUsed="0" w:uiPriority="0" w:semiHidden="0" w:name="index 9"/>
-    <w:lsdException w:unhideWhenUsed="0" w:uiPriority="0" w:semiHidden="0" w:name="toc 1"/>
-    <w:lsdException w:unhideWhenUsed="0" w:uiPriority="0" w:semiHidden="0" w:name="toc 2"/>
+    <w:lsdException w:qFormat="1" w:unhideWhenUsed="0" w:uiPriority="0" w:semiHidden="0" w:name="toc 1"/>
+    <w:lsdException w:qFormat="1" w:unhideWhenUsed="0" w:uiPriority="0" w:semiHidden="0" w:name="toc 2"/>
     <w:lsdException w:unhideWhenUsed="0" w:uiPriority="0" w:semiHidden="0" w:name="toc 3"/>
     <w:lsdException w:unhideWhenUsed="0" w:uiPriority="0" w:semiHidden="0" w:name="toc 4"/>
     <w:lsdException w:unhideWhenUsed="0" w:uiPriority="0" w:semiHidden="0" w:name="toc 5"/>
@@ -20249,8 +20171,8 @@
     <w:lsdException w:unhideWhenUsed="0" w:uiPriority="0" w:semiHidden="0" w:name="Normal Indent"/>
     <w:lsdException w:unhideWhenUsed="0" w:uiPriority="0" w:semiHidden="0" w:name="footnote text"/>
     <w:lsdException w:unhideWhenUsed="0" w:uiPriority="0" w:semiHidden="0" w:name="annotation text"/>
-    <w:lsdException w:unhideWhenUsed="0" w:uiPriority="0" w:semiHidden="0" w:name="header"/>
-    <w:lsdException w:unhideWhenUsed="0" w:uiPriority="0" w:semiHidden="0" w:name="footer"/>
+    <w:lsdException w:qFormat="1" w:unhideWhenUsed="0" w:uiPriority="0" w:semiHidden="0" w:name="header"/>
+    <w:lsdException w:qFormat="1" w:unhideWhenUsed="0" w:uiPriority="0" w:semiHidden="0" w:name="footer"/>
     <w:lsdException w:unhideWhenUsed="0" w:uiPriority="0" w:semiHidden="0" w:name="index heading"/>
     <w:lsdException w:qFormat="1" w:uiPriority="0" w:name="caption"/>
     <w:lsdException w:unhideWhenUsed="0" w:uiPriority="0" w:semiHidden="0" w:name="table of figures"/>
@@ -20259,7 +20181,7 @@
     <w:lsdException w:unhideWhenUsed="0" w:uiPriority="0" w:semiHidden="0" w:name="footnote reference"/>
     <w:lsdException w:unhideWhenUsed="0" w:uiPriority="0" w:semiHidden="0" w:name="annotation reference"/>
     <w:lsdException w:unhideWhenUsed="0" w:uiPriority="0" w:semiHidden="0" w:name="line number"/>
-    <w:lsdException w:unhideWhenUsed="0" w:uiPriority="0" w:semiHidden="0" w:name="page number"/>
+    <w:lsdException w:qFormat="1" w:unhideWhenUsed="0" w:uiPriority="0" w:semiHidden="0" w:name="page number"/>
     <w:lsdException w:unhideWhenUsed="0" w:uiPriority="0" w:semiHidden="0" w:name="endnote reference"/>
     <w:lsdException w:unhideWhenUsed="0" w:uiPriority="0" w:semiHidden="0" w:name="endnote text"/>
     <w:lsdException w:unhideWhenUsed="0" w:uiPriority="0" w:semiHidden="0" w:name="table of authorities"/>
@@ -20283,9 +20205,9 @@
     <w:lsdException w:qFormat="1" w:unhideWhenUsed="0" w:uiPriority="0" w:semiHidden="0" w:name="Title"/>
     <w:lsdException w:unhideWhenUsed="0" w:uiPriority="0" w:semiHidden="0" w:name="Closing"/>
     <w:lsdException w:unhideWhenUsed="0" w:uiPriority="0" w:semiHidden="0" w:name="Signature"/>
-    <w:lsdException w:unhideWhenUsed="0" w:uiPriority="0" w:name="Default Paragraph Font"/>
-    <w:lsdException w:unhideWhenUsed="0" w:uiPriority="0" w:semiHidden="0" w:name="Body Text"/>
-    <w:lsdException w:unhideWhenUsed="0" w:uiPriority="0" w:semiHidden="0" w:name="Body Text Indent"/>
+    <w:lsdException w:qFormat="1" w:unhideWhenUsed="0" w:uiPriority="0" w:name="Default Paragraph Font"/>
+    <w:lsdException w:qFormat="1" w:unhideWhenUsed="0" w:uiPriority="0" w:semiHidden="0" w:name="Body Text"/>
+    <w:lsdException w:qFormat="1" w:unhideWhenUsed="0" w:uiPriority="0" w:semiHidden="0" w:name="Body Text Indent"/>
     <w:lsdException w:unhideWhenUsed="0" w:uiPriority="0" w:semiHidden="0" w:name="List Continue"/>
     <w:lsdException w:unhideWhenUsed="0" w:uiPriority="0" w:semiHidden="0" w:name="List Continue 2"/>
     <w:lsdException w:unhideWhenUsed="0" w:uiPriority="0" w:semiHidden="0" w:name="List Continue 3"/>
@@ -20303,12 +20225,12 @@
     <w:lsdException w:unhideWhenUsed="0" w:uiPriority="0" w:semiHidden="0" w:name="Body Text Indent 2"/>
     <w:lsdException w:unhideWhenUsed="0" w:uiPriority="0" w:semiHidden="0" w:name="Body Text Indent 3"/>
     <w:lsdException w:unhideWhenUsed="0" w:uiPriority="0" w:semiHidden="0" w:name="Block Text"/>
-    <w:lsdException w:unhideWhenUsed="0" w:uiPriority="0" w:semiHidden="0" w:name="Hyperlink"/>
+    <w:lsdException w:qFormat="1" w:unhideWhenUsed="0" w:uiPriority="0" w:semiHidden="0" w:name="Hyperlink"/>
     <w:lsdException w:unhideWhenUsed="0" w:uiPriority="0" w:semiHidden="0" w:name="FollowedHyperlink"/>
     <w:lsdException w:qFormat="1" w:unhideWhenUsed="0" w:uiPriority="0" w:semiHidden="0" w:name="Strong"/>
     <w:lsdException w:qFormat="1" w:unhideWhenUsed="0" w:uiPriority="0" w:semiHidden="0" w:name="Emphasis"/>
     <w:lsdException w:unhideWhenUsed="0" w:uiPriority="0" w:semiHidden="0" w:name="Document Map"/>
-    <w:lsdException w:unhideWhenUsed="0" w:uiPriority="0" w:semiHidden="0" w:name="Plain Text"/>
+    <w:lsdException w:qFormat="1" w:unhideWhenUsed="0" w:uiPriority="0" w:semiHidden="0" w:name="Plain Text"/>
     <w:lsdException w:unhideWhenUsed="0" w:uiPriority="0" w:semiHidden="0" w:name="E-mail Signature"/>
     <w:lsdException w:qFormat="1" w:unhideWhenUsed="0" w:uiPriority="0" w:semiHidden="0" w:name="Normal (Web)"/>
     <w:lsdException w:unhideWhenUsed="0" w:uiPriority="0" w:semiHidden="0" w:name="HTML Acronym"/>
@@ -20317,11 +20239,11 @@
     <w:lsdException w:unhideWhenUsed="0" w:uiPriority="0" w:semiHidden="0" w:name="HTML Code"/>
     <w:lsdException w:unhideWhenUsed="0" w:uiPriority="0" w:semiHidden="0" w:name="HTML Definition"/>
     <w:lsdException w:unhideWhenUsed="0" w:uiPriority="0" w:semiHidden="0" w:name="HTML Keyboard"/>
-    <w:lsdException w:unhideWhenUsed="0" w:uiPriority="0" w:semiHidden="0" w:name="HTML Preformatted"/>
+    <w:lsdException w:qFormat="1" w:unhideWhenUsed="0" w:uiPriority="0" w:semiHidden="0" w:name="HTML Preformatted"/>
     <w:lsdException w:unhideWhenUsed="0" w:uiPriority="0" w:semiHidden="0" w:name="HTML Sample"/>
     <w:lsdException w:unhideWhenUsed="0" w:uiPriority="0" w:semiHidden="0" w:name="HTML Typewriter"/>
     <w:lsdException w:unhideWhenUsed="0" w:uiPriority="0" w:semiHidden="0" w:name="HTML Variable"/>
-    <w:lsdException w:unhideWhenUsed="0" w:uiPriority="0" w:name="Normal Table"/>
+    <w:lsdException w:qFormat="1" w:unhideWhenUsed="0" w:uiPriority="0" w:name="Normal Table"/>
     <w:lsdException w:unhideWhenUsed="0" w:uiPriority="0" w:semiHidden="0" w:name="annotation subject"/>
     <w:lsdException w:unhideWhenUsed="0" w:uiPriority="0" w:semiHidden="0" w:name="Table Simple 1"/>
     <w:lsdException w:unhideWhenUsed="0" w:uiPriority="0" w:semiHidden="0" w:name="Table Simple 2"/>
@@ -20476,7 +20398,7 @@
       <w:jc w:val="both"/>
     </w:pPr>
     <w:rPr>
-      <w:rFonts w:ascii="Times New Roman" w:hAnsi="Times New Roman"/>
+      <w:rFonts w:ascii="Times New Roman" w:hAnsi="Times New Roman" w:eastAsia="宋体" w:cs="Times New Roman"/>
       <w:kern w:val="2"/>
       <w:sz w:val="21"/>
       <w:szCs w:val="24"/>
@@ -20574,14 +20496,15 @@
   <w:style w:type="character" w:default="1" w:styleId="17">
     <w:name w:val="Default Paragraph Font"/>
     <w:semiHidden/>
+    <w:qFormat/>
     <w:uiPriority w:val="0"/>
   </w:style>
   <w:style w:type="table" w:default="1" w:styleId="16">
     <w:name w:val="Normal Table"/>
     <w:semiHidden/>
+    <w:qFormat/>
     <w:uiPriority w:val="0"/>
     <w:tblPr>
-      <w:tblStyle w:val="16"/>
       <w:tblCellMar>
         <w:top w:w="0" w:type="dxa"/>
         <w:left w:w="108" w:type="dxa"/>
@@ -20593,6 +20516,7 @@
   <w:style w:type="paragraph" w:styleId="6">
     <w:name w:val="Body Text"/>
     <w:basedOn w:val="1"/>
+    <w:qFormat/>
     <w:uiPriority w:val="0"/>
     <w:pPr>
       <w:spacing w:after="120"/>
@@ -20601,6 +20525,7 @@
   <w:style w:type="paragraph" w:styleId="7">
     <w:name w:val="Body Text Indent"/>
     <w:basedOn w:val="1"/>
+    <w:qFormat/>
     <w:uiPriority w:val="0"/>
     <w:pPr>
       <w:ind w:firstLine="2325"/>
@@ -20610,6 +20535,7 @@
   <w:style w:type="paragraph" w:styleId="8">
     <w:name w:val="Plain Text"/>
     <w:basedOn w:val="1"/>
+    <w:qFormat/>
     <w:uiPriority w:val="0"/>
     <w:rPr>
       <w:rFonts w:ascii="宋体" w:hAnsi="Courier New"/>
@@ -20618,6 +20544,7 @@
   <w:style w:type="paragraph" w:styleId="9">
     <w:name w:val="footer"/>
     <w:basedOn w:val="1"/>
+    <w:qFormat/>
     <w:uiPriority w:val="0"/>
     <w:pPr>
       <w:tabs>
@@ -20635,6 +20562,7 @@
   <w:style w:type="paragraph" w:styleId="10">
     <w:name w:val="header"/>
     <w:basedOn w:val="1"/>
+    <w:qFormat/>
     <w:uiPriority w:val="0"/>
     <w:pPr>
       <w:pBdr>
@@ -20656,12 +20584,14 @@
     <w:name w:val="toc 1"/>
     <w:basedOn w:val="1"/>
     <w:next w:val="1"/>
+    <w:qFormat/>
     <w:uiPriority w:val="0"/>
   </w:style>
   <w:style w:type="paragraph" w:styleId="12">
     <w:name w:val="toc 2"/>
     <w:basedOn w:val="1"/>
     <w:next w:val="1"/>
+    <w:qFormat/>
     <w:uiPriority w:val="0"/>
     <w:pPr>
       <w:ind w:left="420" w:leftChars="200"/>
@@ -20670,6 +20600,7 @@
   <w:style w:type="paragraph" w:styleId="13">
     <w:name w:val="HTML Preformatted"/>
     <w:basedOn w:val="1"/>
+    <w:qFormat/>
     <w:uiPriority w:val="0"/>
     <w:pPr>
       <w:tabs>
@@ -20742,10 +20673,12 @@
   <w:style w:type="character" w:styleId="19">
     <w:name w:val="page number"/>
     <w:basedOn w:val="17"/>
+    <w:qFormat/>
     <w:uiPriority w:val="0"/>
   </w:style>
   <w:style w:type="character" w:styleId="20">
     <w:name w:val="Hyperlink"/>
+    <w:qFormat/>
     <w:uiPriority w:val="0"/>
     <w:rPr>
       <w:color w:val="0000FF"/>
@@ -20764,6 +20697,7 @@
   <w:style w:type="character" w:customStyle="1" w:styleId="22">
     <w:name w:val="标题 1 Char"/>
     <w:link w:val="2"/>
+    <w:qFormat/>
     <w:uiPriority w:val="0"/>
     <w:rPr>
       <w:b/>
